--- a/docs/operations/release-and-change-management.docx
+++ b/docs/operations/release-and-change-management.docx
@@ -68,6 +68,212 @@
         <w:jc w:val="start"/>
       </w:tblPr>
       <w:tblGrid>
+        <w:gridCol w:w="1584"/>
+        <w:gridCol w:w="1584"/>
+        <w:gridCol w:w="1584"/>
+        <w:gridCol w:w="1584"/>
+        <w:gridCol w:w="1584"/>
+      </w:tblGrid>
+      <w:tr>
+        <w:trPr>
+          <w:tblHeader w:val="true"/>
+          <w:tblHeader w:val="true"/>
+        </w:trPr>
+        <w:tc>
+          <w:tcPr>
+            <w:shd w:val="clear" w:color="auto" w:fill="213368"/>
+          </w:tcPr>
+          <w:p>
+            <w:pPr>
+              <w:pStyle w:val="Compact"/>
+              <w:spacing w:before="20" w:after="20"/>
+              <w:jc w:val="left"/>
+            </w:pPr>
+            <w:r>
+              <w:rPr>
+                <w:b/>
+                <w:color w:val="FFFFFF"/>
+                <w:sz w:val="17"/>
+              </w:rPr>
+              <w:t xml:space="preserve">Document</w:t>
+            </w:r>
+          </w:p>
+        </w:tc>
+        <w:tc>
+          <w:tcPr>
+            <w:shd w:val="clear" w:color="auto" w:fill="213368"/>
+          </w:tcPr>
+          <w:p>
+            <w:pPr>
+              <w:pStyle w:val="Compact"/>
+              <w:spacing w:before="20" w:after="20"/>
+              <w:jc w:val="left"/>
+            </w:pPr>
+            <w:r>
+              <w:rPr>
+                <w:b/>
+                <w:color w:val="FFFFFF"/>
+                <w:sz w:val="17"/>
+              </w:rPr>
+              <w:t xml:space="preserve">Version</w:t>
+            </w:r>
+          </w:p>
+        </w:tc>
+        <w:tc>
+          <w:tcPr>
+            <w:shd w:val="clear" w:color="auto" w:fill="213368"/>
+          </w:tcPr>
+          <w:p>
+            <w:pPr>
+              <w:pStyle w:val="Compact"/>
+              <w:spacing w:before="20" w:after="20"/>
+              <w:jc w:val="left"/>
+            </w:pPr>
+            <w:r>
+              <w:rPr>
+                <w:b/>
+                <w:color w:val="FFFFFF"/>
+                <w:sz w:val="17"/>
+              </w:rPr>
+              <w:t xml:space="preserve">Date</w:t>
+            </w:r>
+          </w:p>
+        </w:tc>
+        <w:tc>
+          <w:tcPr>
+            <w:shd w:val="clear" w:color="auto" w:fill="213368"/>
+          </w:tcPr>
+          <w:p>
+            <w:pPr>
+              <w:pStyle w:val="Compact"/>
+              <w:spacing w:before="20" w:after="20"/>
+              <w:jc w:val="left"/>
+            </w:pPr>
+            <w:r>
+              <w:rPr>
+                <w:b/>
+                <w:color w:val="FFFFFF"/>
+                <w:sz w:val="17"/>
+              </w:rPr>
+              <w:t xml:space="preserve">Owner</w:t>
+            </w:r>
+          </w:p>
+        </w:tc>
+        <w:tc>
+          <w:tcPr>
+            <w:shd w:val="clear" w:color="auto" w:fill="213368"/>
+          </w:tcPr>
+          <w:p>
+            <w:pPr>
+              <w:pStyle w:val="Compact"/>
+              <w:spacing w:before="20" w:after="20"/>
+              <w:jc w:val="left"/>
+            </w:pPr>
+            <w:r>
+              <w:rPr>
+                <w:b/>
+                <w:color w:val="FFFFFF"/>
+                <w:sz w:val="17"/>
+              </w:rPr>
+              <w:t xml:space="preserve">Status</w:t>
+            </w:r>
+          </w:p>
+        </w:tc>
+      </w:tr>
+      <w:tr>
+        <w:tc>
+          <w:tcPr/>
+          <w:p>
+            <w:pPr>
+              <w:pStyle w:val="Compact"/>
+              <w:spacing w:before="20" w:after="20"/>
+              <w:jc w:val="left"/>
+            </w:pPr>
+            <w:r>
+              <w:rPr>
+                <w:sz w:val="17"/>
+              </w:rPr>
+              <w:t xml:space="preserve">Release and Change Management</w:t>
+            </w:r>
+          </w:p>
+        </w:tc>
+        <w:tc>
+          <w:tcPr>
+            <w:noWrap/>
+          </w:tcPr>
+          <w:p>
+            <w:pPr>
+              <w:pStyle w:val="Compact"/>
+              <w:spacing w:before="20" w:after="20"/>
+              <w:jc w:val="left"/>
+            </w:pPr>
+            <w:r>
+              <w:rPr>
+                <w:sz w:val="17"/>
+              </w:rPr>
+              <w:t xml:space="preserve">1.0</w:t>
+            </w:r>
+          </w:p>
+        </w:tc>
+        <w:tc>
+          <w:tcPr/>
+          <w:p>
+            <w:pPr>
+              <w:pStyle w:val="Compact"/>
+              <w:spacing w:before="20" w:after="20"/>
+              <w:jc w:val="left"/>
+            </w:pPr>
+            <w:r>
+              <w:rPr>
+                <w:sz w:val="17"/>
+              </w:rPr>
+              <w:t xml:space="preserve">07 October 2026</w:t>
+            </w:r>
+          </w:p>
+        </w:tc>
+        <w:tc>
+          <w:tcPr/>
+          <w:p>
+            <w:pPr>
+              <w:pStyle w:val="Compact"/>
+              <w:spacing w:before="20" w:after="20"/>
+              <w:jc w:val="left"/>
+            </w:pPr>
+            <w:r>
+              <w:rPr>
+                <w:sz w:val="17"/>
+              </w:rPr>
+              <w:t xml:space="preserve">Release Manager (iorta TechNXT during build and hypercare, then TASCO IT)</w:t>
+            </w:r>
+          </w:p>
+        </w:tc>
+        <w:tc>
+          <w:tcPr/>
+          <w:p>
+            <w:pPr>
+              <w:pStyle w:val="Compact"/>
+              <w:spacing w:before="20" w:after="20"/>
+              <w:jc w:val="left"/>
+            </w:pPr>
+            <w:r>
+              <w:rPr>
+                <w:sz w:val="17"/>
+              </w:rPr>
+              <w:t xml:space="preserve">Issued for submission</w:t>
+            </w:r>
+          </w:p>
+        </w:tc>
+      </w:tr>
+    </w:tbl>
+    <w:p/>
+    <w:tbl>
+      <w:tblPr>
+        <w:tblStyle w:val="Table"/>
+        <w:tblW w:type="pct" w:w="5000"/>
+        <w:tblLook w:firstRow="1" w:lastRow="0" w:firstColumn="0" w:lastColumn="0" w:noHBand="0" w:noVBand="0" w:val="0020"/>
+        <w:jc w:val="start"/>
+      </w:tblPr>
+      <w:tblGrid>
         <w:gridCol w:w="3960"/>
         <w:gridCol w:w="3960"/>
       </w:tblGrid>
@@ -83,12 +289,14 @@
           <w:p>
             <w:pPr>
               <w:pStyle w:val="Compact"/>
+              <w:spacing w:before="20" w:after="20"/>
               <w:jc w:val="left"/>
             </w:pPr>
             <w:r>
               <w:rPr>
                 <w:b/>
                 <w:color w:val="FFFFFF"/>
+                <w:sz w:val="18"/>
               </w:rPr>
               <w:t xml:space="preserve">Item</w:t>
             </w:r>
@@ -101,12 +309,14 @@
           <w:p>
             <w:pPr>
               <w:pStyle w:val="Compact"/>
+              <w:spacing w:before="20" w:after="20"/>
               <w:jc w:val="left"/>
             </w:pPr>
             <w:r>
               <w:rPr>
                 <w:b/>
                 <w:color w:val="FFFFFF"/>
+                <w:sz w:val="18"/>
               </w:rPr>
               <w:t xml:space="preserve">Value</w:t>
             </w:r>
@@ -115,65 +325,55 @@
       </w:tr>
       <w:tr>
         <w:tc>
-          <w:tcPr/>
-          <w:p>
-            <w:pPr>
-              <w:pStyle w:val="Compact"/>
-              <w:jc w:val="left"/>
-            </w:pPr>
-            <w:r>
-              <w:t xml:space="preserve">Owner</w:t>
-            </w:r>
-          </w:p>
-        </w:tc>
-        <w:tc>
-          <w:tcPr/>
-          <w:p>
-            <w:pPr>
-              <w:pStyle w:val="Compact"/>
-              <w:jc w:val="left"/>
-            </w:pPr>
-            <w:r>
-              <w:t xml:space="preserve">Release Manager (iorta TechNXT during build and hypercare → TASCO IT)</w:t>
+          <w:tcPr>
+            <w:noWrap/>
+          </w:tcPr>
+          <w:p>
+            <w:pPr>
+              <w:pStyle w:val="Compact"/>
+              <w:spacing w:before="20" w:after="20"/>
+              <w:jc w:val="left"/>
+            </w:pPr>
+            <w:r>
+              <w:rPr>
+                <w:sz w:val="18"/>
+              </w:rPr>
+              <w:t xml:space="preserve">Approvers</w:t>
+            </w:r>
+          </w:p>
+        </w:tc>
+        <w:tc>
+          <w:tcPr/>
+          <w:p>
+            <w:pPr>
+              <w:pStyle w:val="Compact"/>
+              <w:spacing w:before="20" w:after="20"/>
+              <w:jc w:val="left"/>
+            </w:pPr>
+            <w:r>
+              <w:rPr>
+                <w:sz w:val="18"/>
+              </w:rPr>
+              <w:t xml:space="preserve">Change Advisory Board (CAB): TASCO IT Head (chair), TASCO PO, Compliance, Security, VETC IT (for changes affecting VETC interfaces), iorta Tech Lead</w:t>
             </w:r>
           </w:p>
         </w:tc>
       </w:tr>
       <w:tr>
         <w:tc>
-          <w:tcPr/>
-          <w:p>
-            <w:pPr>
-              <w:pStyle w:val="Compact"/>
-              <w:jc w:val="left"/>
-            </w:pPr>
-            <w:r>
-              <w:t xml:space="preserve">Approvers</w:t>
-            </w:r>
-          </w:p>
-        </w:tc>
-        <w:tc>
-          <w:tcPr/>
-          <w:p>
-            <w:pPr>
-              <w:pStyle w:val="Compact"/>
-              <w:jc w:val="left"/>
-            </w:pPr>
-            <w:r>
-              <w:t xml:space="preserve">Change Advisory Board (CAB): TASCO IT Head (chair), TASCO PO, Compliance, Security, VETC IT (for changes affecting VETC interfaces), iorta Tech Lead</w:t>
-            </w:r>
-          </w:p>
-        </w:tc>
-      </w:tr>
-      <w:tr>
-        <w:tc>
-          <w:tcPr/>
-          <w:p>
-            <w:pPr>
-              <w:pStyle w:val="Compact"/>
-              <w:jc w:val="left"/>
-            </w:pPr>
-            <w:r>
+          <w:tcPr>
+            <w:noWrap/>
+          </w:tcPr>
+          <w:p>
+            <w:pPr>
+              <w:pStyle w:val="Compact"/>
+              <w:spacing w:before="20" w:after="20"/>
+              <w:jc w:val="left"/>
+            </w:pPr>
+            <w:r>
+              <w:rPr>
+                <w:sz w:val="18"/>
+              </w:rPr>
               <w:t xml:space="preserve">Related</w:t>
             </w:r>
           </w:p>
@@ -183,6 +383,7 @@
           <w:p>
             <w:pPr>
               <w:pStyle w:val="Compact"/>
+              <w:spacing w:before="20" w:after="20"/>
               <w:jc w:val="left"/>
             </w:pPr>
             <w:hyperlink r:id="rId20">
@@ -190,16 +391,25 @@
                 <w:rPr>
                   <w:rStyle w:val="Hyperlink"/>
                 </w:rPr>
-                <w:t xml:space="preserve">Test strategy</w:t>
+                <w:t xml:space="preserve">Test Strategy</w:t>
               </w:r>
             </w:hyperlink>
             <w:r>
-              <w:t xml:space="preserve"> </w:t>
-            </w:r>
-            <w:r>
+              <w:rPr>
+                <w:sz w:val="18"/>
+              </w:rPr>
+              <w:t xml:space="preserve"> </w:t>
+            </w:r>
+            <w:r>
+              <w:rPr>
+                <w:sz w:val="18"/>
+              </w:rPr>
               <w:t xml:space="preserve">(CI gates) ·</w:t>
             </w:r>
             <w:r>
+              <w:rPr>
+                <w:sz w:val="18"/>
+              </w:rPr>
               <w:t xml:space="preserve"> </w:t>
             </w:r>
             <w:hyperlink r:id="rId21">
@@ -207,16 +417,25 @@
                 <w:rPr>
                   <w:rStyle w:val="Hyperlink"/>
                 </w:rPr>
-                <w:t xml:space="preserve">Go-live plan</w:t>
+                <w:t xml:space="preserve">Go-Live and Hypercare Plan</w:t>
               </w:r>
             </w:hyperlink>
             <w:r>
-              <w:t xml:space="preserve"> </w:t>
-            </w:r>
-            <w:r>
+              <w:rPr>
+                <w:sz w:val="18"/>
+              </w:rPr>
+              <w:t xml:space="preserve"> </w:t>
+            </w:r>
+            <w:r>
+              <w:rPr>
+                <w:sz w:val="18"/>
+              </w:rPr>
               <w:t xml:space="preserve">·</w:t>
             </w:r>
             <w:r>
+              <w:rPr>
+                <w:sz w:val="18"/>
+              </w:rPr>
               <w:t xml:space="preserve"> </w:t>
             </w:r>
             <w:hyperlink r:id="rId22">
@@ -224,7 +443,7 @@
                 <w:rPr>
                   <w:rStyle w:val="Hyperlink"/>
                 </w:rPr>
-                <w:t xml:space="preserve">Runbook</w:t>
+                <w:t xml:space="preserve">Runbook and Support Guide</w:t>
               </w:r>
             </w:hyperlink>
           </w:p>
@@ -308,6 +527,7 @@
           <w:p>
             <w:pPr>
               <w:pStyle w:val="Compact"/>
+              <w:spacing w:before="20" w:after="20"/>
             </w:pPr>
           </w:p>
         </w:tc>
@@ -318,12 +538,14 @@
           <w:p>
             <w:pPr>
               <w:pStyle w:val="Compact"/>
+              <w:spacing w:before="20" w:after="20"/>
               <w:jc w:val="left"/>
             </w:pPr>
             <w:r>
               <w:rPr>
                 <w:b/>
                 <w:color w:val="FFFFFF"/>
+                <w:sz w:val="18"/>
               </w:rPr>
               <w:t xml:space="preserve">Code / configuration change</w:t>
             </w:r>
@@ -336,12 +558,14 @@
           <w:p>
             <w:pPr>
               <w:pStyle w:val="Compact"/>
+              <w:spacing w:before="20" w:after="20"/>
               <w:jc w:val="left"/>
             </w:pPr>
             <w:r>
               <w:rPr>
                 <w:b/>
                 <w:color w:val="FFFFFF"/>
+                <w:sz w:val="18"/>
               </w:rPr>
               <w:t xml:space="preserve">Business-rule change</w:t>
             </w:r>
@@ -350,13 +574,19 @@
       </w:tr>
       <w:tr>
         <w:tc>
-          <w:tcPr/>
-          <w:p>
-            <w:pPr>
-              <w:pStyle w:val="Compact"/>
-              <w:jc w:val="left"/>
-            </w:pPr>
-            <w:r>
+          <w:tcPr>
+            <w:noWrap/>
+          </w:tcPr>
+          <w:p>
+            <w:pPr>
+              <w:pStyle w:val="Compact"/>
+              <w:spacing w:before="20" w:after="20"/>
+              <w:jc w:val="left"/>
+            </w:pPr>
+            <w:r>
+              <w:rPr>
+                <w:sz w:val="18"/>
+              </w:rPr>
               <w:t xml:space="preserve">What</w:t>
             </w:r>
           </w:p>
@@ -366,66 +596,102 @@
           <w:p>
             <w:pPr>
               <w:pStyle w:val="Compact"/>
-              <w:jc w:val="left"/>
-            </w:pPr>
-            <w:r>
-              <w:rPr>
-                <w:rStyle w:val="VerbatimChar"/>
+              <w:spacing w:before="20" w:after="20"/>
+              <w:jc w:val="left"/>
+            </w:pPr>
+            <w:r>
+              <w:rPr>
+                <w:rStyle w:val="VerbatimChar"/>
+                <w:sz w:val="18"/>
               </w:rPr>
               <w:t xml:space="preserve">src/**</w:t>
             </w:r>
             <w:r>
+              <w:rPr>
+                <w:sz w:val="18"/>
+              </w:rPr>
               <w:t xml:space="preserve">,</w:t>
             </w:r>
             <w:r>
-              <w:t xml:space="preserve"> </w:t>
-            </w:r>
-            <w:r>
-              <w:rPr>
-                <w:rStyle w:val="VerbatimChar"/>
+              <w:rPr>
+                <w:sz w:val="18"/>
+              </w:rPr>
+              <w:t xml:space="preserve"> </w:t>
+            </w:r>
+            <w:r>
+              <w:rPr>
+                <w:rStyle w:val="VerbatimChar"/>
+                <w:sz w:val="18"/>
               </w:rPr>
               <w:t xml:space="preserve">db/migrations/*.sql</w:t>
             </w:r>
             <w:r>
+              <w:rPr>
+                <w:sz w:val="18"/>
+              </w:rPr>
               <w:t xml:space="preserve">,</w:t>
             </w:r>
             <w:r>
-              <w:t xml:space="preserve"> </w:t>
-            </w:r>
-            <w:r>
-              <w:rPr>
-                <w:rStyle w:val="VerbatimChar"/>
+              <w:rPr>
+                <w:sz w:val="18"/>
+              </w:rPr>
+              <w:t xml:space="preserve"> </w:t>
+            </w:r>
+            <w:r>
+              <w:rPr>
+                <w:rStyle w:val="VerbatimChar"/>
+                <w:sz w:val="18"/>
               </w:rPr>
               <w:t xml:space="preserve">config/security/rbac.json</w:t>
             </w:r>
             <w:r>
-              <w:t xml:space="preserve"> </w:t>
-            </w:r>
-            <w:r>
+              <w:rPr>
+                <w:sz w:val="18"/>
+              </w:rPr>
+              <w:t xml:space="preserve"> </w:t>
+            </w:r>
+            <w:r>
+              <w:rPr>
+                <w:sz w:val="18"/>
+              </w:rPr>
               <w:t xml:space="preserve">(security config is code),</w:t>
             </w:r>
             <w:r>
-              <w:t xml:space="preserve"> </w:t>
-            </w:r>
-            <w:r>
-              <w:rPr>
-                <w:rStyle w:val="VerbatimChar"/>
+              <w:rPr>
+                <w:sz w:val="18"/>
+              </w:rPr>
+              <w:t xml:space="preserve"> </w:t>
+            </w:r>
+            <w:r>
+              <w:rPr>
+                <w:rStyle w:val="VerbatimChar"/>
+                <w:sz w:val="18"/>
               </w:rPr>
               <w:t xml:space="preserve">Dockerfile</w:t>
             </w:r>
             <w:r>
+              <w:rPr>
+                <w:sz w:val="18"/>
+              </w:rPr>
               <w:t xml:space="preserve">,</w:t>
             </w:r>
             <w:r>
-              <w:t xml:space="preserve"> </w:t>
-            </w:r>
-            <w:r>
-              <w:rPr>
-                <w:rStyle w:val="VerbatimChar"/>
+              <w:rPr>
+                <w:sz w:val="18"/>
+              </w:rPr>
+              <w:t xml:space="preserve"> </w:t>
+            </w:r>
+            <w:r>
+              <w:rPr>
+                <w:rStyle w:val="VerbatimChar"/>
+                <w:sz w:val="18"/>
               </w:rPr>
               <w:t xml:space="preserve">deploy/**</w:t>
             </w:r>
             <w:r>
+              <w:rPr>
+                <w:sz w:val="18"/>
+              </w:rPr>
               <w:t xml:space="preserve">, environment variables and secrets, dependencies</w:t>
             </w:r>
           </w:p>
@@ -435,255 +701,405 @@
           <w:p>
             <w:pPr>
               <w:pStyle w:val="Compact"/>
-              <w:jc w:val="left"/>
-            </w:pPr>
-            <w:r>
+              <w:spacing w:before="20" w:after="20"/>
+              <w:jc w:val="left"/>
+            </w:pPr>
+            <w:r>
+              <w:rPr>
+                <w:sz w:val="18"/>
+              </w:rPr>
               <w:t xml:space="preserve">Any of the 21 rule kinds stored in the</w:t>
             </w:r>
             <w:r>
-              <w:t xml:space="preserve"> </w:t>
-            </w:r>
-            <w:r>
-              <w:rPr>
-                <w:rStyle w:val="VerbatimChar"/>
+              <w:rPr>
+                <w:sz w:val="18"/>
+              </w:rPr>
+              <w:t xml:space="preserve"> </w:t>
+            </w:r>
+            <w:r>
+              <w:rPr>
+                <w:rStyle w:val="VerbatimChar"/>
+                <w:sz w:val="18"/>
               </w:rPr>
               <w:t xml:space="preserve">rulesets</w:t>
             </w:r>
             <w:r>
-              <w:t xml:space="preserve"> </w:t>
-            </w:r>
-            <w:r>
+              <w:rPr>
+                <w:sz w:val="18"/>
+              </w:rPr>
+              <w:t xml:space="preserve"> </w:t>
+            </w:r>
+            <w:r>
+              <w:rPr>
+                <w:sz w:val="18"/>
+              </w:rPr>
               <w:t xml:space="preserve">table:</w:t>
             </w:r>
             <w:r>
-              <w:t xml:space="preserve"> </w:t>
-            </w:r>
-            <w:r>
-              <w:rPr>
-                <w:rStyle w:val="VerbatimChar"/>
+              <w:rPr>
+                <w:sz w:val="18"/>
+              </w:rPr>
+              <w:t xml:space="preserve"> </w:t>
+            </w:r>
+            <w:r>
+              <w:rPr>
+                <w:rStyle w:val="VerbatimChar"/>
+                <w:sz w:val="18"/>
               </w:rPr>
               <w:t xml:space="preserve">scoring</w:t>
             </w:r>
             <w:r>
+              <w:rPr>
+                <w:sz w:val="18"/>
+              </w:rPr>
               <w:t xml:space="preserve">,</w:t>
             </w:r>
             <w:r>
-              <w:t xml:space="preserve"> </w:t>
-            </w:r>
-            <w:r>
-              <w:rPr>
-                <w:rStyle w:val="VerbatimChar"/>
+              <w:rPr>
+                <w:sz w:val="18"/>
+              </w:rPr>
+              <w:t xml:space="preserve"> </w:t>
+            </w:r>
+            <w:r>
+              <w:rPr>
+                <w:rStyle w:val="VerbatimChar"/>
+                <w:sz w:val="18"/>
               </w:rPr>
               <w:t xml:space="preserve">nba</w:t>
             </w:r>
             <w:r>
+              <w:rPr>
+                <w:sz w:val="18"/>
+              </w:rPr>
               <w:t xml:space="preserve">,</w:t>
             </w:r>
             <w:r>
-              <w:t xml:space="preserve"> </w:t>
-            </w:r>
-            <w:r>
-              <w:rPr>
-                <w:rStyle w:val="VerbatimChar"/>
+              <w:rPr>
+                <w:sz w:val="18"/>
+              </w:rPr>
+              <w:t xml:space="preserve"> </w:t>
+            </w:r>
+            <w:r>
+              <w:rPr>
+                <w:rStyle w:val="VerbatimChar"/>
+                <w:sz w:val="18"/>
               </w:rPr>
               <w:t xml:space="preserve">journeys</w:t>
             </w:r>
             <w:r>
+              <w:rPr>
+                <w:sz w:val="18"/>
+              </w:rPr>
               <w:t xml:space="preserve">,</w:t>
             </w:r>
             <w:r>
-              <w:t xml:space="preserve"> </w:t>
-            </w:r>
-            <w:r>
-              <w:rPr>
-                <w:rStyle w:val="VerbatimChar"/>
+              <w:rPr>
+                <w:sz w:val="18"/>
+              </w:rPr>
+              <w:t xml:space="preserve"> </w:t>
+            </w:r>
+            <w:r>
+              <w:rPr>
+                <w:rStyle w:val="VerbatimChar"/>
+                <w:sz w:val="18"/>
               </w:rPr>
               <w:t xml:space="preserve">triggers</w:t>
             </w:r>
             <w:r>
+              <w:rPr>
+                <w:sz w:val="18"/>
+              </w:rPr>
               <w:t xml:space="preserve">,</w:t>
             </w:r>
             <w:r>
-              <w:t xml:space="preserve"> </w:t>
-            </w:r>
-            <w:r>
-              <w:rPr>
-                <w:rStyle w:val="VerbatimChar"/>
+              <w:rPr>
+                <w:sz w:val="18"/>
+              </w:rPr>
+              <w:t xml:space="preserve"> </w:t>
+            </w:r>
+            <w:r>
+              <w:rPr>
+                <w:rStyle w:val="VerbatimChar"/>
+                <w:sz w:val="18"/>
               </w:rPr>
               <w:t xml:space="preserve">benefits</w:t>
             </w:r>
             <w:r>
+              <w:rPr>
+                <w:sz w:val="18"/>
+              </w:rPr>
               <w:t xml:space="preserve">,</w:t>
             </w:r>
             <w:r>
-              <w:t xml:space="preserve"> </w:t>
-            </w:r>
-            <w:r>
-              <w:rPr>
-                <w:rStyle w:val="VerbatimChar"/>
+              <w:rPr>
+                <w:sz w:val="18"/>
+              </w:rPr>
+              <w:t xml:space="preserve"> </w:t>
+            </w:r>
+            <w:r>
+              <w:rPr>
+                <w:rStyle w:val="VerbatimChar"/>
+                <w:sz w:val="18"/>
               </w:rPr>
               <w:t xml:space="preserve">contact_policy</w:t>
             </w:r>
             <w:r>
+              <w:rPr>
+                <w:sz w:val="18"/>
+              </w:rPr>
               <w:t xml:space="preserve">,</w:t>
             </w:r>
             <w:r>
-              <w:t xml:space="preserve"> </w:t>
-            </w:r>
-            <w:r>
-              <w:rPr>
-                <w:rStyle w:val="VerbatimChar"/>
+              <w:rPr>
+                <w:sz w:val="18"/>
+              </w:rPr>
+              <w:t xml:space="preserve"> </w:t>
+            </w:r>
+            <w:r>
+              <w:rPr>
+                <w:rStyle w:val="VerbatimChar"/>
+                <w:sz w:val="18"/>
               </w:rPr>
               <w:t xml:space="preserve">copy_guard</w:t>
             </w:r>
             <w:r>
+              <w:rPr>
+                <w:sz w:val="18"/>
+              </w:rPr>
               <w:t xml:space="preserve">,</w:t>
             </w:r>
             <w:r>
-              <w:t xml:space="preserve"> </w:t>
-            </w:r>
-            <w:r>
-              <w:rPr>
-                <w:rStyle w:val="VerbatimChar"/>
+              <w:rPr>
+                <w:sz w:val="18"/>
+              </w:rPr>
+              <w:t xml:space="preserve"> </w:t>
+            </w:r>
+            <w:r>
+              <w:rPr>
+                <w:rStyle w:val="VerbatimChar"/>
+                <w:sz w:val="18"/>
               </w:rPr>
               <w:t xml:space="preserve">content.messages</w:t>
             </w:r>
             <w:r>
+              <w:rPr>
+                <w:sz w:val="18"/>
+              </w:rPr>
               <w:t xml:space="preserve">,</w:t>
             </w:r>
             <w:r>
-              <w:t xml:space="preserve"> </w:t>
-            </w:r>
-            <w:r>
-              <w:rPr>
-                <w:rStyle w:val="VerbatimChar"/>
+              <w:rPr>
+                <w:sz w:val="18"/>
+              </w:rPr>
+              <w:t xml:space="preserve"> </w:t>
+            </w:r>
+            <w:r>
+              <w:rPr>
+                <w:rStyle w:val="VerbatimChar"/>
+                <w:sz w:val="18"/>
               </w:rPr>
               <w:t xml:space="preserve">content.voicebot</w:t>
             </w:r>
             <w:r>
+              <w:rPr>
+                <w:sz w:val="18"/>
+              </w:rPr>
               <w:t xml:space="preserve">,</w:t>
             </w:r>
             <w:r>
-              <w:t xml:space="preserve"> </w:t>
-            </w:r>
-            <w:r>
-              <w:rPr>
-                <w:rStyle w:val="VerbatimChar"/>
+              <w:rPr>
+                <w:sz w:val="18"/>
+              </w:rPr>
+              <w:t xml:space="preserve"> </w:t>
+            </w:r>
+            <w:r>
+              <w:rPr>
+                <w:rStyle w:val="VerbatimChar"/>
+                <w:sz w:val="18"/>
               </w:rPr>
               <w:t xml:space="preserve">products</w:t>
             </w:r>
             <w:r>
+              <w:rPr>
+                <w:sz w:val="18"/>
+              </w:rPr>
               <w:t xml:space="preserve">,</w:t>
             </w:r>
             <w:r>
-              <w:t xml:space="preserve"> </w:t>
-            </w:r>
-            <w:r>
-              <w:rPr>
-                <w:rStyle w:val="VerbatimChar"/>
+              <w:rPr>
+                <w:sz w:val="18"/>
+              </w:rPr>
+              <w:t xml:space="preserve"> </w:t>
+            </w:r>
+            <w:r>
+              <w:rPr>
+                <w:rStyle w:val="VerbatimChar"/>
+                <w:sz w:val="18"/>
               </w:rPr>
               <w:t xml:space="preserve">tariff.*</w:t>
             </w:r>
             <w:r>
+              <w:rPr>
+                <w:sz w:val="18"/>
+              </w:rPr>
               <w:t xml:space="preserve">,</w:t>
             </w:r>
             <w:r>
-              <w:t xml:space="preserve"> </w:t>
-            </w:r>
-            <w:r>
-              <w:rPr>
-                <w:rStyle w:val="VerbatimChar"/>
+              <w:rPr>
+                <w:sz w:val="18"/>
+              </w:rPr>
+              <w:t xml:space="preserve"> </w:t>
+            </w:r>
+            <w:r>
+              <w:rPr>
+                <w:rStyle w:val="VerbatimChar"/>
+                <w:sz w:val="18"/>
               </w:rPr>
               <w:t xml:space="preserve">rating.*</w:t>
             </w:r>
             <w:r>
+              <w:rPr>
+                <w:sz w:val="18"/>
+              </w:rPr>
               <w:t xml:space="preserve">,</w:t>
             </w:r>
             <w:r>
-              <w:t xml:space="preserve"> </w:t>
-            </w:r>
-            <w:r>
-              <w:rPr>
-                <w:rStyle w:val="VerbatimChar"/>
+              <w:rPr>
+                <w:sz w:val="18"/>
+              </w:rPr>
+              <w:t xml:space="preserve"> </w:t>
+            </w:r>
+            <w:r>
+              <w:rPr>
+                <w:rStyle w:val="VerbatimChar"/>
+                <w:sz w:val="18"/>
               </w:rPr>
               <w:t xml:space="preserve">commission</w:t>
             </w:r>
             <w:r>
+              <w:rPr>
+                <w:sz w:val="18"/>
+              </w:rPr>
               <w:t xml:space="preserve">,</w:t>
             </w:r>
             <w:r>
-              <w:t xml:space="preserve"> </w:t>
-            </w:r>
-            <w:r>
-              <w:rPr>
-                <w:rStyle w:val="VerbatimChar"/>
+              <w:rPr>
+                <w:sz w:val="18"/>
+              </w:rPr>
+              <w:t xml:space="preserve"> </w:t>
+            </w:r>
+            <w:r>
+              <w:rPr>
+                <w:rStyle w:val="VerbatimChar"/>
+                <w:sz w:val="18"/>
               </w:rPr>
               <w:t xml:space="preserve">enrichment</w:t>
             </w:r>
             <w:r>
+              <w:rPr>
+                <w:sz w:val="18"/>
+              </w:rPr>
               <w:t xml:space="preserve">,</w:t>
             </w:r>
             <w:r>
-              <w:t xml:space="preserve"> </w:t>
-            </w:r>
-            <w:r>
-              <w:rPr>
-                <w:rStyle w:val="VerbatimChar"/>
+              <w:rPr>
+                <w:sz w:val="18"/>
+              </w:rPr>
+              <w:t xml:space="preserve"> </w:t>
+            </w:r>
+            <w:r>
+              <w:rPr>
+                <w:rStyle w:val="VerbatimChar"/>
+                <w:sz w:val="18"/>
               </w:rPr>
               <w:t xml:space="preserve">abac</w:t>
             </w:r>
             <w:r>
+              <w:rPr>
+                <w:sz w:val="18"/>
+              </w:rPr>
               <w:t xml:space="preserve">,</w:t>
             </w:r>
             <w:r>
-              <w:t xml:space="preserve"> </w:t>
-            </w:r>
-            <w:r>
-              <w:rPr>
-                <w:rStyle w:val="VerbatimChar"/>
+              <w:rPr>
+                <w:sz w:val="18"/>
+              </w:rPr>
+              <w:t xml:space="preserve"> </w:t>
+            </w:r>
+            <w:r>
+              <w:rPr>
+                <w:rStyle w:val="VerbatimChar"/>
+                <w:sz w:val="18"/>
               </w:rPr>
               <w:t xml:space="preserve">retention</w:t>
             </w:r>
             <w:r>
+              <w:rPr>
+                <w:sz w:val="18"/>
+              </w:rPr>
               <w:t xml:space="preserve">,</w:t>
             </w:r>
             <w:r>
-              <w:t xml:space="preserve"> </w:t>
-            </w:r>
-            <w:r>
-              <w:rPr>
-                <w:rStyle w:val="VerbatimChar"/>
+              <w:rPr>
+                <w:sz w:val="18"/>
+              </w:rPr>
+              <w:t xml:space="preserve"> </w:t>
+            </w:r>
+            <w:r>
+              <w:rPr>
+                <w:rStyle w:val="VerbatimChar"/>
+                <w:sz w:val="18"/>
               </w:rPr>
               <w:t xml:space="preserve">costs</w:t>
             </w:r>
             <w:r>
+              <w:rPr>
+                <w:sz w:val="18"/>
+              </w:rPr>
               <w:t xml:space="preserve">,</w:t>
             </w:r>
             <w:r>
-              <w:t xml:space="preserve"> </w:t>
-            </w:r>
-            <w:r>
-              <w:rPr>
-                <w:rStyle w:val="VerbatimChar"/>
+              <w:rPr>
+                <w:sz w:val="18"/>
+              </w:rPr>
+              <w:t xml:space="preserve"> </w:t>
+            </w:r>
+            <w:r>
+              <w:rPr>
+                <w:rStyle w:val="VerbatimChar"/>
+                <w:sz w:val="18"/>
               </w:rPr>
               <w:t xml:space="preserve">referral</w:t>
             </w:r>
             <w:r>
+              <w:rPr>
+                <w:sz w:val="18"/>
+              </w:rPr>
               <w:t xml:space="preserve">,</w:t>
             </w:r>
             <w:r>
-              <w:t xml:space="preserve"> </w:t>
-            </w:r>
-            <w:r>
-              <w:rPr>
-                <w:rStyle w:val="VerbatimChar"/>
+              <w:rPr>
+                <w:sz w:val="18"/>
+              </w:rPr>
+              <w:t xml:space="preserve"> </w:t>
+            </w:r>
+            <w:r>
+              <w:rPr>
+                <w:rStyle w:val="VerbatimChar"/>
+                <w:sz w:val="18"/>
               </w:rPr>
               <w:t xml:space="preserve">service_levels</w:t>
             </w:r>
             <w:r>
-              <w:t xml:space="preserve"> </w:t>
-            </w:r>
-            <w:r>
+              <w:rPr>
+                <w:sz w:val="18"/>
+              </w:rPr>
+              <w:t xml:space="preserve"> </w:t>
+            </w:r>
+            <w:r>
+              <w:rPr>
+                <w:sz w:val="18"/>
+              </w:rPr>
               <w:t xml:space="preserve">(quote TTL, claim acknowledgement SLA, evidence confidences)</w:t>
             </w:r>
           </w:p>
@@ -691,13 +1107,19 @@
       </w:tr>
       <w:tr>
         <w:tc>
-          <w:tcPr/>
-          <w:p>
-            <w:pPr>
-              <w:pStyle w:val="Compact"/>
-              <w:jc w:val="left"/>
-            </w:pPr>
-            <w:r>
+          <w:tcPr>
+            <w:noWrap/>
+          </w:tcPr>
+          <w:p>
+            <w:pPr>
+              <w:pStyle w:val="Compact"/>
+              <w:spacing w:before="20" w:after="20"/>
+              <w:jc w:val="left"/>
+            </w:pPr>
+            <w:r>
+              <w:rPr>
+                <w:sz w:val="18"/>
+              </w:rPr>
               <w:t xml:space="preserve">Path</w:t>
             </w:r>
           </w:p>
@@ -707,9 +1129,13 @@
           <w:p>
             <w:pPr>
               <w:pStyle w:val="Compact"/>
-              <w:jc w:val="left"/>
-            </w:pPr>
-            <w:r>
+              <w:spacing w:before="20" w:after="20"/>
+              <w:jc w:val="left"/>
+            </w:pPr>
+            <w:r>
+              <w:rPr>
+                <w:sz w:val="18"/>
+              </w:rPr>
               <w:t xml:space="preserve">Git PR → CI gates → release tag → CAB → deployment</w:t>
             </w:r>
           </w:p>
@@ -719,25 +1145,39 @@
           <w:p>
             <w:pPr>
               <w:pStyle w:val="Compact"/>
-              <w:jc w:val="left"/>
-            </w:pPr>
-            <w:r>
+              <w:spacing w:before="20" w:after="20"/>
+              <w:jc w:val="left"/>
+            </w:pPr>
+            <w:r>
+              <w:rPr>
+                <w:sz w:val="18"/>
+              </w:rPr>
               <w:t xml:space="preserve">Rules studio: draft → validate → simulate → submit →</w:t>
             </w:r>
             <w:r>
+              <w:rPr>
+                <w:sz w:val="18"/>
+              </w:rPr>
               <w:t xml:space="preserve"> </w:t>
             </w:r>
             <w:r>
               <w:rPr>
                 <w:bCs/>
                 <w:b/>
+                <w:sz w:val="18"/>
               </w:rPr>
               <w:t xml:space="preserve">approve by a different person</w:t>
             </w:r>
             <w:r>
-              <w:t xml:space="preserve"> </w:t>
-            </w:r>
-            <w:r>
+              <w:rPr>
+                <w:sz w:val="18"/>
+              </w:rPr>
+              <w:t xml:space="preserve"> </w:t>
+            </w:r>
+            <w:r>
+              <w:rPr>
+                <w:sz w:val="18"/>
+              </w:rPr>
               <w:t xml:space="preserve">(maker-checker) → active within ~15 s on all replicas</w:t>
             </w:r>
           </w:p>
@@ -745,13 +1185,19 @@
       </w:tr>
       <w:tr>
         <w:tc>
-          <w:tcPr/>
-          <w:p>
-            <w:pPr>
-              <w:pStyle w:val="Compact"/>
-              <w:jc w:val="left"/>
-            </w:pPr>
-            <w:r>
+          <w:tcPr>
+            <w:noWrap/>
+          </w:tcPr>
+          <w:p>
+            <w:pPr>
+              <w:pStyle w:val="Compact"/>
+              <w:spacing w:before="20" w:after="20"/>
+              <w:jc w:val="left"/>
+            </w:pPr>
+            <w:r>
+              <w:rPr>
+                <w:sz w:val="18"/>
+              </w:rPr>
               <w:t xml:space="preserve">Who</w:t>
             </w:r>
           </w:p>
@@ -761,9 +1207,13 @@
           <w:p>
             <w:pPr>
               <w:pStyle w:val="Compact"/>
-              <w:jc w:val="left"/>
-            </w:pPr>
-            <w:r>
+              <w:spacing w:before="20" w:after="20"/>
+              <w:jc w:val="left"/>
+            </w:pPr>
+            <w:r>
+              <w:rPr>
+                <w:sz w:val="18"/>
+              </w:rPr>
               <w:t xml:space="preserve">Developers; release manager deploys</w:t>
             </w:r>
           </w:p>
@@ -773,62 +1223,198 @@
           <w:p>
             <w:pPr>
               <w:pStyle w:val="Compact"/>
-              <w:jc w:val="left"/>
-            </w:pPr>
-            <w:r>
-              <w:rPr>
-                <w:rStyle w:val="VerbatimChar"/>
+              <w:spacing w:before="20" w:after="20"/>
+              <w:jc w:val="left"/>
+            </w:pPr>
+            <w:r>
+              <w:rPr>
+                <w:rStyle w:val="VerbatimChar"/>
+                <w:sz w:val="18"/>
               </w:rPr>
               <w:t xml:space="preserve">rule_author</w:t>
             </w:r>
             <w:r>
-              <w:t xml:space="preserve"> </w:t>
-            </w:r>
-            <w:r>
+              <w:rPr>
+                <w:sz w:val="18"/>
+              </w:rPr>
+              <w:t xml:space="preserve"> </w:t>
+            </w:r>
+            <w:r>
+              <w:rPr>
+                <w:sz w:val="18"/>
+              </w:rPr>
               <w:t xml:space="preserve">drafts;</w:t>
             </w:r>
             <w:r>
-              <w:t xml:space="preserve"> </w:t>
-            </w:r>
-            <w:r>
-              <w:rPr>
-                <w:rStyle w:val="VerbatimChar"/>
+              <w:rPr>
+                <w:sz w:val="18"/>
+              </w:rPr>
+              <w:t xml:space="preserve"> </w:t>
+            </w:r>
+            <w:r>
+              <w:rPr>
+                <w:rStyle w:val="VerbatimChar"/>
+                <w:sz w:val="18"/>
               </w:rPr>
               <w:t xml:space="preserve">rule_approver</w:t>
             </w:r>
             <w:r>
-              <w:t xml:space="preserve"> </w:t>
-            </w:r>
-            <w:r>
+              <w:rPr>
+                <w:sz w:val="18"/>
+              </w:rPr>
+              <w:t xml:space="preserve"> </w:t>
+            </w:r>
+            <w:r>
+              <w:rPr>
+                <w:sz w:val="18"/>
+              </w:rPr>
               <w:t xml:space="preserve">or</w:t>
             </w:r>
             <w:r>
-              <w:t xml:space="preserve"> </w:t>
-            </w:r>
-            <w:r>
-              <w:rPr>
-                <w:rStyle w:val="VerbatimChar"/>
+              <w:rPr>
+                <w:sz w:val="18"/>
+              </w:rPr>
+              <w:t xml:space="preserve"> </w:t>
+            </w:r>
+            <w:r>
+              <w:rPr>
+                <w:rStyle w:val="VerbatimChar"/>
+                <w:sz w:val="18"/>
               </w:rPr>
               <w:t xml:space="preserve">compliance_officer</w:t>
             </w:r>
             <w:r>
-              <w:t xml:space="preserve"> </w:t>
-            </w:r>
-            <w:r>
-              <w:t xml:space="preserve">(MFA) approves</w:t>
+              <w:rPr>
+                <w:sz w:val="18"/>
+              </w:rPr>
+              <w:t xml:space="preserve"> </w:t>
+            </w:r>
+            <w:r>
+              <w:rPr>
+                <w:sz w:val="18"/>
+              </w:rPr>
+              <w:t xml:space="preserve">(MFA) approves. Restricted kinds (</w:t>
+            </w:r>
+            <w:r>
+              <w:rPr>
+                <w:rStyle w:val="VerbatimChar"/>
+                <w:sz w:val="18"/>
+              </w:rPr>
+              <w:t xml:space="preserve">abac</w:t>
+            </w:r>
+            <w:r>
+              <w:rPr>
+                <w:sz w:val="18"/>
+              </w:rPr>
+              <w:t xml:space="preserve">,</w:t>
+            </w:r>
+            <w:r>
+              <w:rPr>
+                <w:sz w:val="18"/>
+              </w:rPr>
+              <w:t xml:space="preserve"> </w:t>
+            </w:r>
+            <w:r>
+              <w:rPr>
+                <w:rStyle w:val="VerbatimChar"/>
+                <w:sz w:val="18"/>
+              </w:rPr>
+              <w:t xml:space="preserve">copy_guard</w:t>
+            </w:r>
+            <w:r>
+              <w:rPr>
+                <w:sz w:val="18"/>
+              </w:rPr>
+              <w:t xml:space="preserve">,</w:t>
+            </w:r>
+            <w:r>
+              <w:rPr>
+                <w:sz w:val="18"/>
+              </w:rPr>
+              <w:t xml:space="preserve"> </w:t>
+            </w:r>
+            <w:r>
+              <w:rPr>
+                <w:rStyle w:val="VerbatimChar"/>
+                <w:sz w:val="18"/>
+              </w:rPr>
+              <w:t xml:space="preserve">contact_policy</w:t>
+            </w:r>
+            <w:r>
+              <w:rPr>
+                <w:sz w:val="18"/>
+              </w:rPr>
+              <w:t xml:space="preserve">,</w:t>
+            </w:r>
+            <w:r>
+              <w:rPr>
+                <w:sz w:val="18"/>
+              </w:rPr>
+              <w:t xml:space="preserve"> </w:t>
+            </w:r>
+            <w:r>
+              <w:rPr>
+                <w:rStyle w:val="VerbatimChar"/>
+                <w:sz w:val="18"/>
+              </w:rPr>
+              <w:t xml:space="preserve">commission</w:t>
+            </w:r>
+            <w:r>
+              <w:rPr>
+                <w:sz w:val="18"/>
+              </w:rPr>
+              <w:t xml:space="preserve">,</w:t>
+            </w:r>
+            <w:r>
+              <w:rPr>
+                <w:sz w:val="18"/>
+              </w:rPr>
+              <w:t xml:space="preserve"> </w:t>
+            </w:r>
+            <w:r>
+              <w:rPr>
+                <w:rStyle w:val="VerbatimChar"/>
+                <w:sz w:val="18"/>
+              </w:rPr>
+              <w:t xml:space="preserve">retention</w:t>
+            </w:r>
+            <w:r>
+              <w:rPr>
+                <w:sz w:val="18"/>
+              </w:rPr>
+              <w:t xml:space="preserve">) can only be approved by a</w:t>
+            </w:r>
+            <w:r>
+              <w:rPr>
+                <w:sz w:val="18"/>
+              </w:rPr>
+              <w:t xml:space="preserve"> </w:t>
+            </w:r>
+            <w:r>
+              <w:rPr>
+                <w:rStyle w:val="VerbatimChar"/>
+                <w:sz w:val="18"/>
+              </w:rPr>
+              <w:t xml:space="preserve">compliance_officer</w:t>
             </w:r>
           </w:p>
         </w:tc>
       </w:tr>
       <w:tr>
         <w:tc>
-          <w:tcPr/>
-          <w:p>
-            <w:pPr>
-              <w:pStyle w:val="Compact"/>
-              <w:jc w:val="left"/>
-            </w:pPr>
-            <w:r>
+          <w:tcPr>
+            <w:noWrap/>
+          </w:tcPr>
+          <w:p>
+            <w:pPr>
+              <w:pStyle w:val="Compact"/>
+              <w:spacing w:before="20" w:after="20"/>
+              <w:jc w:val="left"/>
+            </w:pPr>
+            <w:r>
+              <w:rPr>
+                <w:sz w:val="18"/>
+              </w:rPr>
               <w:t xml:space="preserve">Evidence</w:t>
             </w:r>
           </w:p>
@@ -838,9 +1424,13 @@
           <w:p>
             <w:pPr>
               <w:pStyle w:val="Compact"/>
-              <w:jc w:val="left"/>
-            </w:pPr>
-            <w:r>
+              <w:spacing w:before="20" w:after="20"/>
+              <w:jc w:val="left"/>
+            </w:pPr>
+            <w:r>
+              <w:rPr>
+                <w:sz w:val="18"/>
+              </w:rPr>
               <w:t xml:space="preserve">PR review, CI results, release notes</w:t>
             </w:r>
           </w:p>
@@ -850,51 +1440,77 @@
           <w:p>
             <w:pPr>
               <w:pStyle w:val="Compact"/>
-              <w:jc w:val="left"/>
-            </w:pPr>
-            <w:r>
+              <w:spacing w:before="20" w:after="20"/>
+              <w:jc w:val="left"/>
+            </w:pPr>
+            <w:r>
+              <w:rPr>
+                <w:sz w:val="18"/>
+              </w:rPr>
               <w:t xml:space="preserve">Audit trail (</w:t>
             </w:r>
             <w:r>
               <w:rPr>
                 <w:rStyle w:val="VerbatimChar"/>
+                <w:sz w:val="18"/>
               </w:rPr>
               <w:t xml:space="preserve">rules.draft_created</w:t>
             </w:r>
             <w:r>
+              <w:rPr>
+                <w:sz w:val="18"/>
+              </w:rPr>
               <w:t xml:space="preserve">,</w:t>
             </w:r>
             <w:r>
-              <w:t xml:space="preserve"> </w:t>
-            </w:r>
-            <w:r>
-              <w:rPr>
-                <w:rStyle w:val="VerbatimChar"/>
+              <w:rPr>
+                <w:sz w:val="18"/>
+              </w:rPr>
+              <w:t xml:space="preserve"> </w:t>
+            </w:r>
+            <w:r>
+              <w:rPr>
+                <w:rStyle w:val="VerbatimChar"/>
+                <w:sz w:val="18"/>
               </w:rPr>
               <w:t xml:space="preserve">rules.submitted</w:t>
             </w:r>
             <w:r>
+              <w:rPr>
+                <w:sz w:val="18"/>
+              </w:rPr>
               <w:t xml:space="preserve">,</w:t>
             </w:r>
             <w:r>
-              <w:t xml:space="preserve"> </w:t>
-            </w:r>
-            <w:r>
-              <w:rPr>
-                <w:rStyle w:val="VerbatimChar"/>
+              <w:rPr>
+                <w:sz w:val="18"/>
+              </w:rPr>
+              <w:t xml:space="preserve"> </w:t>
+            </w:r>
+            <w:r>
+              <w:rPr>
+                <w:rStyle w:val="VerbatimChar"/>
+                <w:sz w:val="18"/>
               </w:rPr>
               <w:t xml:space="preserve">rules.approved</w:t>
             </w:r>
             <w:r>
+              <w:rPr>
+                <w:sz w:val="18"/>
+              </w:rPr>
               <w:t xml:space="preserve">/</w:t>
             </w:r>
             <w:r>
               <w:rPr>
                 <w:rStyle w:val="VerbatimChar"/>
+                <w:sz w:val="18"/>
               </w:rPr>
               <w:t xml:space="preserve">rejected</w:t>
             </w:r>
             <w:r>
+              <w:rPr>
+                <w:sz w:val="18"/>
+              </w:rPr>
               <w:t xml:space="preserve">), checksum, simulation result, approval comment</w:t>
             </w:r>
           </w:p>
@@ -902,13 +1518,19 @@
       </w:tr>
       <w:tr>
         <w:tc>
-          <w:tcPr/>
-          <w:p>
-            <w:pPr>
-              <w:pStyle w:val="Compact"/>
-              <w:jc w:val="left"/>
-            </w:pPr>
-            <w:r>
+          <w:tcPr>
+            <w:noWrap/>
+          </w:tcPr>
+          <w:p>
+            <w:pPr>
+              <w:pStyle w:val="Compact"/>
+              <w:spacing w:before="20" w:after="20"/>
+              <w:jc w:val="left"/>
+            </w:pPr>
+            <w:r>
+              <w:rPr>
+                <w:sz w:val="18"/>
+              </w:rPr>
               <w:t xml:space="preserve">Rollback</w:t>
             </w:r>
           </w:p>
@@ -918,9 +1540,13 @@
           <w:p>
             <w:pPr>
               <w:pStyle w:val="Compact"/>
-              <w:jc w:val="left"/>
-            </w:pPr>
-            <w:r>
+              <w:spacing w:before="20" w:after="20"/>
+              <w:jc w:val="left"/>
+            </w:pPr>
+            <w:r>
+              <w:rPr>
+                <w:sz w:val="18"/>
+              </w:rPr>
               <w:t xml:space="preserve">Redeploy the previous image tag</w:t>
             </w:r>
           </w:p>
@@ -930,18 +1556,26 @@
           <w:p>
             <w:pPr>
               <w:pStyle w:val="Compact"/>
-              <w:jc w:val="left"/>
-            </w:pPr>
-            <w:r>
-              <w:rPr>
-                <w:rStyle w:val="VerbatimChar"/>
+              <w:spacing w:before="20" w:after="20"/>
+              <w:jc w:val="left"/>
+            </w:pPr>
+            <w:r>
+              <w:rPr>
+                <w:rStyle w:val="VerbatimChar"/>
+                <w:sz w:val="18"/>
               </w:rPr>
               <w:t xml:space="preserve">POST /api/rules/&lt;previous-id&gt;/rollback</w:t>
             </w:r>
             <w:r>
-              <w:t xml:space="preserve"> </w:t>
-            </w:r>
-            <w:r>
+              <w:rPr>
+                <w:sz w:val="18"/>
+              </w:rPr>
+              <w:t xml:space="preserve"> </w:t>
+            </w:r>
+            <w:r>
+              <w:rPr>
+                <w:sz w:val="18"/>
+              </w:rPr>
               <w:t xml:space="preserve">→ new draft → approval</w:t>
             </w:r>
           </w:p>
@@ -949,13 +1583,19 @@
       </w:tr>
       <w:tr>
         <w:tc>
-          <w:tcPr/>
-          <w:p>
-            <w:pPr>
-              <w:pStyle w:val="Compact"/>
-              <w:jc w:val="left"/>
-            </w:pPr>
-            <w:r>
+          <w:tcPr>
+            <w:noWrap/>
+          </w:tcPr>
+          <w:p>
+            <w:pPr>
+              <w:pStyle w:val="Compact"/>
+              <w:spacing w:before="20" w:after="20"/>
+              <w:jc w:val="left"/>
+            </w:pPr>
+            <w:r>
+              <w:rPr>
+                <w:sz w:val="18"/>
+              </w:rPr>
               <w:t xml:space="preserve">CAB?</w:t>
             </w:r>
           </w:p>
@@ -965,9 +1605,13 @@
           <w:p>
             <w:pPr>
               <w:pStyle w:val="Compact"/>
-              <w:jc w:val="left"/>
-            </w:pPr>
-            <w:r>
+              <w:spacing w:before="20" w:after="20"/>
+              <w:jc w:val="left"/>
+            </w:pPr>
+            <w:r>
+              <w:rPr>
+                <w:sz w:val="18"/>
+              </w:rPr>
               <w:t xml:space="preserve">Yes (standard, normal or emergency)</w:t>
             </w:r>
           </w:p>
@@ -977,109 +1621,167 @@
           <w:p>
             <w:pPr>
               <w:pStyle w:val="Compact"/>
+              <w:spacing w:before="20" w:after="20"/>
               <w:jc w:val="left"/>
             </w:pPr>
             <w:r>
               <w:rPr>
                 <w:bCs/>
                 <w:b/>
+                <w:sz w:val="18"/>
               </w:rPr>
               <w:t xml:space="preserve">No CAB for routine rule changes.</w:t>
             </w:r>
             <w:r>
-              <w:t xml:space="preserve"> </w:t>
-            </w:r>
-            <w:r>
+              <w:rPr>
+                <w:sz w:val="18"/>
+              </w:rPr>
+              <w:t xml:space="preserve"> </w:t>
+            </w:r>
+            <w:r>
+              <w:rPr>
+                <w:sz w:val="18"/>
+              </w:rPr>
               <w:t xml:space="preserve">Maker-checker is the control. CAB is notified weekly of activations.</w:t>
             </w:r>
             <w:r>
+              <w:rPr>
+                <w:sz w:val="18"/>
+              </w:rPr>
               <w:t xml:space="preserve"> </w:t>
             </w:r>
             <w:r>
               <w:rPr>
                 <w:bCs/>
                 <w:b/>
+                <w:sz w:val="18"/>
               </w:rPr>
               <w:t xml:space="preserve">Exceptions needing CAB/Compliance pre-approval:</w:t>
             </w:r>
             <w:r>
-              <w:t xml:space="preserve"> </w:t>
-            </w:r>
-            <w:r>
-              <w:rPr>
-                <w:rStyle w:val="VerbatimChar"/>
+              <w:rPr>
+                <w:sz w:val="18"/>
+              </w:rPr>
+              <w:t xml:space="preserve"> </w:t>
+            </w:r>
+            <w:r>
+              <w:rPr>
+                <w:rStyle w:val="VerbatimChar"/>
+                <w:sz w:val="18"/>
               </w:rPr>
               <w:t xml:space="preserve">contact_policy</w:t>
             </w:r>
             <w:r>
+              <w:rPr>
+                <w:sz w:val="18"/>
+              </w:rPr>
               <w:t xml:space="preserve">,</w:t>
             </w:r>
             <w:r>
-              <w:t xml:space="preserve"> </w:t>
-            </w:r>
-            <w:r>
-              <w:rPr>
-                <w:rStyle w:val="VerbatimChar"/>
+              <w:rPr>
+                <w:sz w:val="18"/>
+              </w:rPr>
+              <w:t xml:space="preserve"> </w:t>
+            </w:r>
+            <w:r>
+              <w:rPr>
+                <w:rStyle w:val="VerbatimChar"/>
+                <w:sz w:val="18"/>
               </w:rPr>
               <w:t xml:space="preserve">copy_guard</w:t>
             </w:r>
             <w:r>
+              <w:rPr>
+                <w:sz w:val="18"/>
+              </w:rPr>
               <w:t xml:space="preserve">,</w:t>
             </w:r>
             <w:r>
-              <w:t xml:space="preserve"> </w:t>
-            </w:r>
-            <w:r>
-              <w:rPr>
-                <w:rStyle w:val="VerbatimChar"/>
+              <w:rPr>
+                <w:sz w:val="18"/>
+              </w:rPr>
+              <w:t xml:space="preserve"> </w:t>
+            </w:r>
+            <w:r>
+              <w:rPr>
+                <w:rStyle w:val="VerbatimChar"/>
+                <w:sz w:val="18"/>
               </w:rPr>
               <w:t xml:space="preserve">abac</w:t>
             </w:r>
             <w:r>
+              <w:rPr>
+                <w:sz w:val="18"/>
+              </w:rPr>
               <w:t xml:space="preserve">,</w:t>
             </w:r>
             <w:r>
-              <w:t xml:space="preserve"> </w:t>
-            </w:r>
-            <w:r>
-              <w:rPr>
-                <w:rStyle w:val="VerbatimChar"/>
+              <w:rPr>
+                <w:sz w:val="18"/>
+              </w:rPr>
+              <w:t xml:space="preserve"> </w:t>
+            </w:r>
+            <w:r>
+              <w:rPr>
+                <w:rStyle w:val="VerbatimChar"/>
+                <w:sz w:val="18"/>
               </w:rPr>
               <w:t xml:space="preserve">commission</w:t>
             </w:r>
             <w:r>
+              <w:rPr>
+                <w:sz w:val="18"/>
+              </w:rPr>
               <w:t xml:space="preserve">,</w:t>
             </w:r>
             <w:r>
-              <w:t xml:space="preserve"> </w:t>
-            </w:r>
-            <w:r>
-              <w:rPr>
-                <w:rStyle w:val="VerbatimChar"/>
+              <w:rPr>
+                <w:sz w:val="18"/>
+              </w:rPr>
+              <w:t xml:space="preserve"> </w:t>
+            </w:r>
+            <w:r>
+              <w:rPr>
+                <w:rStyle w:val="VerbatimChar"/>
+                <w:sz w:val="18"/>
               </w:rPr>
               <w:t xml:space="preserve">tariff.*</w:t>
             </w:r>
             <w:r>
+              <w:rPr>
+                <w:sz w:val="18"/>
+              </w:rPr>
               <w:t xml:space="preserve">,</w:t>
             </w:r>
             <w:r>
-              <w:t xml:space="preserve"> </w:t>
-            </w:r>
-            <w:r>
-              <w:rPr>
-                <w:rStyle w:val="VerbatimChar"/>
+              <w:rPr>
+                <w:sz w:val="18"/>
+              </w:rPr>
+              <w:t xml:space="preserve"> </w:t>
+            </w:r>
+            <w:r>
+              <w:rPr>
+                <w:rStyle w:val="VerbatimChar"/>
+                <w:sz w:val="18"/>
               </w:rPr>
               <w:t xml:space="preserve">retention</w:t>
             </w:r>
             <w:r>
+              <w:rPr>
+                <w:sz w:val="18"/>
+              </w:rPr>
               <w:t xml:space="preserve">, and enabling anything with</w:t>
             </w:r>
             <w:r>
-              <w:t xml:space="preserve"> </w:t>
-            </w:r>
-            <w:r>
-              <w:rPr>
-                <w:rStyle w:val="VerbatimChar"/>
+              <w:rPr>
+                <w:sz w:val="18"/>
+              </w:rPr>
+              <w:t xml:space="preserve"> </w:t>
+            </w:r>
+            <w:r>
+              <w:rPr>
+                <w:rStyle w:val="VerbatimChar"/>
+                <w:sz w:val="18"/>
               </w:rPr>
               <w:t xml:space="preserve">legalStatus: pending_legal_review</w:t>
             </w:r>
@@ -1155,7 +1857,7 @@
       <w:r>
         <w:drawing>
           <wp:inline>
-            <wp:extent cx="6119999" cy="730028"/>
+            <wp:extent cx="6119999" cy="725657"/>
             <wp:effectExtent b="0" l="0" r="0" t="0"/>
             <wp:docPr descr="" title="" id="24" name="Picture"/>
             <a:graphic>
@@ -1176,7 +1878,7 @@
                   <pic:spPr bwMode="auto">
                     <a:xfrm>
                       <a:off x="0" y="0"/>
-                      <a:ext cx="6119999" cy="730028"/>
+                      <a:ext cx="6119999" cy="725657"/>
                     </a:xfrm>
                     <a:prstGeom prst="rect">
                       <a:avLst/>
@@ -1566,12 +2268,14 @@
           <w:p>
             <w:pPr>
               <w:pStyle w:val="Compact"/>
+              <w:spacing w:before="20" w:after="20"/>
               <w:jc w:val="left"/>
             </w:pPr>
             <w:r>
               <w:rPr>
                 <w:b/>
                 <w:color w:val="FFFFFF"/>
+                <w:sz w:val="18"/>
               </w:rPr>
               <w:t xml:space="preserve">Branch</w:t>
             </w:r>
@@ -1584,12 +2288,14 @@
           <w:p>
             <w:pPr>
               <w:pStyle w:val="Compact"/>
+              <w:spacing w:before="20" w:after="20"/>
               <w:jc w:val="left"/>
             </w:pPr>
             <w:r>
               <w:rPr>
                 <w:b/>
                 <w:color w:val="FFFFFF"/>
+                <w:sz w:val="18"/>
               </w:rPr>
               <w:t xml:space="preserve">Purpose</w:t>
             </w:r>
@@ -1602,12 +2308,14 @@
           <w:p>
             <w:pPr>
               <w:pStyle w:val="Compact"/>
+              <w:spacing w:before="20" w:after="20"/>
               <w:jc w:val="left"/>
             </w:pPr>
             <w:r>
               <w:rPr>
                 <w:b/>
                 <w:color w:val="FFFFFF"/>
+                <w:sz w:val="18"/>
               </w:rPr>
               <w:t xml:space="preserve">Rules</w:t>
             </w:r>
@@ -1616,15 +2324,19 @@
       </w:tr>
       <w:tr>
         <w:tc>
-          <w:tcPr/>
-          <w:p>
-            <w:pPr>
-              <w:pStyle w:val="Compact"/>
-              <w:jc w:val="left"/>
-            </w:pPr>
-            <w:r>
-              <w:rPr>
-                <w:rStyle w:val="VerbatimChar"/>
+          <w:tcPr>
+            <w:noWrap/>
+          </w:tcPr>
+          <w:p>
+            <w:pPr>
+              <w:pStyle w:val="Compact"/>
+              <w:spacing w:before="20" w:after="20"/>
+              <w:jc w:val="left"/>
+            </w:pPr>
+            <w:r>
+              <w:rPr>
+                <w:rStyle w:val="VerbatimChar"/>
+                <w:sz w:val="18"/>
               </w:rPr>
               <w:t xml:space="preserve">main</w:t>
             </w:r>
@@ -1635,9 +2347,13 @@
           <w:p>
             <w:pPr>
               <w:pStyle w:val="Compact"/>
-              <w:jc w:val="left"/>
-            </w:pPr>
-            <w:r>
+              <w:spacing w:before="20" w:after="20"/>
+              <w:jc w:val="left"/>
+            </w:pPr>
+            <w:r>
+              <w:rPr>
+                <w:sz w:val="18"/>
+              </w:rPr>
               <w:t xml:space="preserve">Always releasable</w:t>
             </w:r>
           </w:p>
@@ -1647,69 +2363,108 @@
           <w:p>
             <w:pPr>
               <w:pStyle w:val="Compact"/>
-              <w:jc w:val="left"/>
-            </w:pPr>
-            <w:r>
+              <w:spacing w:before="20" w:after="20"/>
+              <w:jc w:val="left"/>
+            </w:pPr>
+            <w:r>
+              <w:rPr>
+                <w:sz w:val="18"/>
+              </w:rPr>
               <w:t xml:space="preserve">Protected; PR with ≥ 1 approving review (2 for</w:t>
             </w:r>
             <w:r>
-              <w:t xml:space="preserve"> </w:t>
-            </w:r>
-            <w:r>
-              <w:rPr>
-                <w:rStyle w:val="VerbatimChar"/>
+              <w:rPr>
+                <w:sz w:val="18"/>
+              </w:rPr>
+              <w:t xml:space="preserve"> </w:t>
+            </w:r>
+            <w:r>
+              <w:rPr>
+                <w:rStyle w:val="VerbatimChar"/>
+                <w:sz w:val="18"/>
               </w:rPr>
               <w:t xml:space="preserve">src/application/identityService.js</w:t>
             </w:r>
             <w:r>
+              <w:rPr>
+                <w:sz w:val="18"/>
+              </w:rPr>
               <w:t xml:space="preserve">,</w:t>
             </w:r>
             <w:r>
-              <w:t xml:space="preserve"> </w:t>
-            </w:r>
-            <w:r>
-              <w:rPr>
-                <w:rStyle w:val="VerbatimChar"/>
+              <w:rPr>
+                <w:sz w:val="18"/>
+              </w:rPr>
+              <w:t xml:space="preserve"> </w:t>
+            </w:r>
+            <w:r>
+              <w:rPr>
+                <w:rStyle w:val="VerbatimChar"/>
+                <w:sz w:val="18"/>
               </w:rPr>
               <w:t xml:space="preserve">accessPolicy.js</w:t>
             </w:r>
             <w:r>
+              <w:rPr>
+                <w:sz w:val="18"/>
+              </w:rPr>
               <w:t xml:space="preserve">,</w:t>
             </w:r>
             <w:r>
-              <w:t xml:space="preserve"> </w:t>
-            </w:r>
-            <w:r>
-              <w:rPr>
-                <w:rStyle w:val="VerbatimChar"/>
+              <w:rPr>
+                <w:sz w:val="18"/>
+              </w:rPr>
+              <w:t xml:space="preserve"> </w:t>
+            </w:r>
+            <w:r>
+              <w:rPr>
+                <w:rStyle w:val="VerbatimChar"/>
+                <w:sz w:val="18"/>
               </w:rPr>
               <w:t xml:space="preserve">shared/crypto.js</w:t>
             </w:r>
             <w:r>
+              <w:rPr>
+                <w:sz w:val="18"/>
+              </w:rPr>
               <w:t xml:space="preserve">,</w:t>
             </w:r>
             <w:r>
-              <w:t xml:space="preserve"> </w:t>
-            </w:r>
-            <w:r>
-              <w:rPr>
-                <w:rStyle w:val="VerbatimChar"/>
+              <w:rPr>
+                <w:sz w:val="18"/>
+              </w:rPr>
+              <w:t xml:space="preserve"> </w:t>
+            </w:r>
+            <w:r>
+              <w:rPr>
+                <w:rStyle w:val="VerbatimChar"/>
+                <w:sz w:val="18"/>
               </w:rPr>
               <w:t xml:space="preserve">config/security/*</w:t>
             </w:r>
             <w:r>
+              <w:rPr>
+                <w:sz w:val="18"/>
+              </w:rPr>
               <w:t xml:space="preserve">,</w:t>
             </w:r>
             <w:r>
-              <w:t xml:space="preserve"> </w:t>
-            </w:r>
-            <w:r>
-              <w:rPr>
-                <w:rStyle w:val="VerbatimChar"/>
+              <w:rPr>
+                <w:sz w:val="18"/>
+              </w:rPr>
+              <w:t xml:space="preserve"> </w:t>
+            </w:r>
+            <w:r>
+              <w:rPr>
+                <w:rStyle w:val="VerbatimChar"/>
+                <w:sz w:val="18"/>
               </w:rPr>
               <w:t xml:space="preserve">db/migrations/*</w:t>
             </w:r>
             <w:r>
+              <w:rPr>
+                <w:sz w:val="18"/>
+              </w:rPr>
               <w:t xml:space="preserve">); all CI gates green; linear history</w:t>
             </w:r>
           </w:p>
@@ -1721,11 +2476,13 @@
           <w:p>
             <w:pPr>
               <w:pStyle w:val="Compact"/>
-              <w:jc w:val="left"/>
-            </w:pPr>
-            <w:r>
-              <w:rPr>
-                <w:rStyle w:val="VerbatimChar"/>
+              <w:spacing w:before="20" w:after="20"/>
+              <w:jc w:val="left"/>
+            </w:pPr>
+            <w:r>
+              <w:rPr>
+                <w:rStyle w:val="VerbatimChar"/>
+                <w:sz w:val="18"/>
               </w:rPr>
               <w:t xml:space="preserve">feature/&lt;ticket&gt;-&lt;slug&gt;</w:t>
             </w:r>
@@ -1736,9 +2493,13 @@
           <w:p>
             <w:pPr>
               <w:pStyle w:val="Compact"/>
-              <w:jc w:val="left"/>
-            </w:pPr>
-            <w:r>
+              <w:spacing w:before="20" w:after="20"/>
+              <w:jc w:val="left"/>
+            </w:pPr>
+            <w:r>
+              <w:rPr>
+                <w:sz w:val="18"/>
+              </w:rPr>
               <w:t xml:space="preserve">Work in progress</w:t>
             </w:r>
           </w:p>
@@ -1748,21 +2509,32 @@
           <w:p>
             <w:pPr>
               <w:pStyle w:val="Compact"/>
-              <w:jc w:val="left"/>
-            </w:pPr>
-            <w:r>
+              <w:spacing w:before="20" w:after="20"/>
+              <w:jc w:val="left"/>
+            </w:pPr>
+            <w:r>
+              <w:rPr>
+                <w:sz w:val="18"/>
+              </w:rPr>
               <w:t xml:space="preserve">Rebased on</w:t>
             </w:r>
             <w:r>
-              <w:t xml:space="preserve"> </w:t>
-            </w:r>
-            <w:r>
-              <w:rPr>
-                <w:rStyle w:val="VerbatimChar"/>
+              <w:rPr>
+                <w:sz w:val="18"/>
+              </w:rPr>
+              <w:t xml:space="preserve"> </w:t>
+            </w:r>
+            <w:r>
+              <w:rPr>
+                <w:rStyle w:val="VerbatimChar"/>
+                <w:sz w:val="18"/>
               </w:rPr>
               <w:t xml:space="preserve">main</w:t>
             </w:r>
             <w:r>
+              <w:rPr>
+                <w:sz w:val="18"/>
+              </w:rPr>
               <w:t xml:space="preserve">; lives ≤ 3 days; incomplete features hidden behind rule-based flags (§7)</w:t>
             </w:r>
           </w:p>
@@ -1770,15 +2542,19 @@
       </w:tr>
       <w:tr>
         <w:tc>
-          <w:tcPr/>
-          <w:p>
-            <w:pPr>
-              <w:pStyle w:val="Compact"/>
-              <w:jc w:val="left"/>
-            </w:pPr>
-            <w:r>
-              <w:rPr>
-                <w:rStyle w:val="VerbatimChar"/>
+          <w:tcPr>
+            <w:noWrap/>
+          </w:tcPr>
+          <w:p>
+            <w:pPr>
+              <w:pStyle w:val="Compact"/>
+              <w:spacing w:before="20" w:after="20"/>
+              <w:jc w:val="left"/>
+            </w:pPr>
+            <w:r>
+              <w:rPr>
+                <w:rStyle w:val="VerbatimChar"/>
+                <w:sz w:val="18"/>
               </w:rPr>
               <w:t xml:space="preserve">release/X.Y</w:t>
             </w:r>
@@ -1789,9 +2565,13 @@
           <w:p>
             <w:pPr>
               <w:pStyle w:val="Compact"/>
-              <w:jc w:val="left"/>
-            </w:pPr>
-            <w:r>
+              <w:spacing w:before="20" w:after="20"/>
+              <w:jc w:val="left"/>
+            </w:pPr>
+            <w:r>
+              <w:rPr>
+                <w:sz w:val="18"/>
+              </w:rPr>
               <w:t xml:space="preserve">Stabilisation when a release needs a freeze (e.g. go-live, Tết)</w:t>
             </w:r>
           </w:p>
@@ -1801,29 +2581,44 @@
           <w:p>
             <w:pPr>
               <w:pStyle w:val="Compact"/>
-              <w:jc w:val="left"/>
-            </w:pPr>
-            <w:r>
+              <w:spacing w:before="20" w:after="20"/>
+              <w:jc w:val="left"/>
+            </w:pPr>
+            <w:r>
+              <w:rPr>
+                <w:sz w:val="18"/>
+              </w:rPr>
               <w:t xml:space="preserve">Cut from</w:t>
             </w:r>
             <w:r>
-              <w:t xml:space="preserve"> </w:t>
-            </w:r>
-            <w:r>
-              <w:rPr>
-                <w:rStyle w:val="VerbatimChar"/>
+              <w:rPr>
+                <w:sz w:val="18"/>
+              </w:rPr>
+              <w:t xml:space="preserve"> </w:t>
+            </w:r>
+            <w:r>
+              <w:rPr>
+                <w:rStyle w:val="VerbatimChar"/>
+                <w:sz w:val="18"/>
               </w:rPr>
               <w:t xml:space="preserve">main</w:t>
             </w:r>
             <w:r>
+              <w:rPr>
+                <w:sz w:val="18"/>
+              </w:rPr>
               <w:t xml:space="preserve">; fixes cherry-picked from</w:t>
             </w:r>
             <w:r>
-              <w:t xml:space="preserve"> </w:t>
-            </w:r>
-            <w:r>
-              <w:rPr>
-                <w:rStyle w:val="VerbatimChar"/>
+              <w:rPr>
+                <w:sz w:val="18"/>
+              </w:rPr>
+              <w:t xml:space="preserve"> </w:t>
+            </w:r>
+            <w:r>
+              <w:rPr>
+                <w:rStyle w:val="VerbatimChar"/>
+                <w:sz w:val="18"/>
               </w:rPr>
               <w:t xml:space="preserve">main</w:t>
             </w:r>
@@ -1832,15 +2627,19 @@
       </w:tr>
       <w:tr>
         <w:tc>
-          <w:tcPr/>
-          <w:p>
-            <w:pPr>
-              <w:pStyle w:val="Compact"/>
-              <w:jc w:val="left"/>
-            </w:pPr>
-            <w:r>
-              <w:rPr>
-                <w:rStyle w:val="VerbatimChar"/>
+          <w:tcPr>
+            <w:noWrap/>
+          </w:tcPr>
+          <w:p>
+            <w:pPr>
+              <w:pStyle w:val="Compact"/>
+              <w:spacing w:before="20" w:after="20"/>
+              <w:jc w:val="left"/>
+            </w:pPr>
+            <w:r>
+              <w:rPr>
+                <w:rStyle w:val="VerbatimChar"/>
+                <w:sz w:val="18"/>
               </w:rPr>
               <w:t xml:space="preserve">hotfix/X.Y.Z</w:t>
             </w:r>
@@ -1851,9 +2650,13 @@
           <w:p>
             <w:pPr>
               <w:pStyle w:val="Compact"/>
-              <w:jc w:val="left"/>
-            </w:pPr>
-            <w:r>
+              <w:spacing w:before="20" w:after="20"/>
+              <w:jc w:val="left"/>
+            </w:pPr>
+            <w:r>
+              <w:rPr>
+                <w:sz w:val="18"/>
+              </w:rPr>
               <w:t xml:space="preserve">Emergency fix on a released version</w:t>
             </w:r>
           </w:p>
@@ -1863,17 +2666,25 @@
           <w:p>
             <w:pPr>
               <w:pStyle w:val="Compact"/>
-              <w:jc w:val="left"/>
-            </w:pPr>
-            <w:r>
+              <w:spacing w:before="20" w:after="20"/>
+              <w:jc w:val="left"/>
+            </w:pPr>
+            <w:r>
+              <w:rPr>
+                <w:sz w:val="18"/>
+              </w:rPr>
               <w:t xml:space="preserve">From the release tag; merged back to</w:t>
             </w:r>
             <w:r>
-              <w:t xml:space="preserve"> </w:t>
-            </w:r>
-            <w:r>
-              <w:rPr>
-                <w:rStyle w:val="VerbatimChar"/>
+              <w:rPr>
+                <w:sz w:val="18"/>
+              </w:rPr>
+              <w:t xml:space="preserve"> </w:t>
+            </w:r>
+            <w:r>
+              <w:rPr>
+                <w:rStyle w:val="VerbatimChar"/>
+                <w:sz w:val="18"/>
               </w:rPr>
               <w:t xml:space="preserve">main</w:t>
             </w:r>
@@ -1890,7 +2701,7 @@
       </w:r>
     </w:p>
     <w:bookmarkEnd w:id="28"/>
-    <w:bookmarkStart w:id="32" w:name="X38db17b07383949bf22bbfaa6f2b2b9ae55f23f"/>
+    <w:bookmarkStart w:id="33" w:name="X38db17b07383949bf22bbfaa6f2b2b9ae55f23f"/>
     <w:p>
       <w:pPr>
         <w:pStyle w:val="Heading2"/>
@@ -1913,7 +2724,46 @@
         <w:t xml:space="preserve"> </w:t>
       </w:r>
       <w:r>
-        <w:t xml:space="preserve">runs on every PR and on tags:</w:t>
+        <w:t xml:space="preserve">runs on every pull request and on pushes to</w:t>
+      </w:r>
+      <w:r>
+        <w:t xml:space="preserve"> </w:t>
+      </w:r>
+      <w:r>
+        <w:rPr>
+          <w:rStyle w:val="VerbatimChar"/>
+        </w:rPr>
+        <w:t xml:space="preserve">main</w:t>
+      </w:r>
+      <w:r>
+        <w:t xml:space="preserve">,</w:t>
+      </w:r>
+      <w:r>
+        <w:t xml:space="preserve"> </w:t>
+      </w:r>
+      <w:r>
+        <w:rPr>
+          <w:rStyle w:val="VerbatimChar"/>
+        </w:rPr>
+        <w:t xml:space="preserve">release/**</w:t>
+      </w:r>
+      <w:r>
+        <w:t xml:space="preserve"> </w:t>
+      </w:r>
+      <w:r>
+        <w:t xml:space="preserve">and</w:t>
+      </w:r>
+      <w:r>
+        <w:t xml:space="preserve"> </w:t>
+      </w:r>
+      <w:r>
+        <w:rPr>
+          <w:rStyle w:val="VerbatimChar"/>
+        </w:rPr>
+        <w:t xml:space="preserve">claude/**</w:t>
+      </w:r>
+      <w:r>
+        <w:t xml:space="preserve">:</w:t>
       </w:r>
     </w:p>
     <w:tbl>
@@ -1940,12 +2790,14 @@
           <w:p>
             <w:pPr>
               <w:pStyle w:val="Compact"/>
+              <w:spacing w:before="20" w:after="20"/>
               <w:jc w:val="left"/>
             </w:pPr>
             <w:r>
               <w:rPr>
                 <w:b/>
                 <w:color w:val="FFFFFF"/>
+                <w:sz w:val="18"/>
               </w:rPr>
               <w:t xml:space="preserve">Stage</w:t>
             </w:r>
@@ -1958,12 +2810,14 @@
           <w:p>
             <w:pPr>
               <w:pStyle w:val="Compact"/>
+              <w:spacing w:before="20" w:after="20"/>
               <w:jc w:val="left"/>
             </w:pPr>
             <w:r>
               <w:rPr>
                 <w:b/>
                 <w:color w:val="FFFFFF"/>
+                <w:sz w:val="18"/>
               </w:rPr>
               <w:t xml:space="preserve">Command / tool</w:t>
             </w:r>
@@ -1976,12 +2830,14 @@
           <w:p>
             <w:pPr>
               <w:pStyle w:val="Compact"/>
+              <w:spacing w:before="20" w:after="20"/>
               <w:jc w:val="left"/>
             </w:pPr>
             <w:r>
               <w:rPr>
                 <w:b/>
                 <w:color w:val="FFFFFF"/>
+                <w:sz w:val="18"/>
               </w:rPr>
               <w:t xml:space="preserve">Gate</w:t>
             </w:r>
@@ -1990,13 +2846,19 @@
       </w:tr>
       <w:tr>
         <w:tc>
-          <w:tcPr/>
-          <w:p>
-            <w:pPr>
-              <w:pStyle w:val="Compact"/>
-              <w:jc w:val="left"/>
-            </w:pPr>
-            <w:r>
+          <w:tcPr>
+            <w:noWrap/>
+          </w:tcPr>
+          <w:p>
+            <w:pPr>
+              <w:pStyle w:val="Compact"/>
+              <w:spacing w:before="20" w:after="20"/>
+              <w:jc w:val="left"/>
+            </w:pPr>
+            <w:r>
+              <w:rPr>
+                <w:sz w:val="18"/>
+              </w:rPr>
               <w:t xml:space="preserve">Install</w:t>
             </w:r>
           </w:p>
@@ -2006,18 +2868,26 @@
           <w:p>
             <w:pPr>
               <w:pStyle w:val="Compact"/>
-              <w:jc w:val="left"/>
-            </w:pPr>
-            <w:r>
-              <w:rPr>
-                <w:rStyle w:val="VerbatimChar"/>
+              <w:spacing w:before="20" w:after="20"/>
+              <w:jc w:val="left"/>
+            </w:pPr>
+            <w:r>
+              <w:rPr>
+                <w:rStyle w:val="VerbatimChar"/>
+                <w:sz w:val="18"/>
               </w:rPr>
               <w:t xml:space="preserve">npm ci</w:t>
             </w:r>
             <w:r>
-              <w:t xml:space="preserve"> </w:t>
-            </w:r>
-            <w:r>
+              <w:rPr>
+                <w:sz w:val="18"/>
+              </w:rPr>
+              <w:t xml:space="preserve"> </w:t>
+            </w:r>
+            <w:r>
+              <w:rPr>
+                <w:sz w:val="18"/>
+              </w:rPr>
               <w:t xml:space="preserve">(lockfile enforced)</w:t>
             </w:r>
           </w:p>
@@ -2027,9 +2897,13 @@
           <w:p>
             <w:pPr>
               <w:pStyle w:val="Compact"/>
-              <w:jc w:val="left"/>
-            </w:pPr>
-            <w:r>
+              <w:spacing w:before="20" w:after="20"/>
+              <w:jc w:val="left"/>
+            </w:pPr>
+            <w:r>
+              <w:rPr>
+                <w:sz w:val="18"/>
+              </w:rPr>
               <w:t xml:space="preserve">—</w:t>
             </w:r>
           </w:p>
@@ -2037,13 +2911,19 @@
       </w:tr>
       <w:tr>
         <w:tc>
-          <w:tcPr/>
-          <w:p>
-            <w:pPr>
-              <w:pStyle w:val="Compact"/>
-              <w:jc w:val="left"/>
-            </w:pPr>
-            <w:r>
+          <w:tcPr>
+            <w:noWrap/>
+          </w:tcPr>
+          <w:p>
+            <w:pPr>
+              <w:pStyle w:val="Compact"/>
+              <w:spacing w:before="20" w:after="20"/>
+              <w:jc w:val="left"/>
+            </w:pPr>
+            <w:r>
+              <w:rPr>
+                <w:sz w:val="18"/>
+              </w:rPr>
               <w:t xml:space="preserve">Lint</w:t>
             </w:r>
           </w:p>
@@ -2053,11 +2933,13 @@
           <w:p>
             <w:pPr>
               <w:pStyle w:val="Compact"/>
-              <w:jc w:val="left"/>
-            </w:pPr>
-            <w:r>
-              <w:rPr>
-                <w:rStyle w:val="VerbatimChar"/>
+              <w:spacing w:before="20" w:after="20"/>
+              <w:jc w:val="left"/>
+            </w:pPr>
+            <w:r>
+              <w:rPr>
+                <w:rStyle w:val="VerbatimChar"/>
+                <w:sz w:val="18"/>
               </w:rPr>
               <w:t xml:space="preserve">npm run lint</w:t>
             </w:r>
@@ -2068,9 +2950,13 @@
           <w:p>
             <w:pPr>
               <w:pStyle w:val="Compact"/>
-              <w:jc w:val="left"/>
-            </w:pPr>
-            <w:r>
+              <w:spacing w:before="20" w:after="20"/>
+              <w:jc w:val="left"/>
+            </w:pPr>
+            <w:r>
+              <w:rPr>
+                <w:sz w:val="18"/>
+              </w:rPr>
               <w:t xml:space="preserve">0 errors</w:t>
             </w:r>
           </w:p>
@@ -2082,9 +2968,13 @@
           <w:p>
             <w:pPr>
               <w:pStyle w:val="Compact"/>
-              <w:jc w:val="left"/>
-            </w:pPr>
-            <w:r>
+              <w:spacing w:before="20" w:after="20"/>
+              <w:jc w:val="left"/>
+            </w:pPr>
+            <w:r>
+              <w:rPr>
+                <w:sz w:val="18"/>
+              </w:rPr>
               <w:t xml:space="preserve">Tests + coverage</w:t>
             </w:r>
           </w:p>
@@ -2094,31 +2984,43 @@
           <w:p>
             <w:pPr>
               <w:pStyle w:val="Compact"/>
-              <w:jc w:val="left"/>
-            </w:pPr>
-            <w:r>
-              <w:rPr>
-                <w:rStyle w:val="VerbatimChar"/>
+              <w:spacing w:before="20" w:after="20"/>
+              <w:jc w:val="left"/>
+            </w:pPr>
+            <w:r>
+              <w:rPr>
+                <w:rStyle w:val="VerbatimChar"/>
+                <w:sz w:val="18"/>
               </w:rPr>
               <w:t xml:space="preserve">npm run test:coverage</w:t>
             </w:r>
             <w:r>
-              <w:t xml:space="preserve"> </w:t>
-            </w:r>
-            <w:r>
-              <w:t xml:space="preserve">(unit + integration + API)</w:t>
-            </w:r>
-          </w:p>
-        </w:tc>
-        <w:tc>
-          <w:tcPr/>
-          <w:p>
-            <w:pPr>
-              <w:pStyle w:val="Compact"/>
-              <w:jc w:val="left"/>
-            </w:pPr>
-            <w:r>
-              <w:t xml:space="preserve">Lines ≥ 80 %, functions ≥ 80 %, branches ≥ 70 %</w:t>
+              <w:rPr>
+                <w:sz w:val="18"/>
+              </w:rPr>
+              <w:t xml:space="preserve"> </w:t>
+            </w:r>
+            <w:r>
+              <w:rPr>
+                <w:sz w:val="18"/>
+              </w:rPr>
+              <w:t xml:space="preserve">(unit, integration, API, security and functional suites)</w:t>
+            </w:r>
+          </w:p>
+        </w:tc>
+        <w:tc>
+          <w:tcPr/>
+          <w:p>
+            <w:pPr>
+              <w:pStyle w:val="Compact"/>
+              <w:spacing w:before="20" w:after="20"/>
+              <w:jc w:val="left"/>
+            </w:pPr>
+            <w:r>
+              <w:rPr>
+                <w:sz w:val="18"/>
+              </w:rPr>
+              <w:t xml:space="preserve">All pass; lines ≥ 80 %, functions ≥ 80 %, branches ≥ 70 %</w:t>
             </w:r>
           </w:p>
         </w:tc>
@@ -2129,36 +3031,58 @@
           <w:p>
             <w:pPr>
               <w:pStyle w:val="Compact"/>
-              <w:jc w:val="left"/>
-            </w:pPr>
-            <w:r>
-              <w:t xml:space="preserve">Security tests</w:t>
-            </w:r>
-          </w:p>
-        </w:tc>
-        <w:tc>
-          <w:tcPr/>
-          <w:p>
-            <w:pPr>
-              <w:pStyle w:val="Compact"/>
-              <w:jc w:val="left"/>
-            </w:pPr>
-            <w:r>
-              <w:rPr>
-                <w:rStyle w:val="VerbatimChar"/>
-              </w:rPr>
-              <w:t xml:space="preserve">npm run test:security</w:t>
-            </w:r>
-          </w:p>
-        </w:tc>
-        <w:tc>
-          <w:tcPr/>
-          <w:p>
-            <w:pPr>
-              <w:pStyle w:val="Compact"/>
-              <w:jc w:val="left"/>
-            </w:pPr>
-            <w:r>
+              <w:spacing w:before="20" w:after="20"/>
+              <w:jc w:val="left"/>
+            </w:pPr>
+            <w:r>
+              <w:rPr>
+                <w:sz w:val="18"/>
+              </w:rPr>
+              <w:t xml:space="preserve">PostgreSQL tests</w:t>
+            </w:r>
+          </w:p>
+        </w:tc>
+        <w:tc>
+          <w:tcPr/>
+          <w:p>
+            <w:pPr>
+              <w:pStyle w:val="Compact"/>
+              <w:spacing w:before="20" w:after="20"/>
+              <w:jc w:val="left"/>
+            </w:pPr>
+            <w:r>
+              <w:rPr>
+                <w:rStyle w:val="VerbatimChar"/>
+                <w:sz w:val="18"/>
+              </w:rPr>
+              <w:t xml:space="preserve">npm run test:pg</w:t>
+            </w:r>
+            <w:r>
+              <w:rPr>
+                <w:sz w:val="18"/>
+              </w:rPr>
+              <w:t xml:space="preserve"> </w:t>
+            </w:r>
+            <w:r>
+              <w:rPr>
+                <w:sz w:val="18"/>
+              </w:rPr>
+              <w:t xml:space="preserve">with a PostgreSQL 16 service</w:t>
+            </w:r>
+          </w:p>
+        </w:tc>
+        <w:tc>
+          <w:tcPr/>
+          <w:p>
+            <w:pPr>
+              <w:pStyle w:val="Compact"/>
+              <w:spacing w:before="20" w:after="20"/>
+              <w:jc w:val="left"/>
+            </w:pPr>
+            <w:r>
+              <w:rPr>
+                <w:sz w:val="18"/>
+              </w:rPr>
               <w:t xml:space="preserve">All pass</w:t>
             </w:r>
           </w:p>
@@ -2166,278 +3090,441 @@
       </w:tr>
       <w:tr>
         <w:tc>
-          <w:tcPr/>
-          <w:p>
-            <w:pPr>
-              <w:pStyle w:val="Compact"/>
-              <w:jc w:val="left"/>
-            </w:pPr>
-            <w:r>
-              <w:t xml:space="preserve">Postgres tests</w:t>
-            </w:r>
-          </w:p>
-        </w:tc>
-        <w:tc>
-          <w:tcPr/>
-          <w:p>
-            <w:pPr>
-              <w:pStyle w:val="Compact"/>
-              <w:jc w:val="left"/>
-            </w:pPr>
-            <w:r>
-              <w:rPr>
-                <w:rStyle w:val="VerbatimChar"/>
-              </w:rPr>
-              <w:t xml:space="preserve">npm run test:pg</w:t>
-            </w:r>
-            <w:r>
-              <w:t xml:space="preserve"> </w:t>
-            </w:r>
-            <w:r>
-              <w:t xml:space="preserve">with a Postgres service</w:t>
-            </w:r>
-          </w:p>
-        </w:tc>
-        <w:tc>
-          <w:tcPr/>
-          <w:p>
-            <w:pPr>
-              <w:pStyle w:val="Compact"/>
-              <w:jc w:val="left"/>
-            </w:pPr>
-            <w:r>
-              <w:t xml:space="preserve">All pass</w:t>
+          <w:tcPr>
+            <w:noWrap/>
+          </w:tcPr>
+          <w:p>
+            <w:pPr>
+              <w:pStyle w:val="Compact"/>
+              <w:spacing w:before="20" w:after="20"/>
+              <w:jc w:val="left"/>
+            </w:pPr>
+            <w:r>
+              <w:rPr>
+                <w:sz w:val="18"/>
+              </w:rPr>
+              <w:t xml:space="preserve">SAST</w:t>
+            </w:r>
+          </w:p>
+        </w:tc>
+        <w:tc>
+          <w:tcPr/>
+          <w:p>
+            <w:pPr>
+              <w:pStyle w:val="Compact"/>
+              <w:spacing w:before="20" w:after="20"/>
+              <w:jc w:val="left"/>
+            </w:pPr>
+            <w:r>
+              <w:rPr>
+                <w:sz w:val="18"/>
+              </w:rPr>
+              <w:t xml:space="preserve">CodeQL</w:t>
+            </w:r>
+          </w:p>
+        </w:tc>
+        <w:tc>
+          <w:tcPr/>
+          <w:p>
+            <w:pPr>
+              <w:pStyle w:val="Compact"/>
+              <w:spacing w:before="20" w:after="20"/>
+              <w:jc w:val="left"/>
+            </w:pPr>
+            <w:r>
+              <w:rPr>
+                <w:sz w:val="18"/>
+              </w:rPr>
+              <w:t xml:space="preserve">No new high/critical</w:t>
             </w:r>
           </w:p>
         </w:tc>
       </w:tr>
       <w:tr>
         <w:tc>
-          <w:tcPr/>
-          <w:p>
-            <w:pPr>
-              <w:pStyle w:val="Compact"/>
-              <w:jc w:val="left"/>
-            </w:pPr>
-            <w:r>
-              <w:t xml:space="preserve">SAST</w:t>
-            </w:r>
-          </w:p>
-        </w:tc>
-        <w:tc>
-          <w:tcPr/>
-          <w:p>
-            <w:pPr>
-              <w:pStyle w:val="Compact"/>
-              <w:jc w:val="left"/>
-            </w:pPr>
-            <w:r>
-              <w:t xml:space="preserve">CodeQL</w:t>
-            </w:r>
-          </w:p>
-        </w:tc>
-        <w:tc>
-          <w:tcPr/>
-          <w:p>
-            <w:pPr>
-              <w:pStyle w:val="Compact"/>
-              <w:jc w:val="left"/>
-            </w:pPr>
-            <w:r>
-              <w:t xml:space="preserve">No new high/critical</w:t>
+          <w:tcPr>
+            <w:noWrap/>
+          </w:tcPr>
+          <w:p>
+            <w:pPr>
+              <w:pStyle w:val="Compact"/>
+              <w:spacing w:before="20" w:after="20"/>
+              <w:jc w:val="left"/>
+            </w:pPr>
+            <w:r>
+              <w:rPr>
+                <w:sz w:val="18"/>
+              </w:rPr>
+              <w:t xml:space="preserve">Dependencies</w:t>
+            </w:r>
+          </w:p>
+        </w:tc>
+        <w:tc>
+          <w:tcPr/>
+          <w:p>
+            <w:pPr>
+              <w:pStyle w:val="Compact"/>
+              <w:spacing w:before="20" w:after="20"/>
+              <w:jc w:val="left"/>
+            </w:pPr>
+            <w:r>
+              <w:rPr>
+                <w:rStyle w:val="VerbatimChar"/>
+                <w:sz w:val="18"/>
+              </w:rPr>
+              <w:t xml:space="preserve">npm run audit</w:t>
+            </w:r>
+          </w:p>
+        </w:tc>
+        <w:tc>
+          <w:tcPr/>
+          <w:p>
+            <w:pPr>
+              <w:pStyle w:val="Compact"/>
+              <w:spacing w:before="20" w:after="20"/>
+              <w:jc w:val="left"/>
+            </w:pPr>
+            <w:r>
+              <w:rPr>
+                <w:sz w:val="18"/>
+              </w:rPr>
+              <w:t xml:space="preserve">No high/critical in production dependencies</w:t>
             </w:r>
           </w:p>
         </w:tc>
       </w:tr>
       <w:tr>
         <w:tc>
-          <w:tcPr/>
-          <w:p>
-            <w:pPr>
-              <w:pStyle w:val="Compact"/>
-              <w:jc w:val="left"/>
-            </w:pPr>
-            <w:r>
-              <w:t xml:space="preserve">Dependencies</w:t>
-            </w:r>
-          </w:p>
-        </w:tc>
-        <w:tc>
-          <w:tcPr/>
-          <w:p>
-            <w:pPr>
-              <w:pStyle w:val="Compact"/>
-              <w:jc w:val="left"/>
-            </w:pPr>
-            <w:r>
-              <w:rPr>
-                <w:rStyle w:val="VerbatimChar"/>
-              </w:rPr>
-              <w:t xml:space="preserve">npm run audit</w:t>
-            </w:r>
-          </w:p>
-        </w:tc>
-        <w:tc>
-          <w:tcPr/>
-          <w:p>
-            <w:pPr>
-              <w:pStyle w:val="Compact"/>
-              <w:jc w:val="left"/>
-            </w:pPr>
-            <w:r>
-              <w:t xml:space="preserve">No high/critical in production dependencies</w:t>
+          <w:tcPr>
+            <w:noWrap/>
+          </w:tcPr>
+          <w:p>
+            <w:pPr>
+              <w:pStyle w:val="Compact"/>
+              <w:spacing w:before="20" w:after="20"/>
+              <w:jc w:val="left"/>
+            </w:pPr>
+            <w:r>
+              <w:rPr>
+                <w:sz w:val="18"/>
+              </w:rPr>
+              <w:t xml:space="preserve">Secrets</w:t>
+            </w:r>
+          </w:p>
+        </w:tc>
+        <w:tc>
+          <w:tcPr/>
+          <w:p>
+            <w:pPr>
+              <w:pStyle w:val="Compact"/>
+              <w:spacing w:before="20" w:after="20"/>
+              <w:jc w:val="left"/>
+            </w:pPr>
+            <w:r>
+              <w:rPr>
+                <w:sz w:val="18"/>
+              </w:rPr>
+              <w:t xml:space="preserve">gitleaks</w:t>
+            </w:r>
+          </w:p>
+        </w:tc>
+        <w:tc>
+          <w:tcPr/>
+          <w:p>
+            <w:pPr>
+              <w:pStyle w:val="Compact"/>
+              <w:spacing w:before="20" w:after="20"/>
+              <w:jc w:val="left"/>
+            </w:pPr>
+            <w:r>
+              <w:rPr>
+                <w:sz w:val="18"/>
+              </w:rPr>
+              <w:t xml:space="preserve">0 findings</w:t>
             </w:r>
           </w:p>
         </w:tc>
       </w:tr>
       <w:tr>
         <w:tc>
-          <w:tcPr/>
-          <w:p>
-            <w:pPr>
-              <w:pStyle w:val="Compact"/>
-              <w:jc w:val="left"/>
-            </w:pPr>
-            <w:r>
-              <w:t xml:space="preserve">Secrets</w:t>
-            </w:r>
-          </w:p>
-        </w:tc>
-        <w:tc>
-          <w:tcPr/>
-          <w:p>
-            <w:pPr>
-              <w:pStyle w:val="Compact"/>
-              <w:jc w:val="left"/>
-            </w:pPr>
-            <w:r>
-              <w:t xml:space="preserve">gitleaks</w:t>
-            </w:r>
-          </w:p>
-        </w:tc>
-        <w:tc>
-          <w:tcPr/>
-          <w:p>
-            <w:pPr>
-              <w:pStyle w:val="Compact"/>
-              <w:jc w:val="left"/>
-            </w:pPr>
-            <w:r>
-              <w:t xml:space="preserve">0 findings</w:t>
+          <w:tcPr>
+            <w:noWrap/>
+          </w:tcPr>
+          <w:p>
+            <w:pPr>
+              <w:pStyle w:val="Compact"/>
+              <w:spacing w:before="20" w:after="20"/>
+              <w:jc w:val="left"/>
+            </w:pPr>
+            <w:r>
+              <w:rPr>
+                <w:sz w:val="18"/>
+              </w:rPr>
+              <w:t xml:space="preserve">Container</w:t>
+            </w:r>
+          </w:p>
+        </w:tc>
+        <w:tc>
+          <w:tcPr/>
+          <w:p>
+            <w:pPr>
+              <w:pStyle w:val="Compact"/>
+              <w:spacing w:before="20" w:after="20"/>
+              <w:jc w:val="left"/>
+            </w:pPr>
+            <w:r>
+              <w:rPr>
+                <w:sz w:val="18"/>
+              </w:rPr>
+              <w:t xml:space="preserve">Docker build → Trivy image scan</w:t>
+            </w:r>
+          </w:p>
+        </w:tc>
+        <w:tc>
+          <w:tcPr/>
+          <w:p>
+            <w:pPr>
+              <w:pStyle w:val="Compact"/>
+              <w:spacing w:before="20" w:after="20"/>
+              <w:jc w:val="left"/>
+            </w:pPr>
+            <w:r>
+              <w:rPr>
+                <w:sz w:val="18"/>
+              </w:rPr>
+              <w:t xml:space="preserve">No high or critical findings</w:t>
             </w:r>
           </w:p>
         </w:tc>
       </w:tr>
       <w:tr>
         <w:tc>
-          <w:tcPr/>
-          <w:p>
-            <w:pPr>
-              <w:pStyle w:val="Compact"/>
-              <w:jc w:val="left"/>
-            </w:pPr>
-            <w:r>
-              <w:t xml:space="preserve">Container</w:t>
-            </w:r>
-          </w:p>
-        </w:tc>
-        <w:tc>
-          <w:tcPr/>
-          <w:p>
-            <w:pPr>
-              <w:pStyle w:val="Compact"/>
-              <w:jc w:val="left"/>
-            </w:pPr>
-            <w:r>
-              <w:t xml:space="preserve">Docker build → Trivy image + config scan</w:t>
-            </w:r>
-          </w:p>
-        </w:tc>
-        <w:tc>
-          <w:tcPr/>
-          <w:p>
-            <w:pPr>
-              <w:pStyle w:val="Compact"/>
-              <w:jc w:val="left"/>
-            </w:pPr>
-            <w:r>
-              <w:t xml:space="preserve">No critical (PR); no critical/high (tag)</w:t>
+          <w:tcPr>
+            <w:noWrap/>
+          </w:tcPr>
+          <w:p>
+            <w:pPr>
+              <w:pStyle w:val="Compact"/>
+              <w:spacing w:before="20" w:after="20"/>
+              <w:jc w:val="left"/>
+            </w:pPr>
+            <w:r>
+              <w:rPr>
+                <w:sz w:val="18"/>
+              </w:rPr>
+              <w:t xml:space="preserve">SBOM</w:t>
+            </w:r>
+          </w:p>
+        </w:tc>
+        <w:tc>
+          <w:tcPr/>
+          <w:p>
+            <w:pPr>
+              <w:pStyle w:val="Compact"/>
+              <w:spacing w:before="20" w:after="20"/>
+              <w:jc w:val="left"/>
+            </w:pPr>
+            <w:r>
+              <w:rPr>
+                <w:sz w:val="18"/>
+              </w:rPr>
+              <w:t xml:space="preserve">CycloneDX</w:t>
+            </w:r>
+          </w:p>
+        </w:tc>
+        <w:tc>
+          <w:tcPr/>
+          <w:p>
+            <w:pPr>
+              <w:pStyle w:val="Compact"/>
+              <w:spacing w:before="20" w:after="20"/>
+              <w:jc w:val="left"/>
+            </w:pPr>
+            <w:r>
+              <w:rPr>
+                <w:sz w:val="18"/>
+              </w:rPr>
+              <w:t xml:space="preserve">Attached to the build</w:t>
             </w:r>
           </w:p>
         </w:tc>
       </w:tr>
       <w:tr>
         <w:tc>
-          <w:tcPr/>
-          <w:p>
-            <w:pPr>
-              <w:pStyle w:val="Compact"/>
-              <w:jc w:val="left"/>
-            </w:pPr>
-            <w:r>
-              <w:t xml:space="preserve">SBOM</w:t>
-            </w:r>
-          </w:p>
-        </w:tc>
-        <w:tc>
-          <w:tcPr/>
-          <w:p>
-            <w:pPr>
-              <w:pStyle w:val="Compact"/>
-              <w:jc w:val="left"/>
-            </w:pPr>
-            <w:r>
-              <w:t xml:space="preserve">CycloneDX</w:t>
-            </w:r>
-          </w:p>
-        </w:tc>
-        <w:tc>
-          <w:tcPr/>
-          <w:p>
-            <w:pPr>
-              <w:pStyle w:val="Compact"/>
-              <w:jc w:val="left"/>
-            </w:pPr>
-            <w:r>
-              <w:t xml:space="preserve">Attached to the release</w:t>
+          <w:tcPr>
+            <w:noWrap/>
+          </w:tcPr>
+          <w:p>
+            <w:pPr>
+              <w:pStyle w:val="Compact"/>
+              <w:spacing w:before="20" w:after="20"/>
+              <w:jc w:val="left"/>
+            </w:pPr>
+            <w:r>
+              <w:rPr>
+                <w:sz w:val="18"/>
+              </w:rPr>
+              <w:t xml:space="preserve">DAST</w:t>
+            </w:r>
+          </w:p>
+        </w:tc>
+        <w:tc>
+          <w:tcPr/>
+          <w:p>
+            <w:pPr>
+              <w:pStyle w:val="Compact"/>
+              <w:spacing w:before="20" w:after="20"/>
+              <w:jc w:val="left"/>
+            </w:pPr>
+            <w:r>
+              <w:rPr>
+                <w:sz w:val="18"/>
+              </w:rPr>
+              <w:t xml:space="preserve">ZAP baseline against the built image started in demo mode</w:t>
+            </w:r>
+          </w:p>
+        </w:tc>
+        <w:tc>
+          <w:tcPr/>
+          <w:p>
+            <w:pPr>
+              <w:pStyle w:val="Compact"/>
+              <w:spacing w:before="20" w:after="20"/>
+              <w:jc w:val="left"/>
+            </w:pPr>
+            <w:r>
+              <w:rPr>
+                <w:sz w:val="18"/>
+              </w:rPr>
+              <w:t xml:space="preserve">Report only in CI; no high-risk alert accepted for a release tag</w:t>
             </w:r>
           </w:p>
         </w:tc>
       </w:tr>
       <w:tr>
         <w:tc>
-          <w:tcPr/>
-          <w:p>
-            <w:pPr>
-              <w:pStyle w:val="Compact"/>
-              <w:jc w:val="left"/>
-            </w:pPr>
-            <w:r>
-              <w:t xml:space="preserve">DAST</w:t>
-            </w:r>
-          </w:p>
-        </w:tc>
-        <w:tc>
-          <w:tcPr/>
-          <w:p>
-            <w:pPr>
-              <w:pStyle w:val="Compact"/>
-              <w:jc w:val="left"/>
-            </w:pPr>
-            <w:r>
-              <w:t xml:space="preserve">ZAP baseline against the ephemeral/SANDBOX deployment</w:t>
-            </w:r>
-          </w:p>
-        </w:tc>
-        <w:tc>
-          <w:tcPr/>
-          <w:p>
-            <w:pPr>
-              <w:pStyle w:val="Compact"/>
-              <w:jc w:val="left"/>
-            </w:pPr>
-            <w:r>
-              <w:t xml:space="preserve">No high (tag)</w:t>
+          <w:tcPr>
+            <w:noWrap/>
+          </w:tcPr>
+          <w:p>
+            <w:pPr>
+              <w:pStyle w:val="Compact"/>
+              <w:spacing w:before="20" w:after="20"/>
+              <w:jc w:val="left"/>
+            </w:pPr>
+            <w:r>
+              <w:rPr>
+                <w:sz w:val="18"/>
+              </w:rPr>
+              <w:t xml:space="preserve">Contract</w:t>
+            </w:r>
+          </w:p>
+        </w:tc>
+        <w:tc>
+          <w:tcPr/>
+          <w:p>
+            <w:pPr>
+              <w:pStyle w:val="Compact"/>
+              <w:spacing w:before="20" w:after="20"/>
+              <w:jc w:val="left"/>
+            </w:pPr>
+            <w:r>
+              <w:rPr>
+                <w:rStyle w:val="VerbatimChar"/>
+                <w:sz w:val="18"/>
+              </w:rPr>
+              <w:t xml:space="preserve">node src/jobs/cli.js openapi</w:t>
+            </w:r>
+            <w:r>
+              <w:rPr>
+                <w:sz w:val="18"/>
+              </w:rPr>
+              <w:t xml:space="preserve"> </w:t>
+            </w:r>
+            <w:r>
+              <w:rPr>
+                <w:sz w:val="18"/>
+              </w:rPr>
+              <w:t xml:space="preserve">→</w:t>
+            </w:r>
+            <w:r>
+              <w:rPr>
+                <w:sz w:val="18"/>
+              </w:rPr>
+              <w:t xml:space="preserve"> </w:t>
+            </w:r>
+            <w:r>
+              <w:rPr>
+                <w:rStyle w:val="VerbatimChar"/>
+                <w:sz w:val="18"/>
+              </w:rPr>
+              <w:t xml:space="preserve">git diff --exit-code docs/api/openapi.json</w:t>
+            </w:r>
+          </w:p>
+        </w:tc>
+        <w:tc>
+          <w:tcPr/>
+          <w:p>
+            <w:pPr>
+              <w:pStyle w:val="Compact"/>
+              <w:spacing w:before="20" w:after="20"/>
+              <w:jc w:val="left"/>
+            </w:pPr>
+            <w:r>
+              <w:rPr>
+                <w:sz w:val="18"/>
+              </w:rPr>
+              <w:t xml:space="preserve">Fails if the committed spec is stale. A change on</w:t>
+            </w:r>
+            <w:r>
+              <w:rPr>
+                <w:sz w:val="18"/>
+              </w:rPr>
+              <w:t xml:space="preserve"> </w:t>
+            </w:r>
+            <w:r>
+              <w:rPr>
+                <w:rStyle w:val="VerbatimChar"/>
+                <w:sz w:val="18"/>
+              </w:rPr>
+              <w:t xml:space="preserve">/api/partner/v1/*</w:t>
+            </w:r>
+            <w:r>
+              <w:rPr>
+                <w:sz w:val="18"/>
+              </w:rPr>
+              <w:t xml:space="preserve"> </w:t>
+            </w:r>
+            <w:r>
+              <w:rPr>
+                <w:sz w:val="18"/>
+              </w:rPr>
+              <w:t xml:space="preserve">needs the</w:t>
+            </w:r>
+            <w:r>
+              <w:rPr>
+                <w:sz w:val="18"/>
+              </w:rPr>
+              <w:t xml:space="preserve"> </w:t>
+            </w:r>
+            <w:r>
+              <w:rPr>
+                <w:rStyle w:val="VerbatimChar"/>
+                <w:sz w:val="18"/>
+              </w:rPr>
+              <w:t xml:space="preserve">partner-contract-change</w:t>
+            </w:r>
+            <w:r>
+              <w:rPr>
+                <w:sz w:val="18"/>
+              </w:rPr>
+              <w:t xml:space="preserve"> </w:t>
+            </w:r>
+            <w:r>
+              <w:rPr>
+                <w:sz w:val="18"/>
+              </w:rPr>
+              <w:t xml:space="preserve">label and a partner notice</w:t>
             </w:r>
           </w:p>
         </w:tc>
@@ -2448,82 +3535,71 @@
           <w:p>
             <w:pPr>
               <w:pStyle w:val="Compact"/>
-              <w:jc w:val="left"/>
-            </w:pPr>
-            <w:r>
-              <w:t xml:space="preserve">Contract</w:t>
-            </w:r>
-          </w:p>
-        </w:tc>
-        <w:tc>
-          <w:tcPr/>
-          <w:p>
-            <w:pPr>
-              <w:pStyle w:val="Compact"/>
-              <w:jc w:val="left"/>
-            </w:pPr>
-            <w:r>
-              <w:rPr>
-                <w:rStyle w:val="VerbatimChar"/>
-              </w:rPr>
-              <w:t xml:space="preserve">npm run job -- openapi</w:t>
-            </w:r>
-            <w:r>
-              <w:t xml:space="preserve"> </w:t>
-            </w:r>
-            <w:r>
-              <w:t xml:space="preserve">→ diff against</w:t>
-            </w:r>
-            <w:r>
-              <w:t xml:space="preserve"> </w:t>
-            </w:r>
-            <w:r>
-              <w:rPr>
-                <w:rStyle w:val="VerbatimChar"/>
-              </w:rPr>
-              <w:t xml:space="preserve">docs/api/openapi.json</w:t>
-            </w:r>
-          </w:p>
-        </w:tc>
-        <w:tc>
-          <w:tcPr/>
-          <w:p>
-            <w:pPr>
-              <w:pStyle w:val="Compact"/>
-              <w:jc w:val="left"/>
-            </w:pPr>
-            <w:r>
-              <w:t xml:space="preserve">A diff must be committed. A diff on</w:t>
-            </w:r>
-            <w:r>
-              <w:t xml:space="preserve"> </w:t>
-            </w:r>
-            <w:r>
-              <w:rPr>
-                <w:rStyle w:val="VerbatimChar"/>
-              </w:rPr>
-              <w:t xml:space="preserve">/api/partner/v1/*</w:t>
-            </w:r>
-            <w:r>
-              <w:t xml:space="preserve"> </w:t>
-            </w:r>
-            <w:r>
-              <w:t xml:space="preserve">needs the</w:t>
-            </w:r>
-            <w:r>
-              <w:t xml:space="preserve"> </w:t>
-            </w:r>
-            <w:r>
-              <w:rPr>
-                <w:rStyle w:val="VerbatimChar"/>
-              </w:rPr>
-              <w:t xml:space="preserve">partner-contract-change</w:t>
-            </w:r>
-            <w:r>
-              <w:t xml:space="preserve"> </w:t>
-            </w:r>
-            <w:r>
-              <w:t xml:space="preserve">label and partner notice</w:t>
+              <w:spacing w:before="20" w:after="20"/>
+              <w:jc w:val="left"/>
+            </w:pPr>
+            <w:r>
+              <w:rPr>
+                <w:sz w:val="18"/>
+              </w:rPr>
+              <w:t xml:space="preserve">Migration immutability</w:t>
+            </w:r>
+          </w:p>
+        </w:tc>
+        <w:tc>
+          <w:tcPr/>
+          <w:p>
+            <w:pPr>
+              <w:pStyle w:val="Compact"/>
+              <w:spacing w:before="20" w:after="20"/>
+              <w:jc w:val="left"/>
+            </w:pPr>
+            <w:r>
+              <w:rPr>
+                <w:sz w:val="18"/>
+              </w:rPr>
+              <w:t xml:space="preserve">DBA review: an applied</w:t>
+            </w:r>
+            <w:r>
+              <w:rPr>
+                <w:sz w:val="18"/>
+              </w:rPr>
+              <w:t xml:space="preserve"> </w:t>
+            </w:r>
+            <w:r>
+              <w:rPr>
+                <w:rStyle w:val="VerbatimChar"/>
+                <w:sz w:val="18"/>
+              </w:rPr>
+              <w:t xml:space="preserve">db/migrations/*.sql</w:t>
+            </w:r>
+            <w:r>
+              <w:rPr>
+                <w:sz w:val="18"/>
+              </w:rPr>
+              <w:t xml:space="preserve"> </w:t>
+            </w:r>
+            <w:r>
+              <w:rPr>
+                <w:sz w:val="18"/>
+              </w:rPr>
+              <w:t xml:space="preserve">file is never edited (an automated CI check is recommended)</w:t>
+            </w:r>
+          </w:p>
+        </w:tc>
+        <w:tc>
+          <w:tcPr/>
+          <w:p>
+            <w:pPr>
+              <w:pStyle w:val="Compact"/>
+              <w:spacing w:before="20" w:after="20"/>
+              <w:jc w:val="left"/>
+            </w:pPr>
+            <w:r>
+              <w:rPr>
+                <w:sz w:val="18"/>
+              </w:rPr>
+              <w:t xml:space="preserve">Hard rule (§6)</w:t>
             </w:r>
           </w:p>
         </w:tc>
@@ -2534,111 +3610,59 @@
           <w:p>
             <w:pPr>
               <w:pStyle w:val="Compact"/>
-              <w:jc w:val="left"/>
-            </w:pPr>
-            <w:r>
-              <w:t xml:space="preserve">Migration immutability</w:t>
-            </w:r>
-          </w:p>
-        </w:tc>
-        <w:tc>
-          <w:tcPr/>
-          <w:p>
-            <w:pPr>
-              <w:pStyle w:val="Compact"/>
-              <w:jc w:val="left"/>
-            </w:pPr>
-            <w:r>
-              <w:t xml:space="preserve">Script: fail if any</w:t>
-            </w:r>
-            <w:r>
-              <w:t xml:space="preserve"> </w:t>
-            </w:r>
-            <w:r>
-              <w:rPr>
-                <w:rStyle w:val="VerbatimChar"/>
-              </w:rPr>
-              <w:t xml:space="preserve">db/migrations/*.sql</w:t>
-            </w:r>
-            <w:r>
-              <w:t xml:space="preserve"> </w:t>
-            </w:r>
-            <w:r>
-              <w:t xml:space="preserve">present on</w:t>
-            </w:r>
-            <w:r>
-              <w:t xml:space="preserve"> </w:t>
-            </w:r>
-            <w:r>
-              <w:rPr>
-                <w:rStyle w:val="VerbatimChar"/>
-              </w:rPr>
-              <w:t xml:space="preserve">main</w:t>
-            </w:r>
-            <w:r>
-              <w:t xml:space="preserve"> </w:t>
-            </w:r>
-            <w:r>
-              <w:t xml:space="preserve">changed</w:t>
-            </w:r>
-          </w:p>
-        </w:tc>
-        <w:tc>
-          <w:tcPr/>
-          <w:p>
-            <w:pPr>
-              <w:pStyle w:val="Compact"/>
-              <w:jc w:val="left"/>
-            </w:pPr>
-            <w:r>
-              <w:t xml:space="preserve">Hard fail</w:t>
-            </w:r>
-          </w:p>
-        </w:tc>
-      </w:tr>
-      <w:tr>
-        <w:tc>
-          <w:tcPr/>
-          <w:p>
-            <w:pPr>
-              <w:pStyle w:val="Compact"/>
-              <w:jc w:val="left"/>
-            </w:pPr>
-            <w:r>
-              <w:t xml:space="preserve">Perf smoke (tag)</w:t>
-            </w:r>
-          </w:p>
-        </w:tc>
-        <w:tc>
-          <w:tcPr/>
-          <w:p>
-            <w:pPr>
-              <w:pStyle w:val="Compact"/>
-              <w:jc w:val="left"/>
-            </w:pPr>
-            <w:r>
-              <w:rPr>
-                <w:rStyle w:val="VerbatimChar"/>
+              <w:spacing w:before="20" w:after="20"/>
+              <w:jc w:val="left"/>
+            </w:pPr>
+            <w:r>
+              <w:rPr>
+                <w:sz w:val="18"/>
+              </w:rPr>
+              <w:t xml:space="preserve">Perf smoke</w:t>
+            </w:r>
+          </w:p>
+        </w:tc>
+        <w:tc>
+          <w:tcPr/>
+          <w:p>
+            <w:pPr>
+              <w:pStyle w:val="Compact"/>
+              <w:spacing w:before="20" w:after="20"/>
+              <w:jc w:val="left"/>
+            </w:pPr>
+            <w:r>
+              <w:rPr>
+                <w:rStyle w:val="VerbatimChar"/>
+                <w:sz w:val="18"/>
               </w:rPr>
               <w:t xml:space="preserve">npm run test:perf</w:t>
             </w:r>
             <w:r>
-              <w:t xml:space="preserve"> </w:t>
-            </w:r>
-            <w:r>
-              <w:t xml:space="preserve">against the ephemeral deployment</w:t>
-            </w:r>
-          </w:p>
-        </w:tc>
-        <w:tc>
-          <w:tcPr/>
-          <w:p>
-            <w:pPr>
-              <w:pStyle w:val="Compact"/>
-              <w:jc w:val="left"/>
-            </w:pPr>
-            <w:r>
-              <w:t xml:space="preserve">p95 within 120 % of the baseline</w:t>
+              <w:rPr>
+                <w:sz w:val="18"/>
+              </w:rPr>
+              <w:t xml:space="preserve"> </w:t>
+            </w:r>
+            <w:r>
+              <w:rPr>
+                <w:sz w:val="18"/>
+              </w:rPr>
+              <w:t xml:space="preserve">(in-process, 15 s, 25 concurrent)</w:t>
+            </w:r>
+          </w:p>
+        </w:tc>
+        <w:tc>
+          <w:tcPr/>
+          <w:p>
+            <w:pPr>
+              <w:pStyle w:val="Compact"/>
+              <w:spacing w:before="20" w:after="20"/>
+              <w:jc w:val="left"/>
+            </w:pPr>
+            <w:r>
+              <w:rPr>
+                <w:sz w:val="18"/>
+              </w:rPr>
+              <w:t xml:space="preserve">p95 ≤ 300 ms and errors ≤ 1 %; full PERF regression for release candidates (p95 within 120 % of the previous baseline)</w:t>
             </w:r>
           </w:p>
         </w:tc>
@@ -2672,7 +3696,7 @@
       <w:r>
         <w:drawing>
           <wp:inline>
-            <wp:extent cx="6119999" cy="905360"/>
+            <wp:extent cx="6119999" cy="901032"/>
             <wp:effectExtent b="0" l="0" r="0" t="0"/>
             <wp:docPr descr="" title="" id="30" name="Picture"/>
             <a:graphic>
@@ -2693,7 +3717,7 @@
                   <pic:spPr bwMode="auto">
                     <a:xfrm>
                       <a:off x="0" y="0"/>
-                      <a:ext cx="6119999" cy="905360"/>
+                      <a:ext cx="6119999" cy="901032"/>
                     </a:xfrm>
                     <a:prstGeom prst="rect">
                       <a:avLst/>
@@ -2780,7 +3804,7 @@
         <w:rPr>
           <w:rStyle w:val="VerbatimChar"/>
         </w:rPr>
-        <w:t xml:space="preserve">maxSurge: 25 %</w:t>
+        <w:t xml:space="preserve">maxSurge: 1</w:t>
       </w:r>
       <w:r>
         <w:t xml:space="preserve">). Readiness gates traffic;</w:t>
@@ -2817,11 +3841,14 @@
           <w:rPr>
             <w:rStyle w:val="Hyperlink"/>
           </w:rPr>
-          <w:t xml:space="preserve">go-live plan §3.1</w:t>
+          <w:t xml:space="preserve">Go-Live and Hypercare Plan</w:t>
         </w:r>
       </w:hyperlink>
       <w:r>
-        <w:t xml:space="preserve">).</w:t>
+        <w:t xml:space="preserve"> </w:t>
+      </w:r>
+      <w:r>
+        <w:t xml:space="preserve">§3.1).</w:t>
       </w:r>
     </w:p>
     <w:p>
@@ -2851,17 +3878,70 @@
           <w:bCs/>
           <w:b/>
         </w:rPr>
-        <w:t xml:space="preserve">Tue–Thu 21:00–23:00 ICT</w:t>
-      </w:r>
-      <w:r>
-        <w:t xml:space="preserve"> </w:t>
-      </w:r>
-      <w:r>
-        <w:t xml:space="preserve">(outside the 08:00–20:00 contact window and before the 08:30 journey run). No deployments on the day before public holidays, during Tết (1–14 Feb 2027) or during month-end renewal peaks unless emergency.</w:t>
+        <w:t xml:space="preserve">Tuesday to Thursday, 21:00–23:00 ICT</w:t>
+      </w:r>
+      <w:r>
+        <w:t xml:space="preserve"> </w:t>
+      </w:r>
+      <w:r>
+        <w:t xml:space="preserve">(outside the 08:00–20:00 contact window and well before the 08:15 journey run). No deployments on the day before public holidays, during Tết (01–14 February 2027) or during month-end renewal peaks unless emergency. The hosted UAT on Railway (</w:t>
+      </w:r>
+      <w:hyperlink r:id="rId32">
+        <w:r>
+          <w:rPr>
+            <w:rStyle w:val="Hyperlink"/>
+          </w:rPr>
+          <w:t xml:space="preserve">https://tasco-growth-api-uat.up.railway.app</w:t>
+        </w:r>
+      </w:hyperlink>
+      <w:r>
+        <w:t xml:space="preserve">) deploys from the same Dockerfile;</w:t>
+      </w:r>
+      <w:r>
+        <w:t xml:space="preserve"> </w:t>
+      </w:r>
+      <w:r>
+        <w:rPr>
+          <w:rStyle w:val="VerbatimChar"/>
+        </w:rPr>
+        <w:t xml:space="preserve">railway.json</w:t>
+      </w:r>
+      <w:r>
+        <w:t xml:space="preserve"> </w:t>
+      </w:r>
+      <w:r>
+        <w:t xml:space="preserve">runs</w:t>
+      </w:r>
+      <w:r>
+        <w:t xml:space="preserve"> </w:t>
+      </w:r>
+      <w:r>
+        <w:rPr>
+          <w:rStyle w:val="VerbatimChar"/>
+        </w:rPr>
+        <w:t xml:space="preserve">node src/jobs/cli.js migrate</w:t>
+      </w:r>
+      <w:r>
+        <w:t xml:space="preserve"> </w:t>
+      </w:r>
+      <w:r>
+        <w:t xml:space="preserve">as the pre-deploy command and gates traffic on</w:t>
+      </w:r>
+      <w:r>
+        <w:t xml:space="preserve"> </w:t>
+      </w:r>
+      <w:r>
+        <w:rPr>
+          <w:rStyle w:val="VerbatimChar"/>
+        </w:rPr>
+        <w:t xml:space="preserve">/health/ready</w:t>
+      </w:r>
+      <w:r>
+        <w:t xml:space="preserve">.</w:t>
       </w:r>
     </w:p>
-    <w:bookmarkEnd w:id="32"/>
-    <w:bookmarkStart w:id="33" w:name="X4e3de129d8d1beaed48742a34566b778db44d49"/>
+    <w:bookmarkEnd w:id="33"/>
+    <w:bookmarkStart w:id="34" w:name="X4e3de129d8d1beaed48742a34566b778db44d49"/>
     <w:p>
       <w:pPr>
         <w:pStyle w:val="Heading2"/>
@@ -2895,12 +3975,14 @@
           <w:p>
             <w:pPr>
               <w:pStyle w:val="Compact"/>
+              <w:spacing w:before="20" w:after="20"/>
               <w:jc w:val="left"/>
             </w:pPr>
             <w:r>
               <w:rPr>
                 <w:b/>
                 <w:color w:val="FFFFFF"/>
+                <w:sz w:val="18"/>
               </w:rPr>
               <w:t xml:space="preserve">Change type</w:t>
             </w:r>
@@ -2913,12 +3995,14 @@
           <w:p>
             <w:pPr>
               <w:pStyle w:val="Compact"/>
+              <w:spacing w:before="20" w:after="20"/>
               <w:jc w:val="left"/>
             </w:pPr>
             <w:r>
               <w:rPr>
                 <w:b/>
                 <w:color w:val="FFFFFF"/>
+                <w:sz w:val="18"/>
               </w:rPr>
               <w:t xml:space="preserve">Examples</w:t>
             </w:r>
@@ -2931,12 +4015,14 @@
           <w:p>
             <w:pPr>
               <w:pStyle w:val="Compact"/>
+              <w:spacing w:before="20" w:after="20"/>
               <w:jc w:val="left"/>
             </w:pPr>
             <w:r>
               <w:rPr>
                 <w:b/>
                 <w:color w:val="FFFFFF"/>
+                <w:sz w:val="18"/>
               </w:rPr>
               <w:t xml:space="preserve">Approval</w:t>
             </w:r>
@@ -2949,12 +4035,14 @@
           <w:p>
             <w:pPr>
               <w:pStyle w:val="Compact"/>
+              <w:spacing w:before="20" w:after="20"/>
               <w:jc w:val="left"/>
             </w:pPr>
             <w:r>
               <w:rPr>
                 <w:b/>
                 <w:color w:val="FFFFFF"/>
+                <w:sz w:val="18"/>
               </w:rPr>
               <w:t xml:space="preserve">Lead time</w:t>
             </w:r>
@@ -2967,19 +4055,27 @@
           <w:p>
             <w:pPr>
               <w:pStyle w:val="Compact"/>
+              <w:spacing w:before="20" w:after="20"/>
               <w:jc w:val="left"/>
             </w:pPr>
             <w:r>
               <w:rPr>
                 <w:bCs/>
                 <w:b/>
+                <w:sz w:val="18"/>
               </w:rPr>
               <w:t xml:space="preserve">Standard</w:t>
             </w:r>
             <w:r>
-              <w:t xml:space="preserve"> </w:t>
-            </w:r>
-            <w:r>
+              <w:rPr>
+                <w:sz w:val="18"/>
+              </w:rPr>
+              <w:t xml:space="preserve"> </w:t>
+            </w:r>
+            <w:r>
+              <w:rPr>
+                <w:sz w:val="18"/>
+              </w:rPr>
               <w:t xml:space="preserve">(pre-approved, low risk, repeatable)</w:t>
             </w:r>
           </w:p>
@@ -2989,9 +4085,13 @@
           <w:p>
             <w:pPr>
               <w:pStyle w:val="Compact"/>
-              <w:jc w:val="left"/>
-            </w:pPr>
-            <w:r>
+              <w:spacing w:before="20" w:after="20"/>
+              <w:jc w:val="left"/>
+            </w:pPr>
+            <w:r>
+              <w:rPr>
+                <w:sz w:val="18"/>
+              </w:rPr>
               <w:t xml:space="preserve">PATCH release passing all gates with no migration; scaling within HPA bounds; certificate renewal; SOP-04 partner key issue/revoke; SOP-03 offboarding</w:t>
             </w:r>
           </w:p>
@@ -3001,9 +4101,13 @@
           <w:p>
             <w:pPr>
               <w:pStyle w:val="Compact"/>
-              <w:jc w:val="left"/>
-            </w:pPr>
-            <w:r>
+              <w:spacing w:before="20" w:after="20"/>
+              <w:jc w:val="left"/>
+            </w:pPr>
+            <w:r>
+              <w:rPr>
+                <w:sz w:val="18"/>
+              </w:rPr>
               <w:t xml:space="preserve">Release manager; logged</w:t>
             </w:r>
           </w:p>
@@ -3013,9 +4117,13 @@
           <w:p>
             <w:pPr>
               <w:pStyle w:val="Compact"/>
-              <w:jc w:val="left"/>
-            </w:pPr>
-            <w:r>
+              <w:spacing w:before="20" w:after="20"/>
+              <w:jc w:val="left"/>
+            </w:pPr>
+            <w:r>
+              <w:rPr>
+                <w:sz w:val="18"/>
+              </w:rPr>
               <w:t xml:space="preserve">Same day</w:t>
             </w:r>
           </w:p>
@@ -3023,16 +4131,20 @@
       </w:tr>
       <w:tr>
         <w:tc>
-          <w:tcPr/>
-          <w:p>
-            <w:pPr>
-              <w:pStyle w:val="Compact"/>
+          <w:tcPr>
+            <w:noWrap/>
+          </w:tcPr>
+          <w:p>
+            <w:pPr>
+              <w:pStyle w:val="Compact"/>
+              <w:spacing w:before="20" w:after="20"/>
               <w:jc w:val="left"/>
             </w:pPr>
             <w:r>
               <w:rPr>
                 <w:bCs/>
                 <w:b/>
+                <w:sz w:val="18"/>
               </w:rPr>
               <w:t xml:space="preserve">Normal</w:t>
             </w:r>
@@ -3043,9 +4155,13 @@
           <w:p>
             <w:pPr>
               <w:pStyle w:val="Compact"/>
-              <w:jc w:val="left"/>
-            </w:pPr>
-            <w:r>
+              <w:spacing w:before="20" w:after="20"/>
+              <w:jc w:val="left"/>
+            </w:pPr>
+            <w:r>
+              <w:rPr>
+                <w:sz w:val="18"/>
+              </w:rPr>
               <w:t xml:space="preserve">MINOR/MAJOR release; any migration; config/secret change (SOP-01, SOP-02); RBAC changes; infrastructure changes; new partner integration</w:t>
             </w:r>
           </w:p>
@@ -3055,9 +4171,13 @@
           <w:p>
             <w:pPr>
               <w:pStyle w:val="Compact"/>
-              <w:jc w:val="left"/>
-            </w:pPr>
-            <w:r>
+              <w:spacing w:before="20" w:after="20"/>
+              <w:jc w:val="left"/>
+            </w:pPr>
+            <w:r>
+              <w:rPr>
+                <w:sz w:val="18"/>
+              </w:rPr>
               <w:t xml:space="preserve">Weekly CAB (Wednesday 14:00 ICT)</w:t>
             </w:r>
           </w:p>
@@ -3067,9 +4187,13 @@
           <w:p>
             <w:pPr>
               <w:pStyle w:val="Compact"/>
-              <w:jc w:val="left"/>
-            </w:pPr>
-            <w:r>
+              <w:spacing w:before="20" w:after="20"/>
+              <w:jc w:val="left"/>
+            </w:pPr>
+            <w:r>
+              <w:rPr>
+                <w:sz w:val="18"/>
+              </w:rPr>
               <w:t xml:space="preserve">≥ 3 business days</w:t>
             </w:r>
           </w:p>
@@ -3077,16 +4201,20 @@
       </w:tr>
       <w:tr>
         <w:tc>
-          <w:tcPr/>
-          <w:p>
-            <w:pPr>
-              <w:pStyle w:val="Compact"/>
+          <w:tcPr>
+            <w:noWrap/>
+          </w:tcPr>
+          <w:p>
+            <w:pPr>
+              <w:pStyle w:val="Compact"/>
+              <w:spacing w:before="20" w:after="20"/>
               <w:jc w:val="left"/>
             </w:pPr>
             <w:r>
               <w:rPr>
                 <w:bCs/>
                 <w:b/>
+                <w:sz w:val="18"/>
               </w:rPr>
               <w:t xml:space="preserve">Emergency</w:t>
             </w:r>
@@ -3097,9 +4225,13 @@
           <w:p>
             <w:pPr>
               <w:pStyle w:val="Compact"/>
-              <w:jc w:val="left"/>
-            </w:pPr>
-            <w:r>
+              <w:spacing w:before="20" w:after="20"/>
+              <w:jc w:val="left"/>
+            </w:pPr>
+            <w:r>
+              <w:rPr>
+                <w:sz w:val="18"/>
+              </w:rPr>
               <w:t xml:space="preserve">Sev 1/2 fix; security patch for an actively exploited vulnerability</w:t>
             </w:r>
           </w:p>
@@ -3109,9 +4241,13 @@
           <w:p>
             <w:pPr>
               <w:pStyle w:val="Compact"/>
-              <w:jc w:val="left"/>
-            </w:pPr>
-            <w:r>
+              <w:spacing w:before="20" w:after="20"/>
+              <w:jc w:val="left"/>
+            </w:pPr>
+            <w:r>
+              <w:rPr>
+                <w:sz w:val="18"/>
+              </w:rPr>
               <w:t xml:space="preserve">E-CAB: TASCO IT Head + PO (+ Compliance if customer-facing contact is affected), by phone/chat; ratified at the next CAB</w:t>
             </w:r>
           </w:p>
@@ -3121,9 +4257,13 @@
           <w:p>
             <w:pPr>
               <w:pStyle w:val="Compact"/>
-              <w:jc w:val="left"/>
-            </w:pPr>
-            <w:r>
+              <w:spacing w:before="20" w:after="20"/>
+              <w:jc w:val="left"/>
+            </w:pPr>
+            <w:r>
+              <w:rPr>
+                <w:sz w:val="18"/>
+              </w:rPr>
               <w:t xml:space="preserve">Immediate</w:t>
             </w:r>
           </w:p>
@@ -3138,8 +4278,8 @@
         <w:t xml:space="preserve">The change record contains: description, risk and impact, linked tickets, release notes, test evidence (CI run, SIT/UAT where applicable), migration plan and compatibility, deployment and rollback steps, verification steps, communication plan, and the window.</w:t>
       </w:r>
     </w:p>
-    <w:bookmarkEnd w:id="33"/>
-    <w:bookmarkStart w:id="34" w:name="Xc77c2fdd6e378304eb370ad414902ecc6c0d006"/>
+    <w:bookmarkEnd w:id="34"/>
+    <w:bookmarkStart w:id="35" w:name="Xc77c2fdd6e378304eb370ad414902ecc6c0d006"/>
     <w:p>
       <w:pPr>
         <w:pStyle w:val="Heading2"/>
@@ -3179,16 +4319,34 @@
         <w:t xml:space="preserve">schema_migrations</w:t>
       </w:r>
       <w:r>
-        <w:t xml:space="preserve">, so an edit is silently skipped where already applied and diverges elsewhere. Add a new numbered file instead (</w:t>
+        <w:t xml:space="preserve">, so an edit is silently skipped where already applied and diverges elsewhere. Add a new numbered file instead (for example</w:t>
+      </w:r>
+      <w:r>
+        <w:t xml:space="preserve"> </w:t>
       </w:r>
       <w:r>
         <w:rPr>
           <w:rStyle w:val="VerbatimChar"/>
         </w:rPr>
-        <w:t xml:space="preserve">002_…sql</w:t>
-      </w:r>
-      <w:r>
-        <w:t xml:space="preserve">). CI enforces this (§4). The header of</w:t>
+        <w:t xml:space="preserve">003_…sql</w:t>
+      </w:r>
+      <w:r>
+        <w:t xml:space="preserve">;</w:t>
+      </w:r>
+      <w:r>
+        <w:t xml:space="preserve"> </w:t>
+      </w:r>
+      <w:r>
+        <w:rPr>
+          <w:rStyle w:val="VerbatimChar"/>
+        </w:rPr>
+        <w:t xml:space="preserve">002_integrity_hardening.sql</w:t>
+      </w:r>
+      <w:r>
+        <w:t xml:space="preserve"> </w:t>
+      </w:r>
+      <w:r>
+        <w:t xml:space="preserve">already exists). DBA review enforces this (§4). The header of</w:t>
       </w:r>
       <w:r>
         <w:t xml:space="preserve"> </w:t>
@@ -3219,6 +4377,37 @@
           <w:bCs/>
           <w:b/>
         </w:rPr>
+        <w:t xml:space="preserve">Concurrency.</w:t>
+      </w:r>
+      <w:r>
+        <w:t xml:space="preserve"> </w:t>
+      </w:r>
+      <w:r>
+        <w:rPr>
+          <w:rStyle w:val="VerbatimChar"/>
+        </w:rPr>
+        <w:t xml:space="preserve">migrate()</w:t>
+      </w:r>
+      <w:r>
+        <w:t xml:space="preserve"> </w:t>
+      </w:r>
+      <w:r>
+        <w:t xml:space="preserve">takes a PostgreSQL advisory lock, so two migrators started together are serialised (KI-30 fixed), and rule activation is transactional.</w:t>
+      </w:r>
+    </w:p>
+    <w:p>
+      <w:pPr>
+        <w:numPr>
+          <w:ilvl w:val="0"/>
+          <w:numId w:val="1004"/>
+        </w:numPr>
+        <w:pStyle w:val="Compact"/>
+      </w:pPr>
+      <w:r>
+        <w:rPr>
+          <w:bCs/>
+          <w:b/>
+        </w:rPr>
         <w:t xml:space="preserve">Forward-only, expand/contract.</w:t>
       </w:r>
       <w:r>
@@ -3432,7 +4621,7 @@
         <w:t xml:space="preserve"> </w:t>
       </w:r>
       <w:r>
-        <w:t xml:space="preserve">in Kubernetes, KI-30).</w:t>
+        <w:t xml:space="preserve">in Kubernetes).</w:t>
       </w:r>
     </w:p>
     <w:p>
@@ -3447,8 +4636,8 @@
         <w:t xml:space="preserve">Destructive data changes (deletes, PII-touching updates) need a fresh PITR restore point noted in the change record and DPO consultation where personal data is affected.</w:t>
       </w:r>
     </w:p>
-    <w:bookmarkEnd w:id="34"/>
-    <w:bookmarkStart w:id="35" w:name="X8895d19c20e0e3b3f004ad165056da220a274db"/>
+    <w:bookmarkEnd w:id="35"/>
+    <w:bookmarkStart w:id="36" w:name="X8895d19c20e0e3b3f004ad165056da220a274db"/>
     <w:p>
       <w:pPr>
         <w:pStyle w:val="Heading2"/>
@@ -3489,12 +4678,14 @@
           <w:p>
             <w:pPr>
               <w:pStyle w:val="Compact"/>
+              <w:spacing w:before="20" w:after="20"/>
               <w:jc w:val="left"/>
             </w:pPr>
             <w:r>
               <w:rPr>
                 <w:b/>
                 <w:color w:val="FFFFFF"/>
+                <w:sz w:val="18"/>
               </w:rPr>
               <w:t xml:space="preserve">Need</w:t>
             </w:r>
@@ -3507,12 +4698,14 @@
           <w:p>
             <w:pPr>
               <w:pStyle w:val="Compact"/>
+              <w:spacing w:before="20" w:after="20"/>
               <w:jc w:val="left"/>
             </w:pPr>
             <w:r>
               <w:rPr>
                 <w:b/>
                 <w:color w:val="FFFFFF"/>
+                <w:sz w:val="18"/>
               </w:rPr>
               <w:t xml:space="preserve">Rule kind and field</w:t>
             </w:r>
@@ -3525,12 +4718,14 @@
           <w:p>
             <w:pPr>
               <w:pStyle w:val="Compact"/>
+              <w:spacing w:before="20" w:after="20"/>
               <w:jc w:val="left"/>
             </w:pPr>
             <w:r>
               <w:rPr>
                 <w:b/>
                 <w:color w:val="FFFFFF"/>
+                <w:sz w:val="18"/>
               </w:rPr>
               <w:t xml:space="preserve">Example</w:t>
             </w:r>
@@ -3543,9 +4738,13 @@
           <w:p>
             <w:pPr>
               <w:pStyle w:val="Compact"/>
-              <w:jc w:val="left"/>
-            </w:pPr>
-            <w:r>
+              <w:spacing w:before="20" w:after="20"/>
+              <w:jc w:val="left"/>
+            </w:pPr>
+            <w:r>
+              <w:rPr>
+                <w:sz w:val="18"/>
+              </w:rPr>
               <w:t xml:space="preserve">Turn a product on/off, or per channel</w:t>
             </w:r>
           </w:p>
@@ -3555,23 +4754,32 @@
           <w:p>
             <w:pPr>
               <w:pStyle w:val="Compact"/>
-              <w:jc w:val="left"/>
-            </w:pPr>
-            <w:r>
-              <w:rPr>
-                <w:rStyle w:val="VerbatimChar"/>
+              <w:spacing w:before="20" w:after="20"/>
+              <w:jc w:val="left"/>
+            </w:pPr>
+            <w:r>
+              <w:rPr>
+                <w:rStyle w:val="VerbatimChar"/>
+                <w:sz w:val="18"/>
               </w:rPr>
               <w:t xml:space="preserve">products.products[].status</w:t>
             </w:r>
             <w:r>
+              <w:rPr>
+                <w:sz w:val="18"/>
+              </w:rPr>
               <w:t xml:space="preserve">,</w:t>
             </w:r>
             <w:r>
-              <w:t xml:space="preserve"> </w:t>
-            </w:r>
-            <w:r>
-              <w:rPr>
-                <w:rStyle w:val="VerbatimChar"/>
+              <w:rPr>
+                <w:sz w:val="18"/>
+              </w:rPr>
+              <w:t xml:space="preserve"> </w:t>
+            </w:r>
+            <w:r>
+              <w:rPr>
+                <w:rStyle w:val="VerbatimChar"/>
+                <w:sz w:val="18"/>
               </w:rPr>
               <w:t xml:space="preserve">.channels[]</w:t>
             </w:r>
@@ -3582,39 +4790,63 @@
           <w:p>
             <w:pPr>
               <w:pStyle w:val="Compact"/>
-              <w:jc w:val="left"/>
-            </w:pPr>
-            <w:r>
+              <w:spacing w:before="20" w:after="20"/>
+              <w:jc w:val="left"/>
+            </w:pPr>
+            <w:r>
+              <w:rPr>
+                <w:sz w:val="18"/>
+              </w:rPr>
               <w:t xml:space="preserve">Hide</w:t>
             </w:r>
             <w:r>
-              <w:t xml:space="preserve"> </w:t>
-            </w:r>
-            <w:r>
-              <w:rPr>
-                <w:rStyle w:val="VerbatimChar"/>
+              <w:rPr>
+                <w:sz w:val="18"/>
+              </w:rPr>
+              <w:t xml:space="preserve"> </w:t>
+            </w:r>
+            <w:r>
+              <w:rPr>
+                <w:rStyle w:val="VerbatimChar"/>
+                <w:sz w:val="18"/>
               </w:rPr>
               <w:t xml:space="preserve">MOTOR_PD</w:t>
             </w:r>
             <w:r>
-              <w:t xml:space="preserve"> </w:t>
-            </w:r>
-            <w:r>
+              <w:rPr>
+                <w:sz w:val="18"/>
+              </w:rPr>
+              <w:t xml:space="preserve"> </w:t>
+            </w:r>
+            <w:r>
+              <w:rPr>
+                <w:sz w:val="18"/>
+              </w:rPr>
               <w:t xml:space="preserve">from</w:t>
             </w:r>
             <w:r>
-              <w:t xml:space="preserve"> </w:t>
-            </w:r>
-            <w:r>
-              <w:rPr>
-                <w:rStyle w:val="VerbatimChar"/>
+              <w:rPr>
+                <w:sz w:val="18"/>
+              </w:rPr>
+              <w:t xml:space="preserve"> </w:t>
+            </w:r>
+            <w:r>
+              <w:rPr>
+                <w:rStyle w:val="VerbatimChar"/>
+                <w:sz w:val="18"/>
               </w:rPr>
               <w:t xml:space="preserve">partner_api</w:t>
             </w:r>
             <w:r>
-              <w:t xml:space="preserve"> </w:t>
-            </w:r>
-            <w:r>
+              <w:rPr>
+                <w:sz w:val="18"/>
+              </w:rPr>
+              <w:t xml:space="preserve"> </w:t>
+            </w:r>
+            <w:r>
+              <w:rPr>
+                <w:sz w:val="18"/>
+              </w:rPr>
               <w:t xml:space="preserve">until the inspection flow is live</w:t>
             </w:r>
           </w:p>
@@ -3622,13 +4854,19 @@
       </w:tr>
       <w:tr>
         <w:tc>
-          <w:tcPr/>
-          <w:p>
-            <w:pPr>
-              <w:pStyle w:val="Compact"/>
-              <w:jc w:val="left"/>
-            </w:pPr>
-            <w:r>
+          <w:tcPr>
+            <w:noWrap/>
+          </w:tcPr>
+          <w:p>
+            <w:pPr>
+              <w:pStyle w:val="Compact"/>
+              <w:spacing w:before="20" w:after="20"/>
+              <w:jc w:val="left"/>
+            </w:pPr>
+            <w:r>
+              <w:rPr>
+                <w:sz w:val="18"/>
+              </w:rPr>
               <w:t xml:space="preserve">Bundles</w:t>
             </w:r>
           </w:p>
@@ -3638,11 +4876,13 @@
           <w:p>
             <w:pPr>
               <w:pStyle w:val="Compact"/>
-              <w:jc w:val="left"/>
-            </w:pPr>
-            <w:r>
-              <w:rPr>
-                <w:rStyle w:val="VerbatimChar"/>
+              <w:spacing w:before="20" w:after="20"/>
+              <w:jc w:val="left"/>
+            </w:pPr>
+            <w:r>
+              <w:rPr>
+                <w:rStyle w:val="VerbatimChar"/>
+                <w:sz w:val="18"/>
               </w:rPr>
               <w:t xml:space="preserve">products.bundles[].status</w:t>
             </w:r>
@@ -3653,9 +4893,13 @@
           <w:p>
             <w:pPr>
               <w:pStyle w:val="Compact"/>
-              <w:jc w:val="left"/>
-            </w:pPr>
-            <w:r>
+              <w:spacing w:before="20" w:after="20"/>
+              <w:jc w:val="left"/>
+            </w:pPr>
+            <w:r>
+              <w:rPr>
+                <w:sz w:val="18"/>
+              </w:rPr>
               <w:t xml:space="preserve">Activate a TNDS + PA bundle</w:t>
             </w:r>
           </w:p>
@@ -3667,9 +4911,13 @@
           <w:p>
             <w:pPr>
               <w:pStyle w:val="Compact"/>
-              <w:jc w:val="left"/>
-            </w:pPr>
-            <w:r>
+              <w:spacing w:before="20" w:after="20"/>
+              <w:jc w:val="left"/>
+            </w:pPr>
+            <w:r>
+              <w:rPr>
+                <w:sz w:val="18"/>
+              </w:rPr>
               <w:t xml:space="preserve">Benefits to customers</w:t>
             </w:r>
           </w:p>
@@ -3679,72 +4927,114 @@
           <w:p>
             <w:pPr>
               <w:pStyle w:val="Compact"/>
-              <w:jc w:val="left"/>
-            </w:pPr>
-            <w:r>
-              <w:rPr>
-                <w:rStyle w:val="VerbatimChar"/>
+              <w:spacing w:before="20" w:after="20"/>
+              <w:jc w:val="left"/>
+            </w:pPr>
+            <w:r>
+              <w:rPr>
+                <w:rStyle w:val="VerbatimChar"/>
+                <w:sz w:val="18"/>
               </w:rPr>
               <w:t xml:space="preserve">benefits.items[].legalStatus</w:t>
             </w:r>
             <w:r>
-              <w:t xml:space="preserve"> </w:t>
-            </w:r>
-            <w:r>
+              <w:rPr>
+                <w:sz w:val="18"/>
+              </w:rPr>
+              <w:t xml:space="preserve"> </w:t>
+            </w:r>
+            <w:r>
+              <w:rPr>
+                <w:sz w:val="18"/>
+              </w:rPr>
               <w:t xml:space="preserve">(only</w:t>
             </w:r>
             <w:r>
-              <w:t xml:space="preserve"> </w:t>
-            </w:r>
-            <w:r>
-              <w:rPr>
-                <w:rStyle w:val="VerbatimChar"/>
+              <w:rPr>
+                <w:sz w:val="18"/>
+              </w:rPr>
+              <w:t xml:space="preserve"> </w:t>
+            </w:r>
+            <w:r>
+              <w:rPr>
+                <w:rStyle w:val="VerbatimChar"/>
+                <w:sz w:val="18"/>
               </w:rPr>
               <w:t xml:space="preserve">approved</w:t>
             </w:r>
             <w:r>
-              <w:t xml:space="preserve"> </w:t>
-            </w:r>
-            <w:r>
+              <w:rPr>
+                <w:sz w:val="18"/>
+              </w:rPr>
+              <w:t xml:space="preserve"> </w:t>
+            </w:r>
+            <w:r>
+              <w:rPr>
+                <w:sz w:val="18"/>
+              </w:rPr>
               <w:t xml:space="preserve">reaches customers) and</w:t>
             </w:r>
             <w:r>
-              <w:t xml:space="preserve"> </w:t>
-            </w:r>
-            <w:r>
-              <w:rPr>
-                <w:rStyle w:val="VerbatimChar"/>
+              <w:rPr>
+                <w:sz w:val="18"/>
+              </w:rPr>
+              <w:t xml:space="preserve"> </w:t>
+            </w:r>
+            <w:r>
+              <w:rPr>
+                <w:rStyle w:val="VerbatimChar"/>
+                <w:sz w:val="18"/>
               </w:rPr>
               <w:t xml:space="preserve">available</w:t>
             </w:r>
             <w:r>
-              <w:t xml:space="preserve"> </w:t>
-            </w:r>
-            <w:r>
+              <w:rPr>
+                <w:sz w:val="18"/>
+              </w:rPr>
+              <w:t xml:space="preserve"> </w:t>
+            </w:r>
+            <w:r>
+              <w:rPr>
+                <w:sz w:val="18"/>
+              </w:rPr>
               <w:t xml:space="preserve">(</w:t>
             </w:r>
             <w:r>
               <w:rPr>
                 <w:rStyle w:val="VerbatimChar"/>
+                <w:sz w:val="18"/>
               </w:rPr>
               <w:t xml:space="preserve">false</w:t>
             </w:r>
             <w:r>
-              <w:t xml:space="preserve"> </w:t>
-            </w:r>
-            <w:r>
+              <w:rPr>
+                <w:sz w:val="18"/>
+              </w:rPr>
+              <w:t xml:space="preserve"> </w:t>
+            </w:r>
+            <w:r>
+              <w:rPr>
+                <w:sz w:val="18"/>
+              </w:rPr>
               <w:t xml:space="preserve">hides an approved item that is not yet operational, e.g.</w:t>
             </w:r>
             <w:r>
-              <w:t xml:space="preserve"> </w:t>
-            </w:r>
-            <w:r>
-              <w:rPr>
-                <w:rStyle w:val="VerbatimChar"/>
+              <w:rPr>
+                <w:sz w:val="18"/>
+              </w:rPr>
+              <w:t xml:space="preserve"> </w:t>
+            </w:r>
+            <w:r>
+              <w:rPr>
+                <w:rStyle w:val="VerbatimChar"/>
+                <w:sz w:val="18"/>
               </w:rPr>
               <w:t xml:space="preserve">auto_renew</w:t>
             </w:r>
             <w:r>
+              <w:rPr>
+                <w:sz w:val="18"/>
+              </w:rPr>
               <w:t xml:space="preserve">)</w:t>
             </w:r>
           </w:p>
@@ -3754,33 +5044,51 @@
           <w:p>
             <w:pPr>
               <w:pStyle w:val="Compact"/>
-              <w:jc w:val="left"/>
-            </w:pPr>
-            <w:r>
-              <w:rPr>
-                <w:rStyle w:val="VerbatimChar"/>
+              <w:spacing w:before="20" w:after="20"/>
+              <w:jc w:val="left"/>
+            </w:pPr>
+            <w:r>
+              <w:rPr>
+                <w:rStyle w:val="VerbatimChar"/>
+                <w:sz w:val="18"/>
               </w:rPr>
               <w:t xml:space="preserve">loyalty_points</w:t>
             </w:r>
             <w:r>
-              <w:t xml:space="preserve"> </w:t>
-            </w:r>
-            <w:r>
+              <w:rPr>
+                <w:sz w:val="18"/>
+              </w:rPr>
+              <w:t xml:space="preserve"> </w:t>
+            </w:r>
+            <w:r>
+              <w:rPr>
+                <w:sz w:val="18"/>
+              </w:rPr>
               <w:t xml:space="preserve">stays</w:t>
             </w:r>
             <w:r>
-              <w:t xml:space="preserve"> </w:t>
-            </w:r>
-            <w:r>
-              <w:rPr>
-                <w:rStyle w:val="VerbatimChar"/>
+              <w:rPr>
+                <w:sz w:val="18"/>
+              </w:rPr>
+              <w:t xml:space="preserve"> </w:t>
+            </w:r>
+            <w:r>
+              <w:rPr>
+                <w:rStyle w:val="VerbatimChar"/>
+                <w:sz w:val="18"/>
               </w:rPr>
               <w:t xml:space="preserve">pending_legal_review</w:t>
             </w:r>
             <w:r>
-              <w:t xml:space="preserve"> </w:t>
-            </w:r>
-            <w:r>
+              <w:rPr>
+                <w:sz w:val="18"/>
+              </w:rPr>
+              <w:t xml:space="preserve"> </w:t>
+            </w:r>
+            <w:r>
+              <w:rPr>
+                <w:sz w:val="18"/>
+              </w:rPr>
               <w:t xml:space="preserve">until Legal approves</w:t>
             </w:r>
           </w:p>
@@ -3792,9 +5100,13 @@
           <w:p>
             <w:pPr>
               <w:pStyle w:val="Compact"/>
-              <w:jc w:val="left"/>
-            </w:pPr>
-            <w:r>
+              <w:spacing w:before="20" w:after="20"/>
+              <w:jc w:val="left"/>
+            </w:pPr>
+            <w:r>
+              <w:rPr>
+                <w:sz w:val="18"/>
+              </w:rPr>
               <w:t xml:space="preserve">Referral programme</w:t>
             </w:r>
           </w:p>
@@ -3804,11 +5116,13 @@
           <w:p>
             <w:pPr>
               <w:pStyle w:val="Compact"/>
-              <w:jc w:val="left"/>
-            </w:pPr>
-            <w:r>
-              <w:rPr>
-                <w:rStyle w:val="VerbatimChar"/>
+              <w:spacing w:before="20" w:after="20"/>
+              <w:jc w:val="left"/>
+            </w:pPr>
+            <w:r>
+              <w:rPr>
+                <w:rStyle w:val="VerbatimChar"/>
+                <w:sz w:val="18"/>
               </w:rPr>
               <w:t xml:space="preserve">referral.enabled</w:t>
             </w:r>
@@ -3819,9 +5133,13 @@
           <w:p>
             <w:pPr>
               <w:pStyle w:val="Compact"/>
-              <w:jc w:val="left"/>
-            </w:pPr>
-            <w:r>
+              <w:spacing w:before="20" w:after="20"/>
+              <w:jc w:val="left"/>
+            </w:pPr>
+            <w:r>
+              <w:rPr>
+                <w:sz w:val="18"/>
+              </w:rPr>
               <w:t xml:space="preserve">Disabled until legal approval</w:t>
             </w:r>
           </w:p>
@@ -3833,9 +5151,13 @@
           <w:p>
             <w:pPr>
               <w:pStyle w:val="Compact"/>
-              <w:jc w:val="left"/>
-            </w:pPr>
-            <w:r>
+              <w:spacing w:before="20" w:after="20"/>
+              <w:jc w:val="left"/>
+            </w:pPr>
+            <w:r>
+              <w:rPr>
+                <w:sz w:val="18"/>
+              </w:rPr>
               <w:t xml:space="preserve">Journey targeting / regional rollout</w:t>
             </w:r>
           </w:p>
@@ -3845,35 +5167,51 @@
           <w:p>
             <w:pPr>
               <w:pStyle w:val="Compact"/>
-              <w:jc w:val="left"/>
-            </w:pPr>
-            <w:r>
-              <w:rPr>
-                <w:rStyle w:val="VerbatimChar"/>
+              <w:spacing w:before="20" w:after="20"/>
+              <w:jc w:val="left"/>
+            </w:pPr>
+            <w:r>
+              <w:rPr>
+                <w:rStyle w:val="VerbatimChar"/>
+                <w:sz w:val="18"/>
               </w:rPr>
               <w:t xml:space="preserve">journeys.journeys[].audience</w:t>
             </w:r>
             <w:r>
+              <w:rPr>
+                <w:sz w:val="18"/>
+              </w:rPr>
               <w:t xml:space="preserve">,</w:t>
             </w:r>
             <w:r>
-              <w:t xml:space="preserve"> </w:t>
-            </w:r>
-            <w:r>
-              <w:rPr>
-                <w:rStyle w:val="VerbatimChar"/>
+              <w:rPr>
+                <w:sz w:val="18"/>
+              </w:rPr>
+              <w:t xml:space="preserve"> </w:t>
+            </w:r>
+            <w:r>
+              <w:rPr>
+                <w:rStyle w:val="VerbatimChar"/>
+                <w:sz w:val="18"/>
               </w:rPr>
               <w:t xml:space="preserve">.steps[]</w:t>
             </w:r>
             <w:r>
+              <w:rPr>
+                <w:sz w:val="18"/>
+              </w:rPr>
               <w:t xml:space="preserve">,</w:t>
             </w:r>
             <w:r>
-              <w:t xml:space="preserve"> </w:t>
-            </w:r>
-            <w:r>
-              <w:rPr>
-                <w:rStyle w:val="VerbatimChar"/>
+              <w:rPr>
+                <w:sz w:val="18"/>
+              </w:rPr>
+              <w:t xml:space="preserve"> </w:t>
+            </w:r>
+            <w:r>
+              <w:rPr>
+                <w:rStyle w:val="VerbatimChar"/>
+                <w:sz w:val="18"/>
               </w:rPr>
               <w:t xml:space="preserve">onlyTiers</w:t>
             </w:r>
@@ -3884,24 +5222,38 @@
           <w:p>
             <w:pPr>
               <w:pStyle w:val="Compact"/>
-              <w:jc w:val="left"/>
-            </w:pPr>
-            <w:r>
+              <w:spacing w:before="20" w:after="20"/>
+              <w:jc w:val="left"/>
+            </w:pPr>
+            <w:r>
+              <w:rPr>
+                <w:sz w:val="18"/>
+              </w:rPr>
               <w:t xml:space="preserve">Pilot: restrict the audience to</w:t>
             </w:r>
             <w:r>
-              <w:t xml:space="preserve"> </w:t>
-            </w:r>
-            <w:r>
-              <w:rPr>
-                <w:rStyle w:val="VerbatimChar"/>
+              <w:rPr>
+                <w:sz w:val="18"/>
+              </w:rPr>
+              <w:t xml:space="preserve"> </w:t>
+            </w:r>
+            <w:r>
+              <w:rPr>
+                <w:rStyle w:val="VerbatimChar"/>
+                <w:sz w:val="18"/>
               </w:rPr>
               <w:t xml:space="preserve">region</w:t>
             </w:r>
             <w:r>
-              <w:t xml:space="preserve"> </w:t>
-            </w:r>
-            <w:r>
+              <w:rPr>
+                <w:sz w:val="18"/>
+              </w:rPr>
+              <w:t xml:space="preserve"> </w:t>
+            </w:r>
+            <w:r>
+              <w:rPr>
+                <w:sz w:val="18"/>
+              </w:rPr>
               <w:t xml:space="preserve">∈ {Hà Nội, TP. Hồ Chí Minh}</w:t>
             </w:r>
           </w:p>
@@ -3913,9 +5265,13 @@
           <w:p>
             <w:pPr>
               <w:pStyle w:val="Compact"/>
-              <w:jc w:val="left"/>
-            </w:pPr>
-            <w:r>
+              <w:spacing w:before="20" w:after="20"/>
+              <w:jc w:val="left"/>
+            </w:pPr>
+            <w:r>
+              <w:rPr>
+                <w:sz w:val="18"/>
+              </w:rPr>
               <w:t xml:space="preserve">Event triggers</w:t>
             </w:r>
           </w:p>
@@ -3925,11 +5281,13 @@
           <w:p>
             <w:pPr>
               <w:pStyle w:val="Compact"/>
-              <w:jc w:val="left"/>
-            </w:pPr>
-            <w:r>
-              <w:rPr>
-                <w:rStyle w:val="VerbatimChar"/>
+              <w:spacing w:before="20" w:after="20"/>
+              <w:jc w:val="left"/>
+            </w:pPr>
+            <w:r>
+              <w:rPr>
+                <w:rStyle w:val="VerbatimChar"/>
+                <w:sz w:val="18"/>
               </w:rPr>
               <w:t xml:space="preserve">triggers.triggers[]</w:t>
             </w:r>
@@ -3940,24 +5298,38 @@
           <w:p>
             <w:pPr>
               <w:pStyle w:val="Compact"/>
-              <w:jc w:val="left"/>
-            </w:pPr>
-            <w:r>
+              <w:spacing w:before="20" w:after="20"/>
+              <w:jc w:val="left"/>
+            </w:pPr>
+            <w:r>
+              <w:rPr>
+                <w:sz w:val="18"/>
+              </w:rPr>
               <w:t xml:space="preserve">Enable</w:t>
             </w:r>
             <w:r>
-              <w:t xml:space="preserve"> </w:t>
-            </w:r>
-            <w:r>
-              <w:rPr>
-                <w:rStyle w:val="VerbatimChar"/>
+              <w:rPr>
+                <w:sz w:val="18"/>
+              </w:rPr>
+              <w:t xml:space="preserve"> </w:t>
+            </w:r>
+            <w:r>
+              <w:rPr>
+                <w:rStyle w:val="VerbatimChar"/>
+                <w:sz w:val="18"/>
               </w:rPr>
               <w:t xml:space="preserve">long_trip</w:t>
             </w:r>
             <w:r>
-              <w:t xml:space="preserve"> </w:t>
-            </w:r>
-            <w:r>
+              <w:rPr>
+                <w:sz w:val="18"/>
+              </w:rPr>
+              <w:t xml:space="preserve"> </w:t>
+            </w:r>
+            <w:r>
+              <w:rPr>
+                <w:sz w:val="18"/>
+              </w:rPr>
               <w:t xml:space="preserve">at W2</w:t>
             </w:r>
           </w:p>
@@ -3969,9 +5341,13 @@
           <w:p>
             <w:pPr>
               <w:pStyle w:val="Compact"/>
-              <w:jc w:val="left"/>
-            </w:pPr>
-            <w:r>
+              <w:spacing w:before="20" w:after="20"/>
+              <w:jc w:val="left"/>
+            </w:pPr>
+            <w:r>
+              <w:rPr>
+                <w:sz w:val="18"/>
+              </w:rPr>
               <w:t xml:space="preserve">Contact intensity</w:t>
             </w:r>
           </w:p>
@@ -3981,18 +5357,26 @@
           <w:p>
             <w:pPr>
               <w:pStyle w:val="Compact"/>
-              <w:jc w:val="left"/>
-            </w:pPr>
-            <w:r>
-              <w:rPr>
-                <w:rStyle w:val="VerbatimChar"/>
+              <w:spacing w:before="20" w:after="20"/>
+              <w:jc w:val="left"/>
+            </w:pPr>
+            <w:r>
+              <w:rPr>
+                <w:rStyle w:val="VerbatimChar"/>
+                <w:sz w:val="18"/>
               </w:rPr>
               <w:t xml:space="preserve">contact_policy</w:t>
             </w:r>
             <w:r>
-              <w:t xml:space="preserve"> </w:t>
-            </w:r>
-            <w:r>
+              <w:rPr>
+                <w:sz w:val="18"/>
+              </w:rPr>
+              <w:t xml:space="preserve"> </w:t>
+            </w:r>
+            <w:r>
+              <w:rPr>
+                <w:sz w:val="18"/>
+              </w:rPr>
               <w:t xml:space="preserve">caps</w:t>
             </w:r>
           </w:p>
@@ -4002,17 +5386,25 @@
           <w:p>
             <w:pPr>
               <w:pStyle w:val="Compact"/>
-              <w:jc w:val="left"/>
-            </w:pPr>
-            <w:r>
+              <w:spacing w:before="20" w:after="20"/>
+              <w:jc w:val="left"/>
+            </w:pPr>
+            <w:r>
+              <w:rPr>
+                <w:sz w:val="18"/>
+              </w:rPr>
               <w:t xml:space="preserve">Emergency marketing stop:</w:t>
             </w:r>
             <w:r>
-              <w:t xml:space="preserve"> </w:t>
-            </w:r>
-            <w:r>
-              <w:rPr>
-                <w:rStyle w:val="VerbatimChar"/>
+              <w:rPr>
+                <w:sz w:val="18"/>
+              </w:rPr>
+              <w:t xml:space="preserve"> </w:t>
+            </w:r>
+            <w:r>
+              <w:rPr>
+                <w:rStyle w:val="VerbatimChar"/>
+                <w:sz w:val="18"/>
               </w:rPr>
               <w:t xml:space="preserve">maxMarketingContactsPerDay: 0</w:t>
             </w:r>
@@ -4025,9 +5417,13 @@
           <w:p>
             <w:pPr>
               <w:pStyle w:val="Compact"/>
-              <w:jc w:val="left"/>
-            </w:pPr>
-            <w:r>
+              <w:spacing w:before="20" w:after="20"/>
+              <w:jc w:val="left"/>
+            </w:pPr>
+            <w:r>
+              <w:rPr>
+                <w:sz w:val="18"/>
+              </w:rPr>
               <w:t xml:space="preserve">Voice script</w:t>
             </w:r>
           </w:p>
@@ -4037,11 +5433,13 @@
           <w:p>
             <w:pPr>
               <w:pStyle w:val="Compact"/>
-              <w:jc w:val="left"/>
-            </w:pPr>
-            <w:r>
-              <w:rPr>
-                <w:rStyle w:val="VerbatimChar"/>
+              <w:spacing w:before="20" w:after="20"/>
+              <w:jc w:val="left"/>
+            </w:pPr>
+            <w:r>
+              <w:rPr>
+                <w:rStyle w:val="VerbatimChar"/>
+                <w:sz w:val="18"/>
               </w:rPr>
               <w:t xml:space="preserve">content.voicebot</w:t>
             </w:r>
@@ -4052,9 +5450,13 @@
           <w:p>
             <w:pPr>
               <w:pStyle w:val="Compact"/>
-              <w:jc w:val="left"/>
-            </w:pPr>
-            <w:r>
+              <w:spacing w:before="20" w:after="20"/>
+              <w:jc w:val="left"/>
+            </w:pPr>
+            <w:r>
+              <w:rPr>
+                <w:sz w:val="18"/>
+              </w:rPr>
               <w:t xml:space="preserve">Prompt wording and intents</w:t>
             </w:r>
           </w:p>
@@ -4066,9 +5468,13 @@
           <w:p>
             <w:pPr>
               <w:pStyle w:val="Compact"/>
-              <w:jc w:val="left"/>
-            </w:pPr>
-            <w:r>
+              <w:spacing w:before="20" w:after="20"/>
+              <w:jc w:val="left"/>
+            </w:pPr>
+            <w:r>
+              <w:rPr>
+                <w:sz w:val="18"/>
+              </w:rPr>
               <w:t xml:space="preserve">Access attributes</w:t>
             </w:r>
           </w:p>
@@ -4078,11 +5484,13 @@
           <w:p>
             <w:pPr>
               <w:pStyle w:val="Compact"/>
-              <w:jc w:val="left"/>
-            </w:pPr>
-            <w:r>
-              <w:rPr>
-                <w:rStyle w:val="VerbatimChar"/>
+              <w:spacing w:before="20" w:after="20"/>
+              <w:jc w:val="left"/>
+            </w:pPr>
+            <w:r>
+              <w:rPr>
+                <w:rStyle w:val="VerbatimChar"/>
+                <w:sz w:val="18"/>
               </w:rPr>
               <w:t xml:space="preserve">abac.policies[]</w:t>
             </w:r>
@@ -4093,9 +5501,13 @@
           <w:p>
             <w:pPr>
               <w:pStyle w:val="Compact"/>
-              <w:jc w:val="left"/>
-            </w:pPr>
-            <w:r>
+              <w:spacing w:before="20" w:after="20"/>
+              <w:jc w:val="left"/>
+            </w:pPr>
+            <w:r>
+              <w:rPr>
+                <w:sz w:val="18"/>
+              </w:rPr>
               <w:t xml:space="preserve">Regional restriction (CAB-reviewed)</w:t>
             </w:r>
           </w:p>
@@ -4179,8 +5591,8 @@
         <w:t xml:space="preserve">.</w:t>
       </w:r>
     </w:p>
-    <w:bookmarkEnd w:id="35"/>
-    <w:bookmarkStart w:id="36" w:name="X8ea1c1bbf994f88429723b6d90fd5080cbdcb11"/>
+    <w:bookmarkEnd w:id="36"/>
+    <w:bookmarkStart w:id="37" w:name="X8ea1c1bbf994f88429723b6d90fd5080cbdcb11"/>
     <w:p>
       <w:pPr>
         <w:pStyle w:val="Heading2"/>
@@ -4214,12 +5626,14 @@
           <w:p>
             <w:pPr>
               <w:pStyle w:val="Compact"/>
+              <w:spacing w:before="20" w:after="20"/>
               <w:jc w:val="left"/>
             </w:pPr>
             <w:r>
               <w:rPr>
                 <w:b/>
                 <w:color w:val="FFFFFF"/>
+                <w:sz w:val="18"/>
               </w:rPr>
               <w:t xml:space="preserve">Step</w:t>
             </w:r>
@@ -4232,12 +5646,14 @@
           <w:p>
             <w:pPr>
               <w:pStyle w:val="Compact"/>
+              <w:spacing w:before="20" w:after="20"/>
               <w:jc w:val="left"/>
             </w:pPr>
             <w:r>
               <w:rPr>
                 <w:b/>
                 <w:color w:val="FFFFFF"/>
+                <w:sz w:val="18"/>
               </w:rPr>
               <w:t xml:space="preserve">Who</w:t>
             </w:r>
@@ -4250,12 +5666,14 @@
           <w:p>
             <w:pPr>
               <w:pStyle w:val="Compact"/>
+              <w:spacing w:before="20" w:after="20"/>
               <w:jc w:val="left"/>
             </w:pPr>
             <w:r>
               <w:rPr>
                 <w:b/>
                 <w:color w:val="FFFFFF"/>
+                <w:sz w:val="18"/>
               </w:rPr>
               <w:t xml:space="preserve">How</w:t>
             </w:r>
@@ -4268,12 +5686,14 @@
           <w:p>
             <w:pPr>
               <w:pStyle w:val="Compact"/>
+              <w:spacing w:before="20" w:after="20"/>
               <w:jc w:val="left"/>
             </w:pPr>
             <w:r>
               <w:rPr>
                 <w:b/>
                 <w:color w:val="FFFFFF"/>
+                <w:sz w:val="18"/>
               </w:rPr>
               <w:t xml:space="preserve">Control</w:t>
             </w:r>
@@ -4286,9 +5706,13 @@
           <w:p>
             <w:pPr>
               <w:pStyle w:val="Compact"/>
-              <w:jc w:val="left"/>
-            </w:pPr>
-            <w:r>
+              <w:spacing w:before="20" w:after="20"/>
+              <w:jc w:val="left"/>
+            </w:pPr>
+            <w:r>
+              <w:rPr>
+                <w:sz w:val="18"/>
+              </w:rPr>
               <w:t xml:space="preserve">1. Draft</w:t>
             </w:r>
           </w:p>
@@ -4298,11 +5722,13 @@
           <w:p>
             <w:pPr>
               <w:pStyle w:val="Compact"/>
-              <w:jc w:val="left"/>
-            </w:pPr>
-            <w:r>
-              <w:rPr>
-                <w:rStyle w:val="VerbatimChar"/>
+              <w:spacing w:before="20" w:after="20"/>
+              <w:jc w:val="left"/>
+            </w:pPr>
+            <w:r>
+              <w:rPr>
+                <w:rStyle w:val="VerbatimChar"/>
+                <w:sz w:val="18"/>
               </w:rPr>
               <w:t xml:space="preserve">rule_author</w:t>
             </w:r>
@@ -4313,11 +5739,13 @@
           <w:p>
             <w:pPr>
               <w:pStyle w:val="Compact"/>
-              <w:jc w:val="left"/>
-            </w:pPr>
-            <w:r>
-              <w:rPr>
-                <w:rStyle w:val="VerbatimChar"/>
+              <w:spacing w:before="20" w:after="20"/>
+              <w:jc w:val="left"/>
+            </w:pPr>
+            <w:r>
+              <w:rPr>
+                <w:rStyle w:val="VerbatimChar"/>
+                <w:sz w:val="18"/>
               </w:rPr>
               <w:t xml:space="preserve">POST /api/rules {kind, payload, description}</w:t>
             </w:r>
@@ -4328,34 +5756,52 @@
           <w:p>
             <w:pPr>
               <w:pStyle w:val="Compact"/>
-              <w:jc w:val="left"/>
-            </w:pPr>
-            <w:r>
+              <w:spacing w:before="20" w:after="20"/>
+              <w:jc w:val="left"/>
+            </w:pPr>
+            <w:r>
+              <w:rPr>
+                <w:sz w:val="18"/>
+              </w:rPr>
               <w:t xml:space="preserve">Payload validated (</w:t>
             </w:r>
             <w:r>
               <w:rPr>
                 <w:rStyle w:val="VerbatimChar"/>
+                <w:sz w:val="18"/>
               </w:rPr>
               <w:t xml:space="preserve">validatePayload</w:t>
             </w:r>
             <w:r>
+              <w:rPr>
+                <w:sz w:val="18"/>
+              </w:rPr>
               <w:t xml:space="preserve">: JSON Logic operators allow-listed, decision tables, kind-specific checks such as weights summing to 100 and commission ≤ statutory cap, plus the</w:t>
             </w:r>
             <w:r>
+              <w:rPr>
+                <w:sz w:val="18"/>
+              </w:rPr>
               <w:t xml:space="preserve"> </w:t>
             </w:r>
             <w:r>
               <w:rPr>
                 <w:bCs/>
                 <w:b/>
+                <w:sz w:val="18"/>
               </w:rPr>
               <w:t xml:space="preserve">copy guard</w:t>
             </w:r>
             <w:r>
-              <w:t xml:space="preserve"> </w:t>
-            </w:r>
-            <w:r>
+              <w:rPr>
+                <w:sz w:val="18"/>
+              </w:rPr>
+              <w:t xml:space="preserve"> </w:t>
+            </w:r>
+            <w:r>
+              <w:rPr>
+                <w:sz w:val="18"/>
+              </w:rPr>
               <w:t xml:space="preserve">on content and benefits). Invalid → 400</w:t>
             </w:r>
           </w:p>
@@ -4367,9 +5813,13 @@
           <w:p>
             <w:pPr>
               <w:pStyle w:val="Compact"/>
-              <w:jc w:val="left"/>
-            </w:pPr>
-            <w:r>
+              <w:spacing w:before="20" w:after="20"/>
+              <w:jc w:val="left"/>
+            </w:pPr>
+            <w:r>
+              <w:rPr>
+                <w:sz w:val="18"/>
+              </w:rPr>
               <w:t xml:space="preserve">2. Validate / simulate</w:t>
             </w:r>
           </w:p>
@@ -4379,9 +5829,13 @@
           <w:p>
             <w:pPr>
               <w:pStyle w:val="Compact"/>
-              <w:jc w:val="left"/>
-            </w:pPr>
-            <w:r>
+              <w:spacing w:before="20" w:after="20"/>
+              <w:jc w:val="left"/>
+            </w:pPr>
+            <w:r>
+              <w:rPr>
+                <w:sz w:val="18"/>
+              </w:rPr>
               <w:t xml:space="preserve">Author</w:t>
             </w:r>
           </w:p>
@@ -4391,30 +5845,45 @@
           <w:p>
             <w:pPr>
               <w:pStyle w:val="Compact"/>
-              <w:jc w:val="left"/>
-            </w:pPr>
-            <w:r>
-              <w:rPr>
-                <w:rStyle w:val="VerbatimChar"/>
+              <w:spacing w:before="20" w:after="20"/>
+              <w:jc w:val="left"/>
+            </w:pPr>
+            <w:r>
+              <w:rPr>
+                <w:rStyle w:val="VerbatimChar"/>
+                <w:sz w:val="18"/>
               </w:rPr>
               <w:t xml:space="preserve">POST /api/rules/validate</w:t>
             </w:r>
             <w:r>
+              <w:rPr>
+                <w:sz w:val="18"/>
+              </w:rPr>
               <w:t xml:space="preserve">;</w:t>
             </w:r>
             <w:r>
-              <w:t xml:space="preserve"> </w:t>
-            </w:r>
-            <w:r>
-              <w:rPr>
-                <w:rStyle w:val="VerbatimChar"/>
+              <w:rPr>
+                <w:sz w:val="18"/>
+              </w:rPr>
+              <w:t xml:space="preserve"> </w:t>
+            </w:r>
+            <w:r>
+              <w:rPr>
+                <w:rStyle w:val="VerbatimChar"/>
+                <w:sz w:val="18"/>
               </w:rPr>
               <w:t xml:space="preserve">POST /api/rules/simulate {profileId, kind, payload}</w:t>
             </w:r>
             <w:r>
-              <w:t xml:space="preserve"> </w:t>
-            </w:r>
-            <w:r>
+              <w:rPr>
+                <w:sz w:val="18"/>
+              </w:rPr>
+              <w:t xml:space="preserve"> </w:t>
+            </w:r>
+            <w:r>
+              <w:rPr>
+                <w:sz w:val="18"/>
+              </w:rPr>
               <w:t xml:space="preserve">for scoring, nba, journeys and benefits on the reference profiles</w:t>
             </w:r>
           </w:p>
@@ -4424,9 +5893,13 @@
           <w:p>
             <w:pPr>
               <w:pStyle w:val="Compact"/>
-              <w:jc w:val="left"/>
-            </w:pPr>
-            <w:r>
+              <w:spacing w:before="20" w:after="20"/>
+              <w:jc w:val="left"/>
+            </w:pPr>
+            <w:r>
+              <w:rPr>
+                <w:sz w:val="18"/>
+              </w:rPr>
               <w:t xml:space="preserve">Evidence attached to the change note</w:t>
             </w:r>
           </w:p>
@@ -4438,9 +5911,13 @@
           <w:p>
             <w:pPr>
               <w:pStyle w:val="Compact"/>
-              <w:jc w:val="left"/>
-            </w:pPr>
-            <w:r>
+              <w:spacing w:before="20" w:after="20"/>
+              <w:jc w:val="left"/>
+            </w:pPr>
+            <w:r>
+              <w:rPr>
+                <w:sz w:val="18"/>
+              </w:rPr>
               <w:t xml:space="preserve">3. Submit</w:t>
             </w:r>
           </w:p>
@@ -4450,9 +5927,13 @@
           <w:p>
             <w:pPr>
               <w:pStyle w:val="Compact"/>
-              <w:jc w:val="left"/>
-            </w:pPr>
-            <w:r>
+              <w:spacing w:before="20" w:after="20"/>
+              <w:jc w:val="left"/>
+            </w:pPr>
+            <w:r>
+              <w:rPr>
+                <w:sz w:val="18"/>
+              </w:rPr>
               <w:t xml:space="preserve">Author only</w:t>
             </w:r>
           </w:p>
@@ -4462,11 +5943,13 @@
           <w:p>
             <w:pPr>
               <w:pStyle w:val="Compact"/>
-              <w:jc w:val="left"/>
-            </w:pPr>
-            <w:r>
-              <w:rPr>
-                <w:rStyle w:val="VerbatimChar"/>
+              <w:spacing w:before="20" w:after="20"/>
+              <w:jc w:val="left"/>
+            </w:pPr>
+            <w:r>
+              <w:rPr>
+                <w:rStyle w:val="VerbatimChar"/>
+                <w:sz w:val="18"/>
               </w:rPr>
               <w:t xml:space="preserve">POST /api/rules/:id/submit</w:t>
             </w:r>
@@ -4477,9 +5960,13 @@
           <w:p>
             <w:pPr>
               <w:pStyle w:val="Compact"/>
-              <w:jc w:val="left"/>
-            </w:pPr>
-            <w:r>
+              <w:spacing w:before="20" w:after="20"/>
+              <w:jc w:val="left"/>
+            </w:pPr>
+            <w:r>
+              <w:rPr>
+                <w:sz w:val="18"/>
+              </w:rPr>
               <w:t xml:space="preserve">Only drafts, only by the author</w:t>
             </w:r>
           </w:p>
@@ -4491,9 +5978,13 @@
           <w:p>
             <w:pPr>
               <w:pStyle w:val="Compact"/>
-              <w:jc w:val="left"/>
-            </w:pPr>
-            <w:r>
+              <w:spacing w:before="20" w:after="20"/>
+              <w:jc w:val="left"/>
+            </w:pPr>
+            <w:r>
+              <w:rPr>
+                <w:sz w:val="18"/>
+              </w:rPr>
               <w:t xml:space="preserve">4. Review and approve</w:t>
             </w:r>
           </w:p>
@@ -4503,43 +5994,65 @@
           <w:p>
             <w:pPr>
               <w:pStyle w:val="Compact"/>
-              <w:jc w:val="left"/>
-            </w:pPr>
-            <w:r>
-              <w:rPr>
-                <w:rStyle w:val="VerbatimChar"/>
+              <w:spacing w:before="20" w:after="20"/>
+              <w:jc w:val="left"/>
+            </w:pPr>
+            <w:r>
+              <w:rPr>
+                <w:rStyle w:val="VerbatimChar"/>
+                <w:sz w:val="18"/>
               </w:rPr>
               <w:t xml:space="preserve">rule_approver</w:t>
             </w:r>
             <w:r>
-              <w:t xml:space="preserve"> </w:t>
-            </w:r>
-            <w:r>
+              <w:rPr>
+                <w:sz w:val="18"/>
+              </w:rPr>
+              <w:t xml:space="preserve"> </w:t>
+            </w:r>
+            <w:r>
+              <w:rPr>
+                <w:sz w:val="18"/>
+              </w:rPr>
               <w:t xml:space="preserve">/</w:t>
             </w:r>
             <w:r>
-              <w:t xml:space="preserve"> </w:t>
-            </w:r>
-            <w:r>
-              <w:rPr>
-                <w:rStyle w:val="VerbatimChar"/>
+              <w:rPr>
+                <w:sz w:val="18"/>
+              </w:rPr>
+              <w:t xml:space="preserve"> </w:t>
+            </w:r>
+            <w:r>
+              <w:rPr>
+                <w:rStyle w:val="VerbatimChar"/>
+                <w:sz w:val="18"/>
               </w:rPr>
               <w:t xml:space="preserve">compliance_officer</w:t>
             </w:r>
             <w:r>
+              <w:rPr>
+                <w:sz w:val="18"/>
+              </w:rPr>
               <w:t xml:space="preserve">,</w:t>
             </w:r>
             <w:r>
+              <w:rPr>
+                <w:sz w:val="18"/>
+              </w:rPr>
               <w:t xml:space="preserve"> </w:t>
             </w:r>
             <w:r>
               <w:rPr>
                 <w:bCs/>
                 <w:b/>
+                <w:sz w:val="18"/>
               </w:rPr>
               <w:t xml:space="preserve">not the author</w:t>
             </w:r>
             <w:r>
+              <w:rPr>
+                <w:sz w:val="18"/>
+              </w:rPr>
               <w:t xml:space="preserve">, with MFA</w:t>
             </w:r>
           </w:p>
@@ -4549,26 +6062,38 @@
           <w:p>
             <w:pPr>
               <w:pStyle w:val="Compact"/>
-              <w:jc w:val="left"/>
-            </w:pPr>
-            <w:r>
-              <w:rPr>
-                <w:rStyle w:val="VerbatimChar"/>
+              <w:spacing w:before="20" w:after="20"/>
+              <w:jc w:val="left"/>
+            </w:pPr>
+            <w:r>
+              <w:rPr>
+                <w:rStyle w:val="VerbatimChar"/>
+                <w:sz w:val="18"/>
               </w:rPr>
               <w:t xml:space="preserve">POST /api/rules/:id/approve {comment}</w:t>
             </w:r>
             <w:r>
-              <w:t xml:space="preserve"> </w:t>
-            </w:r>
-            <w:r>
+              <w:rPr>
+                <w:sz w:val="18"/>
+              </w:rPr>
+              <w:t xml:space="preserve"> </w:t>
+            </w:r>
+            <w:r>
+              <w:rPr>
+                <w:sz w:val="18"/>
+              </w:rPr>
               <w:t xml:space="preserve">or</w:t>
             </w:r>
             <w:r>
-              <w:t xml:space="preserve"> </w:t>
-            </w:r>
-            <w:r>
-              <w:rPr>
-                <w:rStyle w:val="VerbatimChar"/>
+              <w:rPr>
+                <w:sz w:val="18"/>
+              </w:rPr>
+              <w:t xml:space="preserve"> </w:t>
+            </w:r>
+            <w:r>
+              <w:rPr>
+                <w:rStyle w:val="VerbatimChar"/>
+                <w:sz w:val="18"/>
               </w:rPr>
               <w:t xml:space="preserve">/reject</w:t>
             </w:r>
@@ -4579,9 +6104,13 @@
           <w:p>
             <w:pPr>
               <w:pStyle w:val="Compact"/>
-              <w:jc w:val="left"/>
-            </w:pPr>
-            <w:r>
+              <w:spacing w:before="20" w:after="20"/>
+              <w:jc w:val="left"/>
+            </w:pPr>
+            <w:r>
+              <w:rPr>
+                <w:sz w:val="18"/>
+              </w:rPr>
               <w:t xml:space="preserve">Self-approval → 403 (maker-checker)</w:t>
             </w:r>
           </w:p>
@@ -4593,9 +6122,13 @@
           <w:p>
             <w:pPr>
               <w:pStyle w:val="Compact"/>
-              <w:jc w:val="left"/>
-            </w:pPr>
-            <w:r>
+              <w:spacing w:before="20" w:after="20"/>
+              <w:jc w:val="left"/>
+            </w:pPr>
+            <w:r>
+              <w:rPr>
+                <w:sz w:val="18"/>
+              </w:rPr>
               <w:t xml:space="preserve">5. Activate</w:t>
             </w:r>
           </w:p>
@@ -4605,9 +6138,13 @@
           <w:p>
             <w:pPr>
               <w:pStyle w:val="Compact"/>
-              <w:jc w:val="left"/>
-            </w:pPr>
-            <w:r>
+              <w:spacing w:before="20" w:after="20"/>
+              <w:jc w:val="left"/>
+            </w:pPr>
+            <w:r>
+              <w:rPr>
+                <w:sz w:val="18"/>
+              </w:rPr>
               <w:t xml:space="preserve">System</w:t>
             </w:r>
           </w:p>
@@ -4617,24 +6154,38 @@
           <w:p>
             <w:pPr>
               <w:pStyle w:val="Compact"/>
-              <w:jc w:val="left"/>
-            </w:pPr>
-            <w:r>
+              <w:spacing w:before="20" w:after="20"/>
+              <w:jc w:val="left"/>
+            </w:pPr>
+            <w:r>
+              <w:rPr>
+                <w:sz w:val="18"/>
+              </w:rPr>
               <w:t xml:space="preserve">The previous active version is retired;</w:t>
             </w:r>
             <w:r>
-              <w:t xml:space="preserve"> </w:t>
-            </w:r>
-            <w:r>
-              <w:rPr>
-                <w:rStyle w:val="VerbatimChar"/>
+              <w:rPr>
+                <w:sz w:val="18"/>
+              </w:rPr>
+              <w:t xml:space="preserve"> </w:t>
+            </w:r>
+            <w:r>
+              <w:rPr>
+                <w:rStyle w:val="VerbatimChar"/>
+                <w:sz w:val="18"/>
               </w:rPr>
               <w:t xml:space="preserve">rules.activated</w:t>
             </w:r>
             <w:r>
-              <w:t xml:space="preserve"> </w:t>
-            </w:r>
-            <w:r>
+              <w:rPr>
+                <w:sz w:val="18"/>
+              </w:rPr>
+              <w:t xml:space="preserve"> </w:t>
+            </w:r>
+            <w:r>
+              <w:rPr>
+                <w:sz w:val="18"/>
+              </w:rPr>
               <w:t xml:space="preserve">event; caches invalidated; all replicas converge ≤ 15 s</w:t>
             </w:r>
           </w:p>
@@ -4644,32 +6195,50 @@
           <w:p>
             <w:pPr>
               <w:pStyle w:val="Compact"/>
-              <w:jc w:val="left"/>
-            </w:pPr>
-            <w:r>
+              <w:spacing w:before="20" w:after="20"/>
+              <w:jc w:val="left"/>
+            </w:pPr>
+            <w:r>
+              <w:rPr>
+                <w:sz w:val="18"/>
+              </w:rPr>
               <w:t xml:space="preserve">Audit</w:t>
             </w:r>
             <w:r>
-              <w:t xml:space="preserve"> </w:t>
-            </w:r>
-            <w:r>
-              <w:rPr>
-                <w:rStyle w:val="VerbatimChar"/>
+              <w:rPr>
+                <w:sz w:val="18"/>
+              </w:rPr>
+              <w:t xml:space="preserve"> </w:t>
+            </w:r>
+            <w:r>
+              <w:rPr>
+                <w:rStyle w:val="VerbatimChar"/>
+                <w:sz w:val="18"/>
               </w:rPr>
               <w:t xml:space="preserve">rules.approved</w:t>
             </w:r>
             <w:r>
-              <w:t xml:space="preserve"> </w:t>
-            </w:r>
-            <w:r>
+              <w:rPr>
+                <w:sz w:val="18"/>
+              </w:rPr>
+              <w:t xml:space="preserve"> </w:t>
+            </w:r>
+            <w:r>
+              <w:rPr>
+                <w:sz w:val="18"/>
+              </w:rPr>
               <w:t xml:space="preserve">with</w:t>
             </w:r>
             <w:r>
-              <w:t xml:space="preserve"> </w:t>
-            </w:r>
-            <w:r>
-              <w:rPr>
-                <w:rStyle w:val="VerbatimChar"/>
+              <w:rPr>
+                <w:sz w:val="18"/>
+              </w:rPr>
+              <w:t xml:space="preserve"> </w:t>
+            </w:r>
+            <w:r>
+              <w:rPr>
+                <w:rStyle w:val="VerbatimChar"/>
+                <w:sz w:val="18"/>
               </w:rPr>
               <w:t xml:space="preserve">supersedes</w:t>
             </w:r>
@@ -4682,9 +6251,13 @@
           <w:p>
             <w:pPr>
               <w:pStyle w:val="Compact"/>
-              <w:jc w:val="left"/>
-            </w:pPr>
-            <w:r>
+              <w:spacing w:before="20" w:after="20"/>
+              <w:jc w:val="left"/>
+            </w:pPr>
+            <w:r>
+              <w:rPr>
+                <w:sz w:val="18"/>
+              </w:rPr>
               <w:t xml:space="preserve">6. Verify</w:t>
             </w:r>
           </w:p>
@@ -4694,9 +6267,13 @@
           <w:p>
             <w:pPr>
               <w:pStyle w:val="Compact"/>
-              <w:jc w:val="left"/>
-            </w:pPr>
-            <w:r>
+              <w:spacing w:before="20" w:after="20"/>
+              <w:jc w:val="left"/>
+            </w:pPr>
+            <w:r>
+              <w:rPr>
+                <w:sz w:val="18"/>
+              </w:rPr>
               <w:t xml:space="preserve">Author + approver</w:t>
             </w:r>
           </w:p>
@@ -4706,18 +6283,26 @@
           <w:p>
             <w:pPr>
               <w:pStyle w:val="Compact"/>
-              <w:jc w:val="left"/>
-            </w:pPr>
-            <w:r>
-              <w:rPr>
-                <w:rStyle w:val="VerbatimChar"/>
+              <w:spacing w:before="20" w:after="20"/>
+              <w:jc w:val="left"/>
+            </w:pPr>
+            <w:r>
+              <w:rPr>
+                <w:rStyle w:val="VerbatimChar"/>
+                <w:sz w:val="18"/>
               </w:rPr>
               <w:t xml:space="preserve">GET /api/ops/status</w:t>
             </w:r>
             <w:r>
-              <w:t xml:space="preserve"> </w:t>
-            </w:r>
-            <w:r>
+              <w:rPr>
+                <w:sz w:val="18"/>
+              </w:rPr>
+              <w:t xml:space="preserve"> </w:t>
+            </w:r>
+            <w:r>
+              <w:rPr>
+                <w:sz w:val="18"/>
+              </w:rPr>
               <w:t xml:space="preserve">shows the new version/checksum; monitor D4/D5 for 24 h</w:t>
             </w:r>
           </w:p>
@@ -4727,9 +6312,13 @@
           <w:p>
             <w:pPr>
               <w:pStyle w:val="Compact"/>
-              <w:jc w:val="left"/>
-            </w:pPr>
-            <w:r>
+              <w:spacing w:before="20" w:after="20"/>
+              <w:jc w:val="left"/>
+            </w:pPr>
+            <w:r>
+              <w:rPr>
+                <w:sz w:val="18"/>
+              </w:rPr>
               <w:t xml:space="preserve">—</w:t>
             </w:r>
           </w:p>
@@ -4741,9 +6330,13 @@
           <w:p>
             <w:pPr>
               <w:pStyle w:val="Compact"/>
-              <w:jc w:val="left"/>
-            </w:pPr>
-            <w:r>
+              <w:spacing w:before="20" w:after="20"/>
+              <w:jc w:val="left"/>
+            </w:pPr>
+            <w:r>
+              <w:rPr>
+                <w:sz w:val="18"/>
+              </w:rPr>
               <w:t xml:space="preserve">7. Record</w:t>
             </w:r>
           </w:p>
@@ -4753,9 +6346,13 @@
           <w:p>
             <w:pPr>
               <w:pStyle w:val="Compact"/>
-              <w:jc w:val="left"/>
-            </w:pPr>
-            <w:r>
+              <w:spacing w:before="20" w:after="20"/>
+              <w:jc w:val="left"/>
+            </w:pPr>
+            <w:r>
+              <w:rPr>
+                <w:sz w:val="18"/>
+              </w:rPr>
               <w:t xml:space="preserve">Author</w:t>
             </w:r>
           </w:p>
@@ -4765,9 +6362,13 @@
           <w:p>
             <w:pPr>
               <w:pStyle w:val="Compact"/>
-              <w:jc w:val="left"/>
-            </w:pPr>
-            <w:r>
+              <w:spacing w:before="20" w:after="20"/>
+              <w:jc w:val="left"/>
+            </w:pPr>
+            <w:r>
+              <w:rPr>
+                <w:sz w:val="18"/>
+              </w:rPr>
               <w:t xml:space="preserve">Weekly rule-change log to CAB: kind, version, checksum, purpose, approver</w:t>
             </w:r>
           </w:p>
@@ -4777,9 +6378,13 @@
           <w:p>
             <w:pPr>
               <w:pStyle w:val="Compact"/>
-              <w:jc w:val="left"/>
-            </w:pPr>
-            <w:r>
+              <w:spacing w:before="20" w:after="20"/>
+              <w:jc w:val="left"/>
+            </w:pPr>
+            <w:r>
+              <w:rPr>
+                <w:sz w:val="18"/>
+              </w:rPr>
               <w:t xml:space="preserve">—</w:t>
             </w:r>
           </w:p>
@@ -4801,14 +6406,14 @@
           <w:bCs/>
           <w:b/>
         </w:rPr>
-        <w:t xml:space="preserve">outside the contact window or before 08:30</w:t>
+        <w:t xml:space="preserve">outside the contact window or before the 08:15 journey run</w:t>
       </w:r>
       <w:r>
         <w:t xml:space="preserve">, unless urgent, so a full journey run uses one consistent version.</w:t>
       </w:r>
     </w:p>
-    <w:bookmarkEnd w:id="36"/>
-    <w:bookmarkStart w:id="37" w:name="X3995f6e725d26f328d74eec623891ba68ffc464"/>
+    <w:bookmarkEnd w:id="37"/>
+    <w:bookmarkStart w:id="38" w:name="X3995f6e725d26f328d74eec623891ba68ffc464"/>
     <w:p>
       <w:pPr>
         <w:pStyle w:val="Heading2"/>
@@ -5455,8 +7060,8 @@
         <w:t xml:space="preserve">CAB: &lt;id/date&gt;; Compliance (if customer-facing): &lt;name/date&gt;</w:t>
       </w:r>
     </w:p>
-    <w:bookmarkEnd w:id="37"/>
-    <w:bookmarkStart w:id="38" w:name="X8def078900564d63e55468689b5ab01a3446b67"/>
+    <w:bookmarkEnd w:id="38"/>
+    <w:bookmarkStart w:id="39" w:name="X8def078900564d63e55468689b5ab01a3446b67"/>
     <w:p>
       <w:pPr>
         <w:pStyle w:val="Heading2"/>
@@ -5488,12 +7093,14 @@
           <w:p>
             <w:pPr>
               <w:pStyle w:val="Compact"/>
+              <w:spacing w:before="20" w:after="20"/>
               <w:jc w:val="left"/>
             </w:pPr>
             <w:r>
               <w:rPr>
                 <w:b/>
                 <w:color w:val="FFFFFF"/>
+                <w:sz w:val="18"/>
               </w:rPr>
               <w:t xml:space="preserve">Period</w:t>
             </w:r>
@@ -5506,12 +7113,14 @@
           <w:p>
             <w:pPr>
               <w:pStyle w:val="Compact"/>
+              <w:spacing w:before="20" w:after="20"/>
               <w:jc w:val="left"/>
             </w:pPr>
             <w:r>
               <w:rPr>
                 <w:b/>
                 <w:color w:val="FFFFFF"/>
+                <w:sz w:val="18"/>
               </w:rPr>
               <w:t xml:space="preserve">Rule</w:t>
             </w:r>
@@ -5524,29 +7133,41 @@
           <w:p>
             <w:pPr>
               <w:pStyle w:val="Compact"/>
-              <w:jc w:val="left"/>
-            </w:pPr>
-            <w:r>
-              <w:t xml:space="preserve">Go-live release candidate (11–22 Jan 2027)</w:t>
-            </w:r>
-          </w:p>
-        </w:tc>
-        <w:tc>
-          <w:tcPr/>
-          <w:p>
-            <w:pPr>
-              <w:pStyle w:val="Compact"/>
-              <w:jc w:val="left"/>
-            </w:pPr>
-            <w:r>
+              <w:spacing w:before="20" w:after="20"/>
+              <w:jc w:val="left"/>
+            </w:pPr>
+            <w:r>
+              <w:rPr>
+                <w:sz w:val="18"/>
+              </w:rPr>
+              <w:t xml:space="preserve">Go-live release candidate (11–22 January 2027)</w:t>
+            </w:r>
+          </w:p>
+        </w:tc>
+        <w:tc>
+          <w:tcPr/>
+          <w:p>
+            <w:pPr>
+              <w:pStyle w:val="Compact"/>
+              <w:spacing w:before="20" w:after="20"/>
+              <w:jc w:val="left"/>
+            </w:pPr>
+            <w:r>
+              <w:rPr>
+                <w:sz w:val="18"/>
+              </w:rPr>
               <w:t xml:space="preserve">Fixes only on</w:t>
             </w:r>
             <w:r>
-              <w:t xml:space="preserve"> </w:t>
-            </w:r>
-            <w:r>
-              <w:rPr>
-                <w:rStyle w:val="VerbatimChar"/>
+              <w:rPr>
+                <w:sz w:val="18"/>
+              </w:rPr>
+              <w:t xml:space="preserve"> </w:t>
+            </w:r>
+            <w:r>
+              <w:rPr>
+                <w:rStyle w:val="VerbatimChar"/>
+                <w:sz w:val="18"/>
               </w:rPr>
               <w:t xml:space="preserve">release/1.0</w:t>
             </w:r>
@@ -5559,25 +7180,31 @@
           <w:p>
             <w:pPr>
               <w:pStyle w:val="Compact"/>
+              <w:spacing w:before="20" w:after="20"/>
               <w:jc w:val="left"/>
             </w:pPr>
             <w:r>
               <w:rPr>
                 <w:bCs/>
                 <w:b/>
-              </w:rPr>
-              <w:t xml:space="preserve">Tết Nguyên Đán (1–14 Feb 2027)</w:t>
-            </w:r>
-          </w:p>
-        </w:tc>
-        <w:tc>
-          <w:tcPr/>
-          <w:p>
-            <w:pPr>
-              <w:pStyle w:val="Compact"/>
-              <w:jc w:val="left"/>
-            </w:pPr>
-            <w:r>
+                <w:sz w:val="18"/>
+              </w:rPr>
+              <w:t xml:space="preserve">Tết Nguyên Đán (01–14 February 2027)</w:t>
+            </w:r>
+          </w:p>
+        </w:tc>
+        <w:tc>
+          <w:tcPr/>
+          <w:p>
+            <w:pPr>
+              <w:pStyle w:val="Compact"/>
+              <w:spacing w:before="20" w:after="20"/>
+              <w:jc w:val="left"/>
+            </w:pPr>
+            <w:r>
+              <w:rPr>
+                <w:sz w:val="18"/>
+              </w:rPr>
               <w:t xml:space="preserve">No code deployments, no rule changes except emergency rollback (RB-10) or kill switch (SOP-07)</w:t>
             </w:r>
           </w:p>
@@ -5589,21 +7216,29 @@
           <w:p>
             <w:pPr>
               <w:pStyle w:val="Compact"/>
-              <w:jc w:val="left"/>
-            </w:pPr>
-            <w:r>
-              <w:t xml:space="preserve">Each wave's first week (W1 from 29 Mar, W2 from 26 Apr)</w:t>
-            </w:r>
-          </w:p>
-        </w:tc>
-        <w:tc>
-          <w:tcPr/>
-          <w:p>
-            <w:pPr>
-              <w:pStyle w:val="Compact"/>
-              <w:jc w:val="left"/>
-            </w:pPr>
-            <w:r>
+              <w:spacing w:before="20" w:after="20"/>
+              <w:jc w:val="left"/>
+            </w:pPr>
+            <w:r>
+              <w:rPr>
+                <w:sz w:val="18"/>
+              </w:rPr>
+              <w:t xml:space="preserve">Each wave's first week (W1 from 29 March, W2 from 26 April)</w:t>
+            </w:r>
+          </w:p>
+        </w:tc>
+        <w:tc>
+          <w:tcPr/>
+          <w:p>
+            <w:pPr>
+              <w:pStyle w:val="Compact"/>
+              <w:spacing w:before="20" w:after="20"/>
+              <w:jc w:val="left"/>
+            </w:pPr>
+            <w:r>
+              <w:rPr>
+                <w:sz w:val="18"/>
+              </w:rPr>
               <w:t xml:space="preserve">Emergency changes only</w:t>
             </w:r>
           </w:p>
@@ -5615,9 +7250,13 @@
           <w:p>
             <w:pPr>
               <w:pStyle w:val="Compact"/>
-              <w:jc w:val="left"/>
-            </w:pPr>
-            <w:r>
+              <w:spacing w:before="20" w:after="20"/>
+              <w:jc w:val="left"/>
+            </w:pPr>
+            <w:r>
+              <w:rPr>
+                <w:sz w:val="18"/>
+              </w:rPr>
               <w:t xml:space="preserve">Month-end (last 2 business days)</w:t>
             </w:r>
           </w:p>
@@ -5627,16 +7266,20 @@
           <w:p>
             <w:pPr>
               <w:pStyle w:val="Compact"/>
-              <w:jc w:val="left"/>
-            </w:pPr>
-            <w:r>
+              <w:spacing w:before="20" w:after="20"/>
+              <w:jc w:val="left"/>
+            </w:pPr>
+            <w:r>
+              <w:rPr>
+                <w:sz w:val="18"/>
+              </w:rPr>
               <w:t xml:space="preserve">No normal changes affecting sales or journeys</w:t>
             </w:r>
           </w:p>
         </w:tc>
       </w:tr>
     </w:tbl>
-    <w:bookmarkEnd w:id="38"/>
+    <w:bookmarkEnd w:id="39"/>
     <w:sectPr>
       <w:headerReference r:id="rId9" w:type="default"/>
       <w:footerReference r:id="rId10" w:type="default"/>
@@ -5660,7 +7303,7 @@
     </w:pPr>
     <w:r>
       <w:rPr>
-        <w:rFonts w:ascii="Arial" w:hAnsi="Arial"/>
+        <w:rFonts w:ascii="Calibri" w:hAnsi="Calibri"/>
         <w:sz w:val="16"/>
       </w:rPr>
       <w:t xml:space="preserve">Prepared by iorta TechNXT · Confidential · Page </w:t>
@@ -5705,7 +7348,7 @@
     </w:pPr>
     <w:r>
       <w:rPr>
-        <w:rFonts w:ascii="Arial" w:hAnsi="Arial"/>
+        <w:rFonts w:ascii="Calibri" w:hAnsi="Calibri"/>
         <w:color w:val="213368"/>
         <w:sz w:val="16"/>
       </w:rPr>
@@ -6051,9 +7694,9 @@
     <w:name w:val="Normal"/>
     <w:qFormat/>
     <w:rPr>
-      <w:rFonts w:ascii="Arial" w:cs="Arial" w:eastAsia="Arial" w:hAnsi="Arial"/>
+      <w:rFonts w:ascii="Calibri" w:cs="Calibri" w:eastAsia="Calibri" w:hAnsi="Calibri"/>
       <w:color w:val="121A33"/>
-      <w:sz w:val="21"/>
+      <w:sz w:val="22"/>
     </w:rPr>
   </w:style>
   <w:style w:styleId="BodyText" w:type="paragraph">
@@ -6065,9 +7708,9 @@
     </w:pPr>
     <w:qFormat/>
     <w:rPr>
-      <w:rFonts w:ascii="Arial" w:cs="Arial" w:eastAsia="Arial" w:hAnsi="Arial"/>
+      <w:rFonts w:ascii="Calibri" w:cs="Calibri" w:eastAsia="Calibri" w:hAnsi="Calibri"/>
       <w:color w:val="121A33"/>
-      <w:sz w:val="21"/>
+      <w:sz w:val="22"/>
     </w:rPr>
   </w:style>
   <w:style w:customStyle="1" w:styleId="FirstParagraph" w:type="paragraph">
@@ -6076,9 +7719,9 @@
     <w:next w:val="BodyText"/>
     <w:qFormat/>
     <w:rPr>
-      <w:rFonts w:ascii="Arial" w:cs="Arial" w:eastAsia="Arial" w:hAnsi="Arial"/>
+      <w:rFonts w:ascii="Calibri" w:cs="Calibri" w:eastAsia="Calibri" w:hAnsi="Calibri"/>
       <w:color w:val="121A33"/>
-      <w:sz w:val="21"/>
+      <w:sz w:val="22"/>
     </w:rPr>
   </w:style>
   <w:style w:customStyle="1" w:styleId="Compact" w:type="paragraph">
@@ -6089,9 +7732,9 @@
       <w:spacing w:after="36" w:before="36"/>
     </w:pPr>
     <w:rPr>
-      <w:rFonts w:ascii="Arial" w:cs="Arial" w:eastAsia="Arial" w:hAnsi="Arial"/>
+      <w:rFonts w:ascii="Calibri" w:cs="Calibri" w:eastAsia="Calibri" w:hAnsi="Calibri"/>
       <w:color w:val="121A33"/>
-      <w:sz w:val="21"/>
+      <w:sz w:val="22"/>
     </w:rPr>
   </w:style>
   <w:style w:styleId="Title" w:type="paragraph">
@@ -6106,11 +7749,11 @@
       <w:jc w:val="center"/>
     </w:pPr>
     <w:rPr>
-      <w:rFonts w:ascii="Arial" w:asciiTheme="majorHAnsi" w:cs="Arial" w:cstheme="majorBidi" w:eastAsia="Arial" w:eastAsiaTheme="majorEastAsia" w:hAnsi="Arial" w:hAnsiTheme="majorHAnsi"/>
+      <w:rFonts w:ascii="Calibri" w:asciiTheme="majorHAnsi" w:cs="Calibri" w:cstheme="majorBidi" w:eastAsia="Calibri" w:eastAsiaTheme="majorEastAsia" w:hAnsi="Calibri" w:hAnsiTheme="majorHAnsi"/>
       <w:b/>
       <w:bCs/>
       <w:color w:val="213368"/>
-      <w:sz w:val="48"/>
+      <w:sz w:val="52"/>
       <w:szCs w:val="36"/>
     </w:rPr>
   </w:style>
@@ -6126,7 +7769,7 @@
       <w:jc w:val="center"/>
     </w:pPr>
     <w:rPr>
-      <w:rFonts w:ascii="Arial" w:cs="Arial" w:eastAsia="Arial" w:hAnsi="Arial"/>
+      <w:rFonts w:ascii="Calibri" w:cs="Calibri" w:eastAsia="Calibri" w:hAnsi="Calibri"/>
       <w:b w:val="0"/>
       <w:color w:val="0B6B66"/>
       <w:sz w:val="26"/>
@@ -6395,9 +8038,9 @@
       <w:ind w:firstLine="0" w:left="480" w:right="480"/>
     </w:pPr>
     <w:rPr>
-      <w:rFonts w:ascii="Arial" w:cs="Arial" w:eastAsia="Arial" w:hAnsi="Arial"/>
+      <w:rFonts w:ascii="Calibri" w:cs="Calibri" w:eastAsia="Calibri" w:hAnsi="Calibri"/>
       <w:color w:val="121A33"/>
-      <w:sz w:val="21"/>
+      <w:sz w:val="22"/>
     </w:rPr>
   </w:style>
   <w:style w:styleId="FootnoteText" w:type="paragraph">
@@ -6420,7 +8063,7 @@
     <w:unhideWhenUsed/>
     <w:qFormat/>
     <w:rPr>
-      <w:rFonts w:ascii="Arial" w:cs="Arial" w:eastAsia="Arial" w:hAnsi="Arial"/>
+      <w:rFonts w:ascii="Calibri" w:cs="Calibri" w:eastAsia="Calibri" w:hAnsi="Calibri"/>
       <w:sz w:val="18"/>
     </w:rPr>
     <w:tblPr>
@@ -6516,7 +8159,8 @@
     <w:basedOn w:val="BodyTextChar"/>
     <w:rPr>
       <w:rFonts w:ascii="Consolas" w:cs="Consolas" w:eastAsia="Consolas" w:hAnsi="Consolas"/>
-      <w:sz w:val="17"/>
+      <w:color w:val="2A3A6E"/>
+      <w:sz w:val="18"/>
     </w:rPr>
   </w:style>
   <w:style w:customStyle="1" w:styleId="SectionNumber" w:type="character">
